--- a/docs/Course_Name.docx
+++ b/docs/Course_Name.docx
@@ -21,19 +21,19 @@
         <w:pStyle w:val="Date"/>
       </w:pPr>
       <w:r>
-        <w:t xml:space="preserve">November</w:t>
-      </w:r>
-      <w:r>
-        <w:t xml:space="preserve"> </w:t>
-      </w:r>
-      <w:r>
-        <w:t xml:space="preserve">14,</w:t>
-      </w:r>
-      <w:r>
-        <w:t xml:space="preserve"> </w:t>
-      </w:r>
-      <w:r>
-        <w:t xml:space="preserve">2025</w:t>
+        <w:t xml:space="preserve">May</w:t>
+      </w:r>
+      <w:r>
+        <w:t xml:space="preserve"> </w:t>
+      </w:r>
+      <w:r>
+        <w:t xml:space="preserve">13,</w:t>
+      </w:r>
+      <w:r>
+        <w:t xml:space="preserve"> </w:t>
+      </w:r>
+      <w:r>
+        <w:t xml:space="preserve">2026</w:t>
       </w:r>
     </w:p>
     <w:sdt>
@@ -20942,7 +20942,7 @@
       </w:r>
     </w:p>
     <w:bookmarkEnd w:id="410"/>
-    <w:bookmarkStart w:id="412" w:name="c-moor-scholars"/>
+    <w:bookmarkStart w:id="416" w:name="troubleshooting"/>
     <w:p>
       <w:pPr>
         <w:pStyle w:val="Heading1"/>
@@ -20957,7 +20957,7 @@
         <w:tab/>
       </w:r>
       <w:r>
-        <w:t xml:space="preserve">C-MOOR Scholars</w:t>
+        <w:t xml:space="preserve">Troubleshooting</w:t>
       </w:r>
     </w:p>
     <w:p>
@@ -20965,56 +20965,18 @@
         <w:pStyle w:val="FirstParagraph"/>
       </w:pPr>
       <w:r>
-        <w:t xml:space="preserve">Meet the C-MOOR Scholars and learn how you can support them</w:t>
-      </w:r>
-    </w:p>
-    <w:p>
-      <w:pPr>
-        <w:numPr>
-          <w:ilvl w:val="0"/>
-          <w:numId w:val="1123"/>
-        </w:numPr>
-        <w:pStyle w:val="Compact"/>
-      </w:pPr>
+        <w:t xml:space="preserve">Science is hard, and getting computers to do what you want sometimes feels impossible.</w:t>
+      </w:r>
+      <w:r>
+        <w:t xml:space="preserve"> </w:t>
+      </w:r>
+      <w:r>
+        <w:t xml:space="preserve">If you need help, join the discussion at</w:t>
+      </w:r>
+      <w:r>
+        <w:t xml:space="preserve"> </w:t>
+      </w:r>
       <w:hyperlink r:id="rId411">
-        <w:r>
-          <w:rPr>
-            <w:rStyle w:val="Hyperlink"/>
-          </w:rPr>
-          <w:t xml:space="preserve">https://www.cloviscollege.edu/alumni-and-community/c-moor/c-moor-scholars.html</w:t>
-        </w:r>
-      </w:hyperlink>
-    </w:p>
-    <w:bookmarkEnd w:id="412"/>
-    <w:bookmarkStart w:id="414" w:name="online-community"/>
-    <w:p>
-      <w:pPr>
-        <w:pStyle w:val="Heading1"/>
-      </w:pPr>
-      <w:r>
-        <w:rPr>
-          <w:rStyle w:val="SectionNumber"/>
-        </w:rPr>
-        <w:t xml:space="preserve">12</w:t>
-      </w:r>
-      <w:r>
-        <w:tab/>
-      </w:r>
-      <w:r>
-        <w:t xml:space="preserve">Online Community</w:t>
-      </w:r>
-    </w:p>
-    <w:p>
-      <w:pPr>
-        <w:pStyle w:val="FirstParagraph"/>
-      </w:pPr>
-      <w:r>
-        <w:t xml:space="preserve">Join the discussion at</w:t>
-      </w:r>
-      <w:r>
-        <w:t xml:space="preserve"> </w:t>
-      </w:r>
-      <w:hyperlink r:id="rId413">
         <w:r>
           <w:rPr>
             <w:rStyle w:val="Hyperlink"/>
@@ -21022,9 +20984,79 @@
           <w:t xml:space="preserve">https://help.c-moor.org</w:t>
         </w:r>
       </w:hyperlink>
-    </w:p>
-    <w:bookmarkEnd w:id="414"/>
-    <w:bookmarkStart w:id="415" w:name="competencies-table"/>
+      <w:r>
+        <w:t xml:space="preserve">!</w:t>
+      </w:r>
+      <w:r>
+        <w:t xml:space="preserve"> </w:t>
+      </w:r>
+      <w:r>
+        <w:t xml:space="preserve">For advice on how to write a good question (so you are likely to get useful answers), see</w:t>
+      </w:r>
+      <w:r>
+        <w:t xml:space="preserve"> </w:t>
+      </w:r>
+      <w:hyperlink r:id="rId412">
+        <w:r>
+          <w:rPr>
+            <w:rStyle w:val="Hyperlink"/>
+          </w:rPr>
+          <w:t xml:space="preserve">this StackOverflow post</w:t>
+        </w:r>
+      </w:hyperlink>
+      <w:r>
+        <w:t xml:space="preserve">.</w:t>
+      </w:r>
+    </w:p>
+    <w:p>
+      <w:pPr>
+        <w:pStyle w:val="BodyText"/>
+      </w:pPr>
+      <w:r>
+        <w:drawing>
+          <wp:inline>
+            <wp:extent cx="5334000" cy="3000375"/>
+            <wp:effectExtent b="0" l="0" r="0" t="0"/>
+            <wp:docPr descr="" title="" id="414" name="Picture"/>
+            <a:graphic>
+              <a:graphicData uri="http://schemas.openxmlformats.org/drawingml/2006/picture">
+                <pic:pic>
+                  <pic:nvPicPr>
+                    <pic:cNvPr descr="troubleshooting_files/figure-docx//1rWH7VTcPV1juH0E9NI-X6evMIKzgn1MQKlf_CRzT73w_g3df5a479a76_0_11.png" id="415" name="Picture"/>
+                    <pic:cNvPicPr>
+                      <a:picLocks noChangeArrowheads="1" noChangeAspect="1"/>
+                    </pic:cNvPicPr>
+                  </pic:nvPicPr>
+                  <pic:blipFill>
+                    <a:blip r:embed="rId413"/>
+                    <a:stretch>
+                      <a:fillRect/>
+                    </a:stretch>
+                  </pic:blipFill>
+                  <pic:spPr bwMode="auto">
+                    <a:xfrm>
+                      <a:off x="0" y="0"/>
+                      <a:ext cx="5334000" cy="3000375"/>
+                    </a:xfrm>
+                    <a:prstGeom prst="rect">
+                      <a:avLst/>
+                    </a:prstGeom>
+                    <a:noFill/>
+                    <a:ln w="9525">
+                      <a:noFill/>
+                      <a:headEnd/>
+                      <a:tailEnd/>
+                    </a:ln>
+                  </pic:spPr>
+                </pic:pic>
+              </a:graphicData>
+            </a:graphic>
+          </wp:inline>
+        </w:drawing>
+      </w:r>
+    </w:p>
+    <w:bookmarkEnd w:id="416"/>
+    <w:bookmarkStart w:id="444" w:name="additional-curricula"/>
     <w:p>
       <w:pPr>
         <w:pStyle w:val="Heading1"/>
@@ -21033,6 +21065,1611 @@
         <w:rPr>
           <w:rStyle w:val="SectionNumber"/>
         </w:rPr>
+        <w:t xml:space="preserve">12</w:t>
+      </w:r>
+      <w:r>
+        <w:tab/>
+      </w:r>
+      <w:r>
+        <w:t xml:space="preserve">Additional Curricula</w:t>
+      </w:r>
+    </w:p>
+    <w:p>
+      <w:pPr>
+        <w:pStyle w:val="FirstParagraph"/>
+      </w:pPr>
+      <w:r>
+        <w:t xml:space="preserve">Additional resources and curricula that may be of interest to instructors teaching the miniCURE. If you’ve got something to add,</w:t>
+      </w:r>
+      <w:r>
+        <w:t xml:space="preserve"> </w:t>
+      </w:r>
+      <w:hyperlink r:id="rId411">
+        <w:r>
+          <w:rPr>
+            <w:rStyle w:val="Hyperlink"/>
+          </w:rPr>
+          <w:t xml:space="preserve">let us know</w:t>
+        </w:r>
+      </w:hyperlink>
+      <w:r>
+        <w:t xml:space="preserve">! The C-MOOR team has not reviewed all of these materials, but we are happy to share resources that you find helpful.</w:t>
+      </w:r>
+    </w:p>
+    <w:p>
+      <w:pPr>
+        <w:pStyle w:val="BodyText"/>
+      </w:pPr>
+      <w:r>
+        <w:t xml:space="preserve">Also don’t forget to check</w:t>
+      </w:r>
+      <w:r>
+        <w:t xml:space="preserve"> </w:t>
+      </w:r>
+      <w:hyperlink r:id="rId417">
+        <w:r>
+          <w:rPr>
+            <w:rStyle w:val="Hyperlink"/>
+          </w:rPr>
+          <w:t xml:space="preserve">CourseSource</w:t>
+        </w:r>
+      </w:hyperlink>
+      <w:r>
+        <w:t xml:space="preserve"> </w:t>
+      </w:r>
+      <w:r>
+        <w:t xml:space="preserve">for a large collection of biology curricula covering a wide range of topics, including many CUREs.</w:t>
+      </w:r>
+    </w:p>
+    <w:bookmarkStart w:id="420" w:name="additional-c-moor-curricula"/>
+    <w:p>
+      <w:pPr>
+        <w:pStyle w:val="Heading3"/>
+      </w:pPr>
+      <w:r>
+        <w:t xml:space="preserve">Additional C-MOOR Curricula</w:t>
+      </w:r>
+    </w:p>
+    <w:p>
+      <w:pPr>
+        <w:pStyle w:val="FirstParagraph"/>
+      </w:pPr>
+      <w:r>
+        <w:t xml:space="preserve">miniCUREs and CUREs by the C-MOOR team, covering different types of bioinformatic analyses.</w:t>
+      </w:r>
+      <w:r>
+        <w:t xml:space="preserve"> </w:t>
+      </w:r>
+      <w:hyperlink r:id="rId411">
+        <w:r>
+          <w:rPr>
+            <w:rStyle w:val="Hyperlink"/>
+          </w:rPr>
+          <w:t xml:space="preserve">Contact us</w:t>
+        </w:r>
+      </w:hyperlink>
+      <w:r>
+        <w:t xml:space="preserve"> </w:t>
+      </w:r>
+      <w:r>
+        <w:t xml:space="preserve">if you’d be interested in partnering with us to develop and test these materials.</w:t>
+      </w:r>
+    </w:p>
+    <w:tbl>
+      <w:tblPr>
+        <w:tblStyle w:val="Table"/>
+        <w:tblW w:type="pct" w:w="5000"/>
+        <w:tblLook w:firstRow="1" w:lastRow="0" w:firstColumn="0" w:lastColumn="0" w:noHBand="0" w:noVBand="0" w:val="0020"/>
+        <w:jc w:val="start"/>
+      </w:tblPr>
+      <w:tblGrid>
+        <w:gridCol w:w="3168"/>
+        <w:gridCol w:w="2640"/>
+        <w:gridCol w:w="1056"/>
+        <w:gridCol w:w="1056"/>
+      </w:tblGrid>
+      <w:tr>
+        <w:trPr>
+          <w:tblHeader w:val="true"/>
+        </w:trPr>
+        <w:tc>
+          <w:tcPr/>
+          <w:p>
+            <w:pPr>
+              <w:pStyle w:val="Compact"/>
+              <w:jc w:val="left"/>
+            </w:pPr>
+            <w:r>
+              <w:t xml:space="preserve">Name</w:t>
+            </w:r>
+          </w:p>
+        </w:tc>
+        <w:tc>
+          <w:tcPr/>
+          <w:p>
+            <w:pPr>
+              <w:pStyle w:val="Compact"/>
+              <w:jc w:val="left"/>
+            </w:pPr>
+            <w:r>
+              <w:t xml:space="preserve">Topic(s)</w:t>
+            </w:r>
+          </w:p>
+        </w:tc>
+        <w:tc>
+          <w:tcPr/>
+          <w:p>
+            <w:pPr>
+              <w:pStyle w:val="Compact"/>
+              <w:jc w:val="left"/>
+            </w:pPr>
+            <w:r>
+              <w:t xml:space="preserve">Length</w:t>
+            </w:r>
+          </w:p>
+        </w:tc>
+        <w:tc>
+          <w:tcPr/>
+          <w:p>
+            <w:pPr>
+              <w:pStyle w:val="Compact"/>
+              <w:jc w:val="left"/>
+            </w:pPr>
+            <w:r>
+              <w:t xml:space="preserve">Status</w:t>
+            </w:r>
+          </w:p>
+        </w:tc>
+      </w:tr>
+      <w:tr>
+        <w:tc>
+          <w:tcPr/>
+          <w:p>
+            <w:pPr>
+              <w:pStyle w:val="Compact"/>
+              <w:jc w:val="left"/>
+            </w:pPr>
+            <w:hyperlink r:id="rId418">
+              <w:r>
+                <w:rPr>
+                  <w:rStyle w:val="Hyperlink"/>
+                </w:rPr>
+                <w:t xml:space="preserve">16S Microbiome miniCURE</w:t>
+              </w:r>
+            </w:hyperlink>
+          </w:p>
+        </w:tc>
+        <w:tc>
+          <w:tcPr/>
+          <w:p>
+            <w:pPr>
+              <w:pStyle w:val="Compact"/>
+              <w:jc w:val="left"/>
+            </w:pPr>
+            <w:r>
+              <w:t xml:space="preserve">Microbiome</w:t>
+            </w:r>
+          </w:p>
+        </w:tc>
+        <w:tc>
+          <w:tcPr/>
+          <w:p>
+            <w:pPr>
+              <w:pStyle w:val="Compact"/>
+              <w:jc w:val="left"/>
+            </w:pPr>
+            <w:r>
+              <w:t xml:space="preserve">3 labs + Project Work</w:t>
+            </w:r>
+          </w:p>
+        </w:tc>
+        <w:tc>
+          <w:tcPr/>
+          <w:p>
+            <w:pPr>
+              <w:pStyle w:val="Compact"/>
+              <w:jc w:val="left"/>
+            </w:pPr>
+            <w:r>
+              <w:t xml:space="preserve">Under development</w:t>
+            </w:r>
+          </w:p>
+        </w:tc>
+      </w:tr>
+      <w:tr>
+        <w:tc>
+          <w:tcPr/>
+          <w:p>
+            <w:pPr>
+              <w:pStyle w:val="Compact"/>
+              <w:jc w:val="left"/>
+            </w:pPr>
+            <w:hyperlink r:id="rId419">
+              <w:r>
+                <w:rPr>
+                  <w:rStyle w:val="Hyperlink"/>
+                </w:rPr>
+                <w:t xml:space="preserve">Microbial Mysteries</w:t>
+              </w:r>
+            </w:hyperlink>
+          </w:p>
+        </w:tc>
+        <w:tc>
+          <w:tcPr/>
+          <w:p>
+            <w:pPr>
+              <w:pStyle w:val="Compact"/>
+              <w:jc w:val="left"/>
+            </w:pPr>
+            <w:r>
+              <w:t xml:space="preserve">Metagenomics</w:t>
+            </w:r>
+          </w:p>
+        </w:tc>
+        <w:tc>
+          <w:tcPr/>
+          <w:p>
+            <w:pPr>
+              <w:pStyle w:val="Compact"/>
+              <w:jc w:val="left"/>
+            </w:pPr>
+            <w:r>
+              <w:t xml:space="preserve">1 semester</w:t>
+            </w:r>
+          </w:p>
+        </w:tc>
+        <w:tc>
+          <w:tcPr/>
+          <w:p>
+            <w:pPr>
+              <w:pStyle w:val="Compact"/>
+              <w:jc w:val="left"/>
+            </w:pPr>
+            <w:r>
+              <w:t xml:space="preserve">beta-testing</w:t>
+            </w:r>
+          </w:p>
+        </w:tc>
+      </w:tr>
+      <w:tr>
+        <w:tc>
+          <w:tcPr/>
+          <w:p>
+            <w:pPr>
+              <w:pStyle w:val="Compact"/>
+              <w:jc w:val="left"/>
+            </w:pPr>
+            <w:r>
+              <w:t xml:space="preserve">scRNA-seq CURE</w:t>
+            </w:r>
+          </w:p>
+        </w:tc>
+        <w:tc>
+          <w:tcPr/>
+          <w:p>
+            <w:pPr>
+              <w:pStyle w:val="Compact"/>
+              <w:jc w:val="left"/>
+            </w:pPr>
+            <w:r>
+              <w:t xml:space="preserve">Single-cell RNA-seq</w:t>
+            </w:r>
+          </w:p>
+        </w:tc>
+        <w:tc>
+          <w:tcPr/>
+          <w:p>
+            <w:pPr>
+              <w:pStyle w:val="Compact"/>
+              <w:jc w:val="left"/>
+            </w:pPr>
+            <w:r>
+              <w:t xml:space="preserve">1 semester</w:t>
+            </w:r>
+          </w:p>
+        </w:tc>
+        <w:tc>
+          <w:tcPr/>
+          <w:p>
+            <w:pPr>
+              <w:pStyle w:val="Compact"/>
+              <w:jc w:val="left"/>
+            </w:pPr>
+            <w:r>
+              <w:t xml:space="preserve">piloted</w:t>
+            </w:r>
+          </w:p>
+        </w:tc>
+      </w:tr>
+    </w:tbl>
+    <w:bookmarkEnd w:id="420"/>
+    <w:bookmarkStart w:id="425" w:name="expanding-on-the-rna-seq-process"/>
+    <w:p>
+      <w:pPr>
+        <w:pStyle w:val="Heading3"/>
+      </w:pPr>
+      <w:r>
+        <w:t xml:space="preserve">Expanding on the RNA-seq Process</w:t>
+      </w:r>
+    </w:p>
+    <w:p>
+      <w:pPr>
+        <w:pStyle w:val="FirstParagraph"/>
+      </w:pPr>
+      <w:r>
+        <w:t xml:space="preserve">Additional CUREs for instructors who wish to explore different research questions or go into more depth on various parts of the RNA-seq process.</w:t>
+      </w:r>
+    </w:p>
+    <w:tbl>
+      <w:tblPr>
+        <w:tblStyle w:val="Table"/>
+        <w:tblW w:type="pct" w:w="5000"/>
+        <w:tblLook w:firstRow="1" w:lastRow="0" w:firstColumn="0" w:lastColumn="0" w:noHBand="0" w:noVBand="0" w:val="0020"/>
+        <w:jc w:val="start"/>
+      </w:tblPr>
+      <w:tblGrid>
+        <w:gridCol w:w="3300"/>
+        <w:gridCol w:w="1540"/>
+        <w:gridCol w:w="1320"/>
+        <w:gridCol w:w="1760"/>
+      </w:tblGrid>
+      <w:tr>
+        <w:trPr>
+          <w:tblHeader w:val="true"/>
+        </w:trPr>
+        <w:tc>
+          <w:tcPr/>
+          <w:p>
+            <w:pPr>
+              <w:pStyle w:val="Compact"/>
+              <w:jc w:val="left"/>
+            </w:pPr>
+            <w:r>
+              <w:t xml:space="preserve">Name/Research Topic</w:t>
+            </w:r>
+          </w:p>
+        </w:tc>
+        <w:tc>
+          <w:tcPr/>
+          <w:p>
+            <w:pPr>
+              <w:pStyle w:val="Compact"/>
+              <w:jc w:val="left"/>
+            </w:pPr>
+            <w:r>
+              <w:t xml:space="preserve">Length</w:t>
+            </w:r>
+          </w:p>
+        </w:tc>
+        <w:tc>
+          <w:tcPr/>
+          <w:p>
+            <w:pPr>
+              <w:pStyle w:val="Compact"/>
+              <w:jc w:val="center"/>
+            </w:pPr>
+            <w:r>
+              <w:t xml:space="preserve">Wet Lab</w:t>
+            </w:r>
+          </w:p>
+        </w:tc>
+        <w:tc>
+          <w:tcPr/>
+          <w:p>
+            <w:pPr>
+              <w:pStyle w:val="Compact"/>
+              <w:jc w:val="center"/>
+            </w:pPr>
+            <w:r>
+              <w:t xml:space="preserve">Computing</w:t>
+            </w:r>
+          </w:p>
+        </w:tc>
+      </w:tr>
+      <w:tr>
+        <w:tc>
+          <w:tcPr/>
+          <w:p>
+            <w:pPr>
+              <w:pStyle w:val="Compact"/>
+              <w:jc w:val="left"/>
+            </w:pPr>
+            <w:hyperlink r:id="rId421">
+              <w:r>
+                <w:rPr>
+                  <w:rStyle w:val="Hyperlink"/>
+                </w:rPr>
+                <w:t xml:space="preserve">Maize response to abiotic stress</w:t>
+              </w:r>
+            </w:hyperlink>
+          </w:p>
+        </w:tc>
+        <w:tc>
+          <w:tcPr/>
+          <w:p>
+            <w:pPr>
+              <w:pStyle w:val="Compact"/>
+              <w:jc w:val="left"/>
+            </w:pPr>
+            <w:r>
+              <w:t xml:space="preserve">3 weeks</w:t>
+            </w:r>
+          </w:p>
+        </w:tc>
+        <w:tc>
+          <w:tcPr/>
+          <w:p>
+            <w:pPr>
+              <w:pStyle w:val="Compact"/>
+              <w:jc w:val="center"/>
+            </w:pPr>
+            <w:r>
+              <w:rPr>
+                <w:bCs/>
+                <w:b/>
+              </w:rPr>
+              <w:t xml:space="preserve">Yes</w:t>
+            </w:r>
+          </w:p>
+        </w:tc>
+        <w:tc>
+          <w:tcPr/>
+          <w:p>
+            <w:pPr>
+              <w:pStyle w:val="Compact"/>
+              <w:jc w:val="center"/>
+            </w:pPr>
+            <w:r>
+              <w:rPr>
+                <w:bCs/>
+                <w:b/>
+              </w:rPr>
+              <w:t xml:space="preserve">Yes</w:t>
+            </w:r>
+            <w:r>
+              <w:t xml:space="preserve"> </w:t>
+            </w:r>
+            <w:r>
+              <w:t xml:space="preserve">(R)</w:t>
+            </w:r>
+          </w:p>
+        </w:tc>
+      </w:tr>
+      <w:tr>
+        <w:tc>
+          <w:tcPr/>
+          <w:p>
+            <w:pPr>
+              <w:pStyle w:val="Compact"/>
+              <w:jc w:val="left"/>
+            </w:pPr>
+            <w:hyperlink r:id="rId422">
+              <w:r>
+                <w:rPr>
+                  <w:rStyle w:val="Hyperlink"/>
+                </w:rPr>
+                <w:t xml:space="preserve">Effect of sequencing quality on inference of sex differences in gene expression in human placenta</w:t>
+              </w:r>
+            </w:hyperlink>
+          </w:p>
+        </w:tc>
+        <w:tc>
+          <w:tcPr/>
+          <w:p>
+            <w:pPr>
+              <w:pStyle w:val="Compact"/>
+              <w:jc w:val="left"/>
+            </w:pPr>
+            <w:r>
+              <w:t xml:space="preserve">7.5 weeks CURE, required 7.5 week pre-req computing course</w:t>
+            </w:r>
+          </w:p>
+        </w:tc>
+        <w:tc>
+          <w:tcPr/>
+          <w:p>
+            <w:pPr>
+              <w:pStyle w:val="Compact"/>
+              <w:jc w:val="center"/>
+            </w:pPr>
+            <w:r>
+              <w:rPr>
+                <w:bCs/>
+                <w:b/>
+              </w:rPr>
+              <w:t xml:space="preserve">No</w:t>
+            </w:r>
+          </w:p>
+        </w:tc>
+        <w:tc>
+          <w:tcPr/>
+          <w:p>
+            <w:pPr>
+              <w:pStyle w:val="Compact"/>
+              <w:jc w:val="center"/>
+            </w:pPr>
+            <w:r>
+              <w:rPr>
+                <w:bCs/>
+                <w:b/>
+              </w:rPr>
+              <w:t xml:space="preserve">Yes</w:t>
+            </w:r>
+            <w:r>
+              <w:t xml:space="preserve"> </w:t>
+            </w:r>
+            <w:r>
+              <w:t xml:space="preserve">(R)</w:t>
+            </w:r>
+          </w:p>
+        </w:tc>
+      </w:tr>
+      <w:tr>
+        <w:tc>
+          <w:tcPr/>
+          <w:p>
+            <w:pPr>
+              <w:pStyle w:val="Compact"/>
+              <w:jc w:val="left"/>
+            </w:pPr>
+            <w:hyperlink r:id="rId423">
+              <w:r>
+                <w:rPr>
+                  <w:rStyle w:val="Hyperlink"/>
+                </w:rPr>
+                <w:t xml:space="preserve">Plant response to light</w:t>
+              </w:r>
+            </w:hyperlink>
+          </w:p>
+        </w:tc>
+        <w:tc>
+          <w:tcPr/>
+          <w:p>
+            <w:pPr>
+              <w:pStyle w:val="Compact"/>
+              <w:jc w:val="left"/>
+            </w:pPr>
+            <w:r>
+              <w:t xml:space="preserve">1 semester</w:t>
+            </w:r>
+          </w:p>
+        </w:tc>
+        <w:tc>
+          <w:tcPr/>
+          <w:p>
+            <w:pPr>
+              <w:pStyle w:val="Compact"/>
+              <w:jc w:val="center"/>
+            </w:pPr>
+            <w:r>
+              <w:rPr>
+                <w:bCs/>
+                <w:b/>
+              </w:rPr>
+              <w:t xml:space="preserve">Yes</w:t>
+            </w:r>
+          </w:p>
+        </w:tc>
+        <w:tc>
+          <w:tcPr/>
+          <w:p>
+            <w:pPr>
+              <w:pStyle w:val="Compact"/>
+              <w:jc w:val="center"/>
+            </w:pPr>
+            <w:r>
+              <w:rPr>
+                <w:bCs/>
+                <w:b/>
+              </w:rPr>
+              <w:t xml:space="preserve">Yes</w:t>
+            </w:r>
+            <w:r>
+              <w:t xml:space="preserve"> </w:t>
+            </w:r>
+            <w:r>
+              <w:t xml:space="preserve">(Cyverse,R)</w:t>
+            </w:r>
+          </w:p>
+        </w:tc>
+      </w:tr>
+      <w:tr>
+        <w:tc>
+          <w:tcPr/>
+          <w:p>
+            <w:pPr>
+              <w:pStyle w:val="Compact"/>
+              <w:jc w:val="left"/>
+            </w:pPr>
+            <w:hyperlink r:id="rId424">
+              <w:r>
+                <w:rPr>
+                  <w:rStyle w:val="Hyperlink"/>
+                </w:rPr>
+                <w:t xml:space="preserve">Yeast environmental stress response</w:t>
+              </w:r>
+            </w:hyperlink>
+          </w:p>
+        </w:tc>
+        <w:tc>
+          <w:tcPr/>
+          <w:p>
+            <w:pPr>
+              <w:pStyle w:val="Compact"/>
+              <w:jc w:val="left"/>
+            </w:pPr>
+            <w:r>
+              <w:t xml:space="preserve">2 semesters</w:t>
+            </w:r>
+          </w:p>
+        </w:tc>
+        <w:tc>
+          <w:tcPr/>
+          <w:p>
+            <w:pPr>
+              <w:pStyle w:val="Compact"/>
+              <w:jc w:val="center"/>
+            </w:pPr>
+            <w:r>
+              <w:rPr>
+                <w:bCs/>
+                <w:b/>
+              </w:rPr>
+              <w:t xml:space="preserve">Yes</w:t>
+            </w:r>
+          </w:p>
+        </w:tc>
+        <w:tc>
+          <w:tcPr/>
+          <w:p>
+            <w:pPr>
+              <w:pStyle w:val="Compact"/>
+              <w:jc w:val="center"/>
+            </w:pPr>
+            <w:r>
+              <w:t xml:space="preserve">?</w:t>
+            </w:r>
+          </w:p>
+        </w:tc>
+      </w:tr>
+    </w:tbl>
+    <w:bookmarkEnd w:id="425"/>
+    <w:bookmarkStart w:id="431" w:name="other-genomics-minicures"/>
+    <w:p>
+      <w:pPr>
+        <w:pStyle w:val="Heading3"/>
+      </w:pPr>
+      <w:r>
+        <w:t xml:space="preserve">Other Genomics miniCUREs</w:t>
+      </w:r>
+    </w:p>
+    <w:p>
+      <w:pPr>
+        <w:pStyle w:val="FirstParagraph"/>
+      </w:pPr>
+      <w:r>
+        <w:t xml:space="preserve">miniCUREs focusing on different types of genomic analyses.</w:t>
+      </w:r>
+    </w:p>
+    <w:tbl>
+      <w:tblPr>
+        <w:tblStyle w:val="Table"/>
+        <w:tblW w:type="pct" w:w="5000"/>
+        <w:tblLook w:firstRow="1" w:lastRow="0" w:firstColumn="0" w:lastColumn="0" w:noHBand="0" w:noVBand="0" w:val="0020"/>
+        <w:jc w:val="start"/>
+      </w:tblPr>
+      <w:tblGrid>
+        <w:gridCol w:w="3300"/>
+        <w:gridCol w:w="1540"/>
+        <w:gridCol w:w="1320"/>
+        <w:gridCol w:w="1760"/>
+      </w:tblGrid>
+      <w:tr>
+        <w:trPr>
+          <w:tblHeader w:val="true"/>
+        </w:trPr>
+        <w:tc>
+          <w:tcPr/>
+          <w:p>
+            <w:pPr>
+              <w:pStyle w:val="Compact"/>
+              <w:jc w:val="left"/>
+            </w:pPr>
+            <w:r>
+              <w:t xml:space="preserve">Name/Research Topic</w:t>
+            </w:r>
+          </w:p>
+        </w:tc>
+        <w:tc>
+          <w:tcPr/>
+          <w:p>
+            <w:pPr>
+              <w:pStyle w:val="Compact"/>
+              <w:jc w:val="left"/>
+            </w:pPr>
+            <w:r>
+              <w:t xml:space="preserve">Length</w:t>
+            </w:r>
+          </w:p>
+        </w:tc>
+        <w:tc>
+          <w:tcPr/>
+          <w:p>
+            <w:pPr>
+              <w:pStyle w:val="Compact"/>
+              <w:jc w:val="center"/>
+            </w:pPr>
+            <w:r>
+              <w:t xml:space="preserve">Wet Lab</w:t>
+            </w:r>
+          </w:p>
+        </w:tc>
+        <w:tc>
+          <w:tcPr/>
+          <w:p>
+            <w:pPr>
+              <w:pStyle w:val="Compact"/>
+              <w:jc w:val="center"/>
+            </w:pPr>
+            <w:r>
+              <w:t xml:space="preserve">Computing</w:t>
+            </w:r>
+          </w:p>
+        </w:tc>
+      </w:tr>
+      <w:tr>
+        <w:tc>
+          <w:tcPr/>
+          <w:p>
+            <w:pPr>
+              <w:pStyle w:val="Compact"/>
+              <w:jc w:val="left"/>
+            </w:pPr>
+            <w:hyperlink r:id="rId426">
+              <w:r>
+                <w:rPr>
+                  <w:rStyle w:val="Hyperlink"/>
+                </w:rPr>
+                <w:t xml:space="preserve">Genomics Education Partnership (</w:t>
+              </w:r>
+              <w:r>
+                <w:rPr>
+                  <w:rStyle w:val="Hyperlink"/>
+                  <w:iCs/>
+                  <w:i/>
+                </w:rPr>
+                <w:t xml:space="preserve">Drosophila</w:t>
+              </w:r>
+              <w:r>
+                <w:rPr>
+                  <w:rStyle w:val="Hyperlink"/>
+                </w:rPr>
+                <w:t xml:space="preserve"> </w:t>
+              </w:r>
+              <w:r>
+                <w:rPr>
+                  <w:rStyle w:val="Hyperlink"/>
+                </w:rPr>
+                <w:t xml:space="preserve">genomics)</w:t>
+              </w:r>
+            </w:hyperlink>
+          </w:p>
+        </w:tc>
+        <w:tc>
+          <w:tcPr/>
+          <w:p>
+            <w:pPr>
+              <w:pStyle w:val="Compact"/>
+              <w:jc w:val="left"/>
+            </w:pPr>
+            <w:r>
+              <w:t xml:space="preserve">flexible</w:t>
+            </w:r>
+          </w:p>
+        </w:tc>
+        <w:tc>
+          <w:tcPr/>
+          <w:p>
+            <w:pPr>
+              <w:pStyle w:val="Compact"/>
+              <w:jc w:val="center"/>
+            </w:pPr>
+            <w:r>
+              <w:rPr>
+                <w:bCs/>
+                <w:b/>
+              </w:rPr>
+              <w:t xml:space="preserve">No</w:t>
+            </w:r>
+          </w:p>
+        </w:tc>
+        <w:tc>
+          <w:tcPr/>
+          <w:p>
+            <w:pPr>
+              <w:pStyle w:val="Compact"/>
+              <w:jc w:val="center"/>
+            </w:pPr>
+            <w:r>
+              <w:rPr>
+                <w:bCs/>
+                <w:b/>
+              </w:rPr>
+              <w:t xml:space="preserve">Yes</w:t>
+            </w:r>
+            <w:r>
+              <w:t xml:space="preserve"> </w:t>
+            </w:r>
+            <w:r>
+              <w:t xml:space="preserve">(many options)</w:t>
+            </w:r>
+          </w:p>
+        </w:tc>
+      </w:tr>
+      <w:tr>
+        <w:tc>
+          <w:tcPr/>
+          <w:p>
+            <w:pPr>
+              <w:pStyle w:val="Compact"/>
+              <w:jc w:val="left"/>
+            </w:pPr>
+            <w:hyperlink r:id="rId427">
+              <w:r>
+                <w:rPr>
+                  <w:rStyle w:val="Hyperlink"/>
+                </w:rPr>
+                <w:t xml:space="preserve">Nanopore Sequencing to Assemble and Compare Chloroplast Genomes</w:t>
+              </w:r>
+            </w:hyperlink>
+          </w:p>
+        </w:tc>
+        <w:tc>
+          <w:tcPr/>
+          <w:p>
+            <w:pPr>
+              <w:pStyle w:val="Compact"/>
+              <w:jc w:val="left"/>
+            </w:pPr>
+            <w:r>
+              <w:t xml:space="preserve">2-3 weeks</w:t>
+            </w:r>
+          </w:p>
+        </w:tc>
+        <w:tc>
+          <w:tcPr/>
+          <w:p>
+            <w:pPr>
+              <w:pStyle w:val="Compact"/>
+              <w:jc w:val="center"/>
+            </w:pPr>
+            <w:r>
+              <w:rPr>
+                <w:bCs/>
+                <w:b/>
+              </w:rPr>
+              <w:t xml:space="preserve">Yes</w:t>
+            </w:r>
+          </w:p>
+        </w:tc>
+        <w:tc>
+          <w:tcPr/>
+          <w:p>
+            <w:pPr>
+              <w:pStyle w:val="Compact"/>
+              <w:jc w:val="center"/>
+            </w:pPr>
+            <w:r>
+              <w:rPr>
+                <w:bCs/>
+                <w:b/>
+              </w:rPr>
+              <w:t xml:space="preserve">Yes</w:t>
+            </w:r>
+            <w:r>
+              <w:t xml:space="preserve"> </w:t>
+            </w:r>
+            <w:r>
+              <w:t xml:space="preserve">(Notebook-based pipeline)</w:t>
+            </w:r>
+          </w:p>
+        </w:tc>
+      </w:tr>
+      <w:tr>
+        <w:tc>
+          <w:tcPr/>
+          <w:p>
+            <w:pPr>
+              <w:pStyle w:val="Compact"/>
+              <w:jc w:val="left"/>
+            </w:pPr>
+            <w:hyperlink r:id="rId428">
+              <w:r>
+                <w:rPr>
+                  <w:rStyle w:val="Hyperlink"/>
+                </w:rPr>
+                <w:t xml:space="preserve">Allen Brain Map</w:t>
+              </w:r>
+            </w:hyperlink>
+          </w:p>
+        </w:tc>
+        <w:tc>
+          <w:tcPr/>
+          <w:p>
+            <w:pPr>
+              <w:pStyle w:val="Compact"/>
+              <w:jc w:val="left"/>
+            </w:pPr>
+            <w:r>
+              <w:t xml:space="preserve">4 weeks</w:t>
+            </w:r>
+          </w:p>
+        </w:tc>
+        <w:tc>
+          <w:tcPr/>
+          <w:p>
+            <w:pPr>
+              <w:pStyle w:val="Compact"/>
+              <w:jc w:val="center"/>
+            </w:pPr>
+            <w:r>
+              <w:rPr>
+                <w:bCs/>
+                <w:b/>
+              </w:rPr>
+              <w:t xml:space="preserve">No</w:t>
+            </w:r>
+          </w:p>
+        </w:tc>
+        <w:tc>
+          <w:tcPr/>
+          <w:p>
+            <w:pPr>
+              <w:pStyle w:val="Compact"/>
+              <w:jc w:val="center"/>
+            </w:pPr>
+            <w:r>
+              <w:rPr>
+                <w:bCs/>
+                <w:b/>
+              </w:rPr>
+              <w:t xml:space="preserve">Yes</w:t>
+            </w:r>
+            <w:r>
+              <w:t xml:space="preserve"> </w:t>
+            </w:r>
+            <w:r>
+              <w:t xml:space="preserve">(GUI)</w:t>
+            </w:r>
+          </w:p>
+        </w:tc>
+      </w:tr>
+      <w:tr>
+        <w:tc>
+          <w:tcPr/>
+          <w:p>
+            <w:pPr>
+              <w:pStyle w:val="Compact"/>
+              <w:jc w:val="left"/>
+            </w:pPr>
+            <w:hyperlink r:id="rId429">
+              <w:r>
+                <w:rPr>
+                  <w:rStyle w:val="Hyperlink"/>
+                </w:rPr>
+                <w:t xml:space="preserve">San Diego Biodiversity Project (DNA barcoding of invertebrates)</w:t>
+              </w:r>
+            </w:hyperlink>
+          </w:p>
+        </w:tc>
+        <w:tc>
+          <w:tcPr/>
+          <w:p>
+            <w:pPr>
+              <w:pStyle w:val="Compact"/>
+              <w:jc w:val="left"/>
+            </w:pPr>
+            <w:r>
+              <w:t xml:space="preserve">1 month</w:t>
+            </w:r>
+          </w:p>
+        </w:tc>
+        <w:tc>
+          <w:tcPr/>
+          <w:p>
+            <w:pPr>
+              <w:pStyle w:val="Compact"/>
+              <w:jc w:val="center"/>
+            </w:pPr>
+            <w:r>
+              <w:rPr>
+                <w:bCs/>
+                <w:b/>
+              </w:rPr>
+              <w:t xml:space="preserve">Yes</w:t>
+            </w:r>
+          </w:p>
+        </w:tc>
+        <w:tc>
+          <w:tcPr/>
+          <w:p>
+            <w:pPr>
+              <w:pStyle w:val="Compact"/>
+              <w:jc w:val="center"/>
+            </w:pPr>
+            <w:r>
+              <w:rPr>
+                <w:bCs/>
+                <w:b/>
+              </w:rPr>
+              <w:t xml:space="preserve">Yes</w:t>
+            </w:r>
+            <w:r>
+              <w:t xml:space="preserve"> </w:t>
+            </w:r>
+            <w:r>
+              <w:t xml:space="preserve">(varied across institutions)</w:t>
+            </w:r>
+          </w:p>
+        </w:tc>
+      </w:tr>
+      <w:tr>
+        <w:tc>
+          <w:tcPr/>
+          <w:p>
+            <w:pPr>
+              <w:pStyle w:val="Compact"/>
+              <w:jc w:val="left"/>
+            </w:pPr>
+            <w:hyperlink r:id="rId430">
+              <w:r>
+                <w:rPr>
+                  <w:rStyle w:val="Hyperlink"/>
+                </w:rPr>
+                <w:t xml:space="preserve">Bean Beetle Microbiome Project</w:t>
+              </w:r>
+            </w:hyperlink>
+          </w:p>
+        </w:tc>
+        <w:tc>
+          <w:tcPr/>
+          <w:p>
+            <w:pPr>
+              <w:pStyle w:val="Compact"/>
+              <w:jc w:val="left"/>
+            </w:pPr>
+            <w:r>
+              <w:t xml:space="preserve">6 weeks or 12 weeks</w:t>
+            </w:r>
+          </w:p>
+        </w:tc>
+        <w:tc>
+          <w:tcPr/>
+          <w:p>
+            <w:pPr>
+              <w:pStyle w:val="Compact"/>
+              <w:jc w:val="center"/>
+            </w:pPr>
+            <w:r>
+              <w:rPr>
+                <w:bCs/>
+                <w:b/>
+              </w:rPr>
+              <w:t xml:space="preserve">Yes</w:t>
+            </w:r>
+          </w:p>
+        </w:tc>
+        <w:tc>
+          <w:tcPr/>
+          <w:p>
+            <w:pPr>
+              <w:pStyle w:val="Compact"/>
+              <w:jc w:val="center"/>
+            </w:pPr>
+            <w:r>
+              <w:rPr>
+                <w:bCs/>
+                <w:b/>
+              </w:rPr>
+              <w:t xml:space="preserve">Yes</w:t>
+            </w:r>
+            <w:r>
+              <w:t xml:space="preserve"> </w:t>
+            </w:r>
+            <w:r>
+              <w:t xml:space="preserve">(6-week:BLAST, 12-week:DNA Subway, R)</w:t>
+            </w:r>
+          </w:p>
+        </w:tc>
+      </w:tr>
+    </w:tbl>
+    <w:bookmarkEnd w:id="431"/>
+    <w:bookmarkStart w:id="435" w:name="diving-deeper-into-r"/>
+    <w:p>
+      <w:pPr>
+        <w:pStyle w:val="Heading3"/>
+      </w:pPr>
+      <w:r>
+        <w:t xml:space="preserve">Diving Deeper into R</w:t>
+      </w:r>
+    </w:p>
+    <w:p>
+      <w:pPr>
+        <w:pStyle w:val="FirstParagraph"/>
+      </w:pPr>
+      <w:r>
+        <w:t xml:space="preserve">We recommend thinking carefully about your goals for students with regards to coding and RNA-seq analysis, and where the miniCURE fits in their journey.</w:t>
+      </w:r>
+      <w:r>
+        <w:t xml:space="preserve"> </w:t>
+      </w:r>
+      <w:r>
+        <w:t xml:space="preserve">We know this miniCURE only brushes the surface, and it is very tempting to add more.</w:t>
+      </w:r>
+      <w:r>
+        <w:t xml:space="preserve"> </w:t>
+      </w:r>
+      <w:r>
+        <w:t xml:space="preserve">For our first-year students, we found that backing off on the coding helped give them bandwidth to concentrate on the biology and scientific thinking, with the goal of attracting them to semester-long classes that have space to go deeper.</w:t>
+      </w:r>
+      <w:r>
+        <w:t xml:space="preserve"> </w:t>
+      </w:r>
+      <w:r>
+        <w:t xml:space="preserve">If you would like to dive a bit deeper into R, here are some useful resources:</w:t>
+      </w:r>
+    </w:p>
+    <w:tbl>
+      <w:tblPr>
+        <w:tblStyle w:val="Table"/>
+        <w:tblW w:type="pct" w:w="5000"/>
+        <w:tblLook w:firstRow="1" w:lastRow="0" w:firstColumn="0" w:lastColumn="0" w:noHBand="0" w:noVBand="0" w:val="0020"/>
+        <w:jc w:val="start"/>
+      </w:tblPr>
+      <w:tblGrid>
+        <w:gridCol w:w="3960"/>
+        <w:gridCol w:w="3960"/>
+      </w:tblGrid>
+      <w:tr>
+        <w:trPr>
+          <w:tblHeader w:val="true"/>
+        </w:trPr>
+        <w:tc>
+          <w:tcPr/>
+          <w:p>
+            <w:pPr>
+              <w:pStyle w:val="Compact"/>
+              <w:jc w:val="left"/>
+            </w:pPr>
+            <w:r>
+              <w:t xml:space="preserve">Name</w:t>
+            </w:r>
+          </w:p>
+        </w:tc>
+        <w:tc>
+          <w:tcPr/>
+          <w:p>
+            <w:pPr>
+              <w:pStyle w:val="Compact"/>
+              <w:jc w:val="left"/>
+            </w:pPr>
+            <w:r>
+              <w:t xml:space="preserve">Description</w:t>
+            </w:r>
+          </w:p>
+        </w:tc>
+      </w:tr>
+      <w:tr>
+        <w:tc>
+          <w:tcPr/>
+          <w:p>
+            <w:pPr>
+              <w:pStyle w:val="Compact"/>
+              <w:jc w:val="left"/>
+            </w:pPr>
+            <w:r>
+              <w:t xml:space="preserve">Additional learnR tutorials (available on SciServer and GitHub, along with the miniCURE materials)</w:t>
+            </w:r>
+          </w:p>
+        </w:tc>
+        <w:tc>
+          <w:tcPr/>
+          <w:p>
+            <w:pPr>
+              <w:pStyle w:val="Compact"/>
+              <w:jc w:val="left"/>
+            </w:pPr>
+            <w:r>
+              <w:t xml:space="preserve">Variety of topics, including basics of vectors, dataframes, and functions as well as introducing R Notebooks.</w:t>
+            </w:r>
+          </w:p>
+        </w:tc>
+      </w:tr>
+      <w:tr>
+        <w:tc>
+          <w:tcPr/>
+          <w:p>
+            <w:pPr>
+              <w:pStyle w:val="Compact"/>
+              <w:jc w:val="left"/>
+            </w:pPr>
+            <w:hyperlink r:id="rId432">
+              <w:r>
+                <w:rPr>
+                  <w:rStyle w:val="Hyperlink"/>
+                </w:rPr>
+                <w:t xml:space="preserve">Introduction to data analysis with R and Bioconductor</w:t>
+              </w:r>
+            </w:hyperlink>
+          </w:p>
+        </w:tc>
+        <w:tc>
+          <w:tcPr/>
+          <w:p>
+            <w:pPr>
+              <w:pStyle w:val="Compact"/>
+              <w:jc w:val="left"/>
+            </w:pPr>
+            <w:r>
+              <w:t xml:space="preserve">Two day hands-on workshop</w:t>
+            </w:r>
+          </w:p>
+        </w:tc>
+      </w:tr>
+      <w:tr>
+        <w:tc>
+          <w:tcPr/>
+          <w:p>
+            <w:pPr>
+              <w:pStyle w:val="Compact"/>
+              <w:jc w:val="left"/>
+            </w:pPr>
+            <w:hyperlink r:id="rId433">
+              <w:r>
+                <w:rPr>
+                  <w:rStyle w:val="Hyperlink"/>
+                </w:rPr>
+                <w:t xml:space="preserve">swirl</w:t>
+              </w:r>
+            </w:hyperlink>
+          </w:p>
+        </w:tc>
+        <w:tc>
+          <w:tcPr/>
+          <w:p>
+            <w:pPr>
+              <w:pStyle w:val="Compact"/>
+              <w:jc w:val="left"/>
+            </w:pPr>
+            <w:r>
+              <w:t xml:space="preserve">Interactive tutorials for use in any R Console covering base R</w:t>
+            </w:r>
+          </w:p>
+        </w:tc>
+      </w:tr>
+      <w:tr>
+        <w:tc>
+          <w:tcPr/>
+          <w:p>
+            <w:pPr>
+              <w:pStyle w:val="Compact"/>
+              <w:jc w:val="left"/>
+            </w:pPr>
+            <w:hyperlink r:id="rId434">
+              <w:r>
+                <w:rPr>
+                  <w:rStyle w:val="Hyperlink"/>
+                </w:rPr>
+                <w:t xml:space="preserve">R for Data Science</w:t>
+              </w:r>
+            </w:hyperlink>
+          </w:p>
+        </w:tc>
+        <w:tc>
+          <w:tcPr/>
+          <w:p>
+            <w:pPr>
+              <w:pStyle w:val="Compact"/>
+              <w:jc w:val="left"/>
+            </w:pPr>
+            <w:r>
+              <w:t xml:space="preserve">Foundational book covering tidyverse</w:t>
+            </w:r>
+          </w:p>
+        </w:tc>
+      </w:tr>
+    </w:tbl>
+    <w:bookmarkEnd w:id="435"/>
+    <w:bookmarkStart w:id="443" w:name="additional-resources"/>
+    <w:p>
+      <w:pPr>
+        <w:pStyle w:val="Heading3"/>
+      </w:pPr>
+      <w:r>
+        <w:t xml:space="preserve">Additional Resources</w:t>
+      </w:r>
+    </w:p>
+    <w:tbl>
+      <w:tblPr>
+        <w:tblStyle w:val="Table"/>
+        <w:tblW w:type="pct" w:w="5000"/>
+        <w:tblLook w:firstRow="1" w:lastRow="0" w:firstColumn="0" w:lastColumn="0" w:noHBand="0" w:noVBand="0" w:val="0020"/>
+        <w:jc w:val="start"/>
+      </w:tblPr>
+      <w:tblGrid>
+        <w:gridCol w:w="3960"/>
+        <w:gridCol w:w="3960"/>
+      </w:tblGrid>
+      <w:tr>
+        <w:trPr>
+          <w:tblHeader w:val="true"/>
+        </w:trPr>
+        <w:tc>
+          <w:tcPr/>
+          <w:p>
+            <w:pPr>
+              <w:pStyle w:val="Compact"/>
+              <w:jc w:val="left"/>
+            </w:pPr>
+            <w:r>
+              <w:t xml:space="preserve">Name</w:t>
+            </w:r>
+          </w:p>
+        </w:tc>
+        <w:tc>
+          <w:tcPr/>
+          <w:p>
+            <w:pPr>
+              <w:pStyle w:val="Compact"/>
+              <w:jc w:val="left"/>
+            </w:pPr>
+            <w:r>
+              <w:t xml:space="preserve">Description</w:t>
+            </w:r>
+          </w:p>
+        </w:tc>
+      </w:tr>
+      <w:tr>
+        <w:tc>
+          <w:tcPr/>
+          <w:p>
+            <w:pPr>
+              <w:pStyle w:val="Compact"/>
+              <w:jc w:val="left"/>
+            </w:pPr>
+            <w:hyperlink r:id="rId436">
+              <w:r>
+                <w:rPr>
+                  <w:rStyle w:val="Hyperlink"/>
+                </w:rPr>
+                <w:t xml:space="preserve">Understanding Science 101</w:t>
+              </w:r>
+            </w:hyperlink>
+          </w:p>
+        </w:tc>
+        <w:tc>
+          <w:tcPr/>
+          <w:p>
+            <w:pPr>
+              <w:pStyle w:val="Compact"/>
+              <w:jc w:val="left"/>
+            </w:pPr>
+            <w:r>
+              <w:t xml:space="preserve">Website explaining</w:t>
+            </w:r>
+            <w:r>
+              <w:t xml:space="preserve"> </w:t>
+            </w:r>
+            <w:r>
+              <w:t xml:space="preserve">“</w:t>
+            </w:r>
+            <w:r>
+              <w:t xml:space="preserve">how science works</w:t>
+            </w:r>
+            <w:r>
+              <w:t xml:space="preserve">”</w:t>
+            </w:r>
+          </w:p>
+        </w:tc>
+      </w:tr>
+      <w:tr>
+        <w:tc>
+          <w:tcPr/>
+          <w:p>
+            <w:pPr>
+              <w:pStyle w:val="Compact"/>
+              <w:jc w:val="left"/>
+            </w:pPr>
+            <w:hyperlink r:id="rId437">
+              <w:r>
+                <w:rPr>
+                  <w:rStyle w:val="Hyperlink"/>
+                </w:rPr>
+                <w:t xml:space="preserve">Next Generation Sequencing Quality Analysis with Emoji</w:t>
+              </w:r>
+            </w:hyperlink>
+          </w:p>
+        </w:tc>
+        <w:tc>
+          <w:tcPr/>
+          <w:p>
+            <w:pPr>
+              <w:pStyle w:val="Compact"/>
+              <w:jc w:val="left"/>
+            </w:pPr>
+            <w:r>
+              <w:t xml:space="preserve">CourseSource lesson</w:t>
+            </w:r>
+          </w:p>
+        </w:tc>
+      </w:tr>
+      <w:tr>
+        <w:tc>
+          <w:tcPr/>
+          <w:p>
+            <w:pPr>
+              <w:pStyle w:val="Compact"/>
+              <w:jc w:val="left"/>
+            </w:pPr>
+            <w:hyperlink r:id="rId438">
+              <w:r>
+                <w:rPr>
+                  <w:rStyle w:val="Hyperlink"/>
+                </w:rPr>
+                <w:t xml:space="preserve">RNA-seq Data Analysis Tutorial Using Galaxy</w:t>
+              </w:r>
+            </w:hyperlink>
+          </w:p>
+        </w:tc>
+        <w:tc>
+          <w:tcPr/>
+          <w:p>
+            <w:pPr>
+              <w:pStyle w:val="Compact"/>
+              <w:jc w:val="left"/>
+            </w:pPr>
+            <w:r>
+              <w:t xml:space="preserve">CourseSource lesson</w:t>
+            </w:r>
+          </w:p>
+        </w:tc>
+      </w:tr>
+      <w:tr>
+        <w:tc>
+          <w:tcPr/>
+          <w:p>
+            <w:pPr>
+              <w:pStyle w:val="Compact"/>
+              <w:jc w:val="left"/>
+            </w:pPr>
+            <w:hyperlink r:id="rId439">
+              <w:r>
+                <w:rPr>
+                  <w:rStyle w:val="Hyperlink"/>
+                </w:rPr>
+                <w:t xml:space="preserve">Analyzing RNA-seq data with DESeq2</w:t>
+              </w:r>
+            </w:hyperlink>
+          </w:p>
+        </w:tc>
+        <w:tc>
+          <w:tcPr/>
+          <w:p>
+            <w:pPr>
+              <w:pStyle w:val="Compact"/>
+              <w:jc w:val="left"/>
+            </w:pPr>
+            <w:r>
+              <w:t xml:space="preserve">DESeq2 vignette</w:t>
+            </w:r>
+          </w:p>
+        </w:tc>
+      </w:tr>
+      <w:tr>
+        <w:tc>
+          <w:tcPr/>
+          <w:p>
+            <w:pPr>
+              <w:pStyle w:val="Compact"/>
+              <w:jc w:val="left"/>
+            </w:pPr>
+            <w:hyperlink r:id="rId440">
+              <w:r>
+                <w:rPr>
+                  <w:rStyle w:val="Hyperlink"/>
+                </w:rPr>
+                <w:t xml:space="preserve">Biomedical Knowledge Mining using GOSemSim and clusterProfiler</w:t>
+              </w:r>
+            </w:hyperlink>
+          </w:p>
+        </w:tc>
+        <w:tc>
+          <w:tcPr/>
+          <w:p>
+            <w:pPr>
+              <w:pStyle w:val="Compact"/>
+              <w:jc w:val="left"/>
+            </w:pPr>
+            <w:r>
+              <w:t xml:space="preserve">clusterProfiler book</w:t>
+            </w:r>
+          </w:p>
+        </w:tc>
+      </w:tr>
+      <w:tr>
+        <w:tc>
+          <w:tcPr/>
+          <w:p>
+            <w:pPr>
+              <w:pStyle w:val="Compact"/>
+              <w:jc w:val="left"/>
+            </w:pPr>
+            <w:hyperlink r:id="rId441">
+              <w:r>
+                <w:rPr>
+                  <w:rStyle w:val="Hyperlink"/>
+                </w:rPr>
+                <w:t xml:space="preserve">RNA-seq analysis with Bioconductor</w:t>
+              </w:r>
+            </w:hyperlink>
+          </w:p>
+        </w:tc>
+        <w:tc>
+          <w:tcPr/>
+          <w:p>
+            <w:pPr>
+              <w:pStyle w:val="Compact"/>
+              <w:jc w:val="left"/>
+            </w:pPr>
+            <w:r>
+              <w:t xml:space="preserve">Two day hands-on workshop</w:t>
+            </w:r>
+          </w:p>
+        </w:tc>
+      </w:tr>
+      <w:tr>
+        <w:tc>
+          <w:tcPr/>
+          <w:p>
+            <w:pPr>
+              <w:pStyle w:val="Compact"/>
+              <w:jc w:val="left"/>
+            </w:pPr>
+            <w:hyperlink r:id="rId442">
+              <w:r>
+                <w:rPr>
+                  <w:rStyle w:val="Hyperlink"/>
+                </w:rPr>
+                <w:t xml:space="preserve">R for Data Science</w:t>
+              </w:r>
+            </w:hyperlink>
+          </w:p>
+        </w:tc>
+        <w:tc>
+          <w:tcPr/>
+          <w:p>
+            <w:pPr>
+              <w:pStyle w:val="Compact"/>
+              <w:jc w:val="left"/>
+            </w:pPr>
+            <w:r>
+              <w:t xml:space="preserve">Foundational book covering tidyverse</w:t>
+            </w:r>
+          </w:p>
+        </w:tc>
+      </w:tr>
+    </w:tbl>
+    <w:bookmarkEnd w:id="443"/>
+    <w:bookmarkEnd w:id="444"/>
+    <w:bookmarkStart w:id="445" w:name="competencies-table"/>
+    <w:p>
+      <w:pPr>
+        <w:pStyle w:val="Heading1"/>
+      </w:pPr>
+      <w:r>
+        <w:rPr>
+          <w:rStyle w:val="SectionNumber"/>
+        </w:rPr>
         <w:t xml:space="preserve">13</w:t>
       </w:r>
       <w:r>
@@ -21060,7 +22697,7 @@
       <w:pPr>
         <w:numPr>
           <w:ilvl w:val="0"/>
-          <w:numId w:val="1124"/>
+          <w:numId w:val="1123"/>
         </w:numPr>
         <w:pStyle w:val="Compact"/>
       </w:pPr>
@@ -21083,7 +22720,7 @@
       <w:pPr>
         <w:numPr>
           <w:ilvl w:val="0"/>
-          <w:numId w:val="1124"/>
+          <w:numId w:val="1123"/>
         </w:numPr>
         <w:pStyle w:val="Compact"/>
       </w:pPr>
@@ -21117,7 +22754,7 @@
       <w:pPr>
         <w:numPr>
           <w:ilvl w:val="0"/>
-          <w:numId w:val="1124"/>
+          <w:numId w:val="1123"/>
         </w:numPr>
         <w:pStyle w:val="Compact"/>
       </w:pPr>
@@ -21407,8 +23044,8 @@
         <w:t xml:space="preserve">: Explore and/or model biological interactions, networks and data integration using bioinformatics</w:t>
       </w:r>
     </w:p>
-    <w:bookmarkEnd w:id="415"/>
-    <w:bookmarkStart w:id="422" w:name="about-the-authors"/>
+    <w:bookmarkEnd w:id="445"/>
+    <w:bookmarkStart w:id="452" w:name="about-the-authors"/>
     <w:p>
       <w:pPr>
         <w:pStyle w:val="Heading1"/>
@@ -21427,7 +23064,7 @@
       <w:r>
         <w:t xml:space="preserve"> </w:t>
       </w:r>
-      <w:hyperlink r:id="rId416">
+      <w:hyperlink r:id="rId446">
         <w:r>
           <w:rPr>
             <w:rStyle w:val="Hyperlink"/>
@@ -21539,7 +23176,7 @@
               <w:pStyle w:val="Compact"/>
               <w:jc w:val="left"/>
             </w:pPr>
-            <w:hyperlink r:id="rId417">
+            <w:hyperlink r:id="rId447">
               <w:r>
                 <w:rPr>
                   <w:rStyle w:val="Hyperlink"/>
@@ -21897,7 +23534,7 @@
               <w:pStyle w:val="Compact"/>
               <w:jc w:val="left"/>
             </w:pPr>
-            <w:hyperlink r:id="rId418">
+            <w:hyperlink r:id="rId448">
               <w:r>
                 <w:rPr>
                   <w:rStyle w:val="Hyperlink"/>
@@ -21911,7 +23548,7 @@
             <w:r>
               <w:t xml:space="preserve"> </w:t>
             </w:r>
-            <w:hyperlink r:id="rId419">
+            <w:hyperlink r:id="rId449">
               <w:r>
                 <w:rPr>
                   <w:rStyle w:val="Hyperlink"/>
@@ -21942,7 +23579,7 @@
               <w:pStyle w:val="Compact"/>
               <w:jc w:val="left"/>
             </w:pPr>
-            <w:hyperlink r:id="rId418">
+            <w:hyperlink r:id="rId448">
               <w:r>
                 <w:rPr>
                   <w:rStyle w:val="Hyperlink"/>
@@ -21973,7 +23610,7 @@
               <w:pStyle w:val="Compact"/>
               <w:jc w:val="left"/>
             </w:pPr>
-            <w:hyperlink r:id="rId419">
+            <w:hyperlink r:id="rId449">
               <w:r>
                 <w:rPr>
                   <w:rStyle w:val="Hyperlink"/>
@@ -21987,7 +23624,7 @@
             <w:r>
               <w:t xml:space="preserve"> </w:t>
             </w:r>
-            <w:hyperlink r:id="rId418">
+            <w:hyperlink r:id="rId448">
               <w:r>
                 <w:rPr>
                   <w:rStyle w:val="Hyperlink"/>
@@ -22009,7 +23646,7 @@
             <w:r>
               <w:t xml:space="preserve">Package Developers (</w:t>
             </w:r>
-            <w:hyperlink r:id="rId420">
+            <w:hyperlink r:id="rId450">
               <w:r>
                 <w:rPr>
                   <w:rStyle w:val="Hyperlink"/>
@@ -22023,7 +23660,7 @@
             <w:r>
               <w:t xml:space="preserve"> </w:t>
             </w:r>
-            <w:hyperlink r:id="rId418">
+            <w:hyperlink r:id="rId448">
               <w:r>
                 <w:rPr>
                   <w:rStyle w:val="Hyperlink"/>
@@ -22037,7 +23674,7 @@
             <w:r>
               <w:t xml:space="preserve"> </w:t>
             </w:r>
-            <w:hyperlink r:id="rId421">
+            <w:hyperlink r:id="rId451">
               <w:r>
                 <w:rPr>
                   <w:rStyle w:val="Hyperlink"/>
@@ -22051,7 +23688,7 @@
             <w:r>
               <w:t xml:space="preserve"> </w:t>
             </w:r>
-            <w:hyperlink r:id="rId419">
+            <w:hyperlink r:id="rId449">
               <w:r>
                 <w:rPr>
                   <w:rStyle w:val="Hyperlink"/>
@@ -22437,7 +24074,7 @@
         <w:rPr>
           <w:rStyle w:val="VerbatimChar"/>
         </w:rPr>
-        <w:t xml:space="preserve">##  date     2025-11-14</w:t>
+        <w:t xml:space="preserve">##  date     2026-05-13</w:t>
       </w:r>
       <w:r>
         <w:br/>
@@ -22482,7 +24119,7 @@
         <w:rPr>
           <w:rStyle w:val="VerbatimChar"/>
         </w:rPr>
-        <w:t xml:space="preserve">##  bookdown      0.43    2025-04-15 [1] CRAN (R 4.3.2)</w:t>
+        <w:t xml:space="preserve">##  bookdown      0.46    2025-12-05 [1] CRAN (R 4.3.2)</w:t>
       </w:r>
       <w:r>
         <w:br/>
@@ -22500,7 +24137,7 @@
         <w:rPr>
           <w:rStyle w:val="VerbatimChar"/>
         </w:rPr>
-        <w:t xml:space="preserve">##  cli           3.6.2   2023-12-11 [1] RSPM (R 4.3.0)</w:t>
+        <w:t xml:space="preserve">##  cli           3.6.5   2025-04-23 [1] CRAN (R 4.3.2)</w:t>
       </w:r>
       <w:r>
         <w:br/>
@@ -22536,7 +24173,7 @@
         <w:rPr>
           <w:rStyle w:val="VerbatimChar"/>
         </w:rPr>
-        <w:t xml:space="preserve">##  evaluate      1.0.4   2025-06-18 [1] CRAN (R 4.3.2)</w:t>
+        <w:t xml:space="preserve">##  evaluate      1.0.5   2025-08-27 [1] CRAN (R 4.3.2)</w:t>
       </w:r>
       <w:r>
         <w:br/>
@@ -22671,7 +24308,7 @@
         <w:rPr>
           <w:rStyle w:val="VerbatimChar"/>
         </w:rPr>
-        <w:t xml:space="preserve">##  pkgload       1.3.4   2024-01-16 [1] RSPM (R 4.3.0)</w:t>
+        <w:t xml:space="preserve">##  pkgload       1.4.1   2025-09-23 [1] CRAN (R 4.3.2)</w:t>
       </w:r>
       <w:r>
         <w:br/>
@@ -22707,7 +24344,7 @@
         <w:rPr>
           <w:rStyle w:val="VerbatimChar"/>
         </w:rPr>
-        <w:t xml:space="preserve">##  R6            2.5.1   2021-08-19 [1] RSPM (R 4.3.0)</w:t>
+        <w:t xml:space="preserve">##  R6            2.6.1   2025-02-15 [1] CRAN (R 4.3.2)</w:t>
       </w:r>
       <w:r>
         <w:br/>
@@ -22815,7 +24452,7 @@
         <w:rPr>
           <w:rStyle w:val="VerbatimChar"/>
         </w:rPr>
-        <w:t xml:space="preserve">##  xfun          0.52    2025-04-02 [1] CRAN (R 4.3.2)</w:t>
+        <w:t xml:space="preserve">##  xfun          0.55    2025-12-16 [1] CRAN (R 4.3.2)</w:t>
       </w:r>
       <w:r>
         <w:br/>
@@ -22833,7 +24470,7 @@
         <w:rPr>
           <w:rStyle w:val="VerbatimChar"/>
         </w:rPr>
-        <w:t xml:space="preserve">##  yaml          2.3.10  2024-07-26 [1] CRAN (R 4.3.2)</w:t>
+        <w:t xml:space="preserve">##  yaml          2.3.12  2025-12-10 [1] CRAN (R 4.3.2)</w:t>
       </w:r>
       <w:r>
         <w:br/>
@@ -22881,7 +24518,7 @@
         <w:t xml:space="preserve">## ──────────────────────────────────────────────────────────────────────────────</w:t>
       </w:r>
     </w:p>
-    <w:bookmarkEnd w:id="422"/>
+    <w:bookmarkEnd w:id="452"/>
     <w:sectPr/>
   </w:body>
 </w:document>
@@ -26023,9 +27660,6 @@
     <w:abstractNumId w:val="991"/>
   </w:num>
   <w:num w:numId="1123">
-    <w:abstractNumId w:val="991"/>
-  </w:num>
-  <w:num w:numId="1124">
     <w:abstractNumId w:val="991"/>
   </w:num>
 </w:numbering>

--- a/docs/Course_Name.docx
+++ b/docs/Course_Name.docx
@@ -21,13 +21,13 @@
         <w:pStyle w:val="Date"/>
       </w:pPr>
       <w:r>
-        <w:t xml:space="preserve">May</w:t>
-      </w:r>
-      <w:r>
-        <w:t xml:space="preserve"> </w:t>
-      </w:r>
-      <w:r>
-        <w:t xml:space="preserve">13,</w:t>
+        <w:t xml:space="preserve">July</w:t>
+      </w:r>
+      <w:r>
+        <w:t xml:space="preserve"> </w:t>
+      </w:r>
+      <w:r>
+        <w:t xml:space="preserve">06,</w:t>
       </w:r>
       <w:r>
         <w:t xml:space="preserve"> </w:t>
@@ -7334,7 +7334,7 @@
               <a:graphicData uri="http://schemas.openxmlformats.org/drawingml/2006/picture">
                 <pic:pic>
                   <pic:nvPicPr>
-                    <pic:cNvPr descr="introduction_files/figure-docx//11wb3b7i9SwrDX_WO3mWNAycd2mbY4Moy8SuT0X3XvXo_g3709d9ac459_0_271.png" id="133" name="Picture"/>
+                    <pic:cNvPr descr="introduction_files/figure-docx//11wb3b7i9SwrDX_WO3mWNAycd2mbY4Moy8SuT0X3XvXo_g3e8341b93fe_0_0.png" id="133" name="Picture"/>
                     <pic:cNvPicPr>
                       <a:picLocks noChangeArrowheads="1" noChangeAspect="1"/>
                     </pic:cNvPicPr>
@@ -7375,7 +7375,7 @@
         </w:numPr>
       </w:pPr>
       <w:r>
-        <w:t xml:space="preserve">Take note of the container image for the custom environment. We recommend copying this to a word document or notepad. Make sure there are no spaces before or after what you copy. You will need to input this URL soon.</w:t>
+        <w:t xml:space="preserve">Copy the URL of the startup script. Make sure there are no spaces before or after what you copy. This script is held in the original workspace everyone cloned. You will need to input this URL soon.</w:t>
       </w:r>
     </w:p>
     <w:p>
@@ -7386,18 +7386,7 @@
         </w:numPr>
       </w:pPr>
       <w:r>
-        <w:t xml:space="preserve">Take note of the startup script. Make sure there are no spaces before or after what you copy. This script is held in the original workspace everyone cloned. It does not have to be in your own workspace for it to work. You will need to input this URL soon.</w:t>
-      </w:r>
-    </w:p>
-    <w:p>
-      <w:pPr>
-        <w:numPr>
-          <w:ilvl w:val="0"/>
-          <w:numId w:val="1040"/>
-        </w:numPr>
-      </w:pPr>
-      <w:r>
-        <w:t xml:space="preserve">Click on the Environment Configuration button , the cloud with a thunderbolt.</w:t>
+        <w:t xml:space="preserve">Click on the Environment Configuration button, the cloud with a thunderbolt.</w:t>
       </w:r>
     </w:p>
     <w:p>
@@ -7414,7 +7403,7 @@
               <a:graphicData uri="http://schemas.openxmlformats.org/drawingml/2006/picture">
                 <pic:pic>
                   <pic:nvPicPr>
-                    <pic:cNvPr descr="introduction_files/figure-docx//11wb3b7i9SwrDX_WO3mWNAycd2mbY4Moy8SuT0X3XvXo_g3709d9ac459_0_275.png" id="136" name="Picture"/>
+                    <pic:cNvPr descr="introduction_files/figure-docx//11wb3b7i9SwrDX_WO3mWNAycd2mbY4Moy8SuT0X3XvXo_g3e8341b93fe_0_13.png" id="136" name="Picture"/>
                     <pic:cNvPicPr>
                       <a:picLocks noChangeArrowheads="1" noChangeAspect="1"/>
                     </pic:cNvPicPr>
@@ -7455,7 +7444,7 @@
         </w:numPr>
       </w:pPr>
       <w:r>
-        <w:t xml:space="preserve">In the RStudio section, click Settings.</w:t>
+        <w:t xml:space="preserve">In the RStudio section, click Settings</w:t>
       </w:r>
     </w:p>
     <w:p>
@@ -7466,25 +7455,7 @@
         </w:numPr>
       </w:pPr>
       <w:r>
-        <w:t xml:space="preserve">Make sure you have the following settings matching these instructions. Under Application configuration, choose</w:t>
-      </w:r>
-      <w:r>
-        <w:t xml:space="preserve"> </w:t>
-      </w:r>
-      <w:r>
-        <w:t xml:space="preserve">“</w:t>
-      </w:r>
-      <w:r>
-        <w:t xml:space="preserve">Custom environment</w:t>
-      </w:r>
-      <w:r>
-        <w:t xml:space="preserve">”</w:t>
-      </w:r>
-      <w:r>
-        <w:t xml:space="preserve">. In the container image field that appears, paste the container image URL that we copied earlier from the workspace. The URL should end with Bioconductor 3.19.1. In the startup script field, paste the URL for the startup script. This URL contains the words C-MOOR Startup Script. Set the creation timeout limit to 15 minutes.</w:t>
-      </w:r>
-      <w:r>
-        <w:t xml:space="preserve"> </w:t>
+        <w:t xml:space="preserve">In the startup script field, paste the URL for the startup script.</w:t>
       </w:r>
     </w:p>
     <w:p>
@@ -7506,7 +7477,7 @@
         </w:numPr>
       </w:pPr>
       <w:r>
-        <w:t xml:space="preserve">Confirm that the cloud compute cost is 20 cents per hour. If it is not 20 cents per hour, reselect CPUs and memory allocation in part 6. This is a known bug in AnVIL at the writing of this guide.</w:t>
+        <w:t xml:space="preserve">Confirm that the cloud compute cost is 20 cents per hour. If it is not 20 cents per hour, reselect CPUs and memory allocation in step 5 This is a known bug in AnVIL at the writing of this guide.</w:t>
       </w:r>
     </w:p>
     <w:p>
@@ -7532,7 +7503,7 @@
         <w:t xml:space="preserve">”</w:t>
       </w:r>
       <w:r>
-        <w:t xml:space="preserve">.</w:t>
+        <w:t xml:space="preserve">. It will take about 2 minutes for the environment to be created.</w:t>
       </w:r>
     </w:p>
     <w:p>
@@ -7604,7 +7575,7 @@
               <a:graphicData uri="http://schemas.openxmlformats.org/drawingml/2006/picture">
                 <pic:pic>
                   <pic:nvPicPr>
-                    <pic:cNvPr descr="introduction_files/figure-docx//11wb3b7i9SwrDX_WO3mWNAycd2mbY4Moy8SuT0X3XvXo_g3709d9ac459_0_283.png" id="142" name="Picture"/>
+                    <pic:cNvPr descr="introduction_files/figure-docx//11wb3b7i9SwrDX_WO3mWNAycd2mbY4Moy8SuT0X3XvXo_g3e8341b93fe_0_29.png" id="142" name="Picture"/>
                     <pic:cNvPicPr>
                       <a:picLocks noChangeArrowheads="1" noChangeAspect="1"/>
                     </pic:cNvPicPr>
@@ -7646,7 +7617,7 @@
         <w:pStyle w:val="Compact"/>
       </w:pPr>
       <w:r>
-        <w:t xml:space="preserve">When the environment is ready, use the Open RStudio button that will pop up. You can also access RStudio through the Analyses tab. If you hold down Ctrl as you click, you can open RStudio in a new window.</w:t>
+        <w:t xml:space="preserve">When the environment is ready, use the Open RStudio button that will pop up. If you hold down Ctrl as you click, you can open RStudio in a new window.</w:t>
       </w:r>
     </w:p>
     <w:bookmarkStart w:id="143" w:name="resources-6"/>
@@ -8397,6 +8368,23 @@
         </w:r>
       </w:hyperlink>
     </w:p>
+    <w:p>
+      <w:pPr>
+        <w:numPr>
+          <w:ilvl w:val="0"/>
+          <w:numId w:val="1048"/>
+        </w:numPr>
+        <w:pStyle w:val="Compact"/>
+      </w:pPr>
+      <w:hyperlink r:id="rId160">
+        <w:r>
+          <w:rPr>
+            <w:rStyle w:val="Hyperlink"/>
+          </w:rPr>
+          <w:t xml:space="preserve">Musselman et al. 2011</w:t>
+        </w:r>
+      </w:hyperlink>
+    </w:p>
     <w:bookmarkEnd w:id="165"/>
     <w:bookmarkStart w:id="166" w:name="contributions-and-affiliations-3"/>
     <w:p>
@@ -9467,6 +9455,23 @@
         </w:r>
       </w:hyperlink>
     </w:p>
+    <w:p>
+      <w:pPr>
+        <w:numPr>
+          <w:ilvl w:val="0"/>
+          <w:numId w:val="1050"/>
+        </w:numPr>
+        <w:pStyle w:val="Compact"/>
+      </w:pPr>
+      <w:hyperlink r:id="rId160">
+        <w:r>
+          <w:rPr>
+            <w:rStyle w:val="Hyperlink"/>
+          </w:rPr>
+          <w:t xml:space="preserve">Musselman et al. 2011</w:t>
+        </w:r>
+      </w:hyperlink>
+    </w:p>
     <w:bookmarkEnd w:id="181"/>
     <w:bookmarkStart w:id="182" w:name="contributions-and-affiliations-4"/>
     <w:p>
@@ -9510,7 +9515,7 @@
     <w:bookmarkEnd w:id="183"/>
     <w:bookmarkEnd w:id="184"/>
     <w:bookmarkEnd w:id="185"/>
-    <w:bookmarkStart w:id="236" w:name="model-organisms-and-databases"/>
+    <w:bookmarkStart w:id="237" w:name="model-organisms-and-databases"/>
     <w:p>
       <w:pPr>
         <w:pStyle w:val="Heading1"/>
@@ -9833,7 +9838,7 @@
       </w:r>
     </w:p>
     <w:bookmarkEnd w:id="193"/>
-    <w:bookmarkStart w:id="197" w:name="activity-1---model-organisms"/>
+    <w:bookmarkStart w:id="198" w:name="activity-1---model-organisms"/>
     <w:p>
       <w:pPr>
         <w:pStyle w:val="Heading3"/>
@@ -9859,7 +9864,7 @@
         <w:t xml:space="preserve">Estimated time: 15 min</w:t>
       </w:r>
     </w:p>
-    <w:bookmarkStart w:id="195" w:name="instructions-2"/>
+    <w:bookmarkStart w:id="196" w:name="instructions-2"/>
     <w:p>
       <w:pPr>
         <w:pStyle w:val="Heading4"/>
@@ -9883,16 +9888,131 @@
           <w:ilvl w:val="0"/>
           <w:numId w:val="1053"/>
         </w:numPr>
-        <w:pStyle w:val="Compact"/>
-      </w:pPr>
+      </w:pPr>
+      <w:r>
+        <w:t xml:space="preserve">Access the C-MOOR Tutorials</w:t>
+      </w:r>
+    </w:p>
+    <w:p>
+      <w:pPr>
+        <w:numPr>
+          <w:ilvl w:val="1"/>
+          <w:numId w:val="1054"/>
+        </w:numPr>
+      </w:pPr>
+      <w:r>
+        <w:t xml:space="preserve">If you are using SciServer, log into SciServer, click on compute and open your</w:t>
+      </w:r>
+      <w:r>
+        <w:t xml:space="preserve"> </w:t>
+      </w:r>
+      <w:r>
+        <w:t xml:space="preserve">“</w:t>
+      </w:r>
+      <w:r>
+        <w:t xml:space="preserve">C-MOOR LearnR</w:t>
+      </w:r>
+      <w:r>
+        <w:t xml:space="preserve">”</w:t>
+      </w:r>
+      <w:r>
+        <w:t xml:space="preserve"> </w:t>
+      </w:r>
+      <w:r>
+        <w:t xml:space="preserve">container. Visit the</w:t>
+      </w:r>
+      <w:r>
+        <w:t xml:space="preserve"> </w:t>
+      </w:r>
       <w:hyperlink r:id="rId194">
         <w:r>
           <w:rPr>
             <w:rStyle w:val="Hyperlink"/>
           </w:rPr>
-          <w:t xml:space="preserve">Click here to open the Model Organisms Tutorial.</w:t>
+          <w:t xml:space="preserve">SciServer Guides and FAQs</w:t>
         </w:r>
       </w:hyperlink>
+      <w:r>
+        <w:t xml:space="preserve"> </w:t>
+      </w:r>
+      <w:r>
+        <w:t xml:space="preserve">if you need to jog your memory on how to do this.</w:t>
+      </w:r>
+    </w:p>
+    <w:p>
+      <w:pPr>
+        <w:numPr>
+          <w:ilvl w:val="1"/>
+          <w:numId w:val="1054"/>
+        </w:numPr>
+      </w:pPr>
+      <w:r>
+        <w:t xml:space="preserve">If you are using AnVIL, log into AnVIL, navigate to your class Workspace, start up an RStudio Cloud Environment, and open RStudio. Visit the</w:t>
+      </w:r>
+      <w:r>
+        <w:t xml:space="preserve"> </w:t>
+      </w:r>
+      <w:hyperlink r:id="rId195">
+        <w:r>
+          <w:rPr>
+            <w:rStyle w:val="Hyperlink"/>
+          </w:rPr>
+          <w:t xml:space="preserve">AnVIL Guides and FAQs</w:t>
+        </w:r>
+      </w:hyperlink>
+      <w:r>
+        <w:t xml:space="preserve"> </w:t>
+      </w:r>
+      <w:r>
+        <w:t xml:space="preserve">if you need to jog your memory on how to do this. This module can be found in the</w:t>
+      </w:r>
+      <w:r>
+        <w:t xml:space="preserve"> </w:t>
+      </w:r>
+      <w:r>
+        <w:t xml:space="preserve">“</w:t>
+      </w:r>
+      <w:r>
+        <w:t xml:space="preserve">1-intro-model-org</w:t>
+      </w:r>
+      <w:r>
+        <w:t xml:space="preserve">”</w:t>
+      </w:r>
+      <w:r>
+        <w:t xml:space="preserve"> </w:t>
+      </w:r>
+      <w:r>
+        <w:t xml:space="preserve">folder of the</w:t>
+      </w:r>
+      <w:r>
+        <w:t xml:space="preserve"> </w:t>
+      </w:r>
+      <w:r>
+        <w:t xml:space="preserve">“</w:t>
+      </w:r>
+      <w:r>
+        <w:t xml:space="preserve">rnaseq</w:t>
+      </w:r>
+      <w:r>
+        <w:t xml:space="preserve">”</w:t>
+      </w:r>
+      <w:r>
+        <w:t xml:space="preserve"> </w:t>
+      </w:r>
+      <w:r>
+        <w:t xml:space="preserve">curriculum folder.</w:t>
+      </w:r>
+    </w:p>
+    <w:p>
+      <w:pPr>
+        <w:numPr>
+          <w:ilvl w:val="1"/>
+          <w:numId w:val="1054"/>
+        </w:numPr>
+      </w:pPr>
+      <w:r>
+        <w:t xml:space="preserve">If you are using an alternative setup, follow the instructions provided by your instructor.</w:t>
+      </w:r>
     </w:p>
     <w:p>
       <w:pPr>
@@ -9900,10 +10020,9 @@
           <w:ilvl w:val="0"/>
           <w:numId w:val="1053"/>
         </w:numPr>
-        <w:pStyle w:val="Compact"/>
-      </w:pPr>
-      <w:r>
-        <w:t xml:space="preserve">To move through the activities click</w:t>
+      </w:pPr>
+      <w:r>
+        <w:t xml:space="preserve">Start the</w:t>
       </w:r>
       <w:r>
         <w:t xml:space="preserve"> </w:t>
@@ -9912,7 +10031,7 @@
         <w:t xml:space="preserve">“</w:t>
       </w:r>
       <w:r>
-        <w:t xml:space="preserve">Continue</w:t>
+        <w:t xml:space="preserve">Introduction to Model Organisms</w:t>
       </w:r>
       <w:r>
         <w:t xml:space="preserve">”</w:t>
@@ -9921,25 +10040,7 @@
         <w:t xml:space="preserve"> </w:t>
       </w:r>
       <w:r>
-        <w:t xml:space="preserve">at the bottom of the screen. When you are done with a topic, click</w:t>
-      </w:r>
-      <w:r>
-        <w:t xml:space="preserve"> </w:t>
-      </w:r>
-      <w:r>
-        <w:t xml:space="preserve">“</w:t>
-      </w:r>
-      <w:r>
-        <w:t xml:space="preserve">Next Topic</w:t>
-      </w:r>
-      <w:r>
-        <w:t xml:space="preserve">”</w:t>
-      </w:r>
-      <w:r>
-        <w:t xml:space="preserve"> </w:t>
-      </w:r>
-      <w:r>
-        <w:t xml:space="preserve">to move on.</w:t>
+        <w:t xml:space="preserve">tutorial.</w:t>
       </w:r>
     </w:p>
     <w:p>
@@ -9948,14 +10049,60 @@
           <w:ilvl w:val="0"/>
           <w:numId w:val="1053"/>
         </w:numPr>
-        <w:pStyle w:val="Compact"/>
+      </w:pPr>
+      <w:r>
+        <w:t xml:space="preserve">To move through the activities click</w:t>
+      </w:r>
+      <w:r>
+        <w:t xml:space="preserve"> </w:t>
+      </w:r>
+      <w:r>
+        <w:t xml:space="preserve">“</w:t>
+      </w:r>
+      <w:r>
+        <w:t xml:space="preserve">Continue</w:t>
+      </w:r>
+      <w:r>
+        <w:t xml:space="preserve">”</w:t>
+      </w:r>
+      <w:r>
+        <w:t xml:space="preserve"> </w:t>
+      </w:r>
+      <w:r>
+        <w:t xml:space="preserve">at the bottom of the screen. When you are done with a topic, click</w:t>
+      </w:r>
+      <w:r>
+        <w:t xml:space="preserve"> </w:t>
+      </w:r>
+      <w:r>
+        <w:t xml:space="preserve">“</w:t>
+      </w:r>
+      <w:r>
+        <w:t xml:space="preserve">Next Topic</w:t>
+      </w:r>
+      <w:r>
+        <w:t xml:space="preserve">”</w:t>
+      </w:r>
+      <w:r>
+        <w:t xml:space="preserve"> </w:t>
+      </w:r>
+      <w:r>
+        <w:t xml:space="preserve">to move on.</w:t>
+      </w:r>
+    </w:p>
+    <w:p>
+      <w:pPr>
+        <w:numPr>
+          <w:ilvl w:val="0"/>
+          <w:numId w:val="1053"/>
+        </w:numPr>
       </w:pPr>
       <w:r>
         <w:t xml:space="preserve">As you complete the tutorial, answer the questions below.</w:t>
       </w:r>
     </w:p>
-    <w:bookmarkEnd w:id="195"/>
-    <w:bookmarkStart w:id="196" w:name="questions-1"/>
+    <w:bookmarkEnd w:id="196"/>
+    <w:bookmarkStart w:id="197" w:name="questions-1"/>
     <w:p>
       <w:pPr>
         <w:pStyle w:val="Heading4"/>
@@ -10118,8 +10265,8 @@
         </w:tc>
       </w:tr>
     </w:tbl>
-    <w:bookmarkEnd w:id="196"/>
     <w:bookmarkEnd w:id="197"/>
+    <w:bookmarkEnd w:id="198"/>
     <w:bookmarkStart w:id="201" w:name="activity-2---drosophila-melanogaster"/>
     <w:p>
       <w:pPr>
@@ -10168,24 +10315,73 @@
       <w:pPr>
         <w:numPr>
           <w:ilvl w:val="0"/>
-          <w:numId w:val="1054"/>
+          <w:numId w:val="1055"/>
         </w:numPr>
         <w:pStyle w:val="Compact"/>
       </w:pPr>
-      <w:hyperlink r:id="rId198">
-        <w:r>
-          <w:rPr>
-            <w:rStyle w:val="Hyperlink"/>
-          </w:rPr>
-          <w:t xml:space="preserve">Click here to open the Drosophila melanogaster Tutorial.</w:t>
-        </w:r>
-      </w:hyperlink>
+      <w:r>
+        <w:t xml:space="preserve">Start the</w:t>
+      </w:r>
+      <w:r>
+        <w:t xml:space="preserve"> </w:t>
+      </w:r>
+      <w:r>
+        <w:t xml:space="preserve">“</w:t>
+      </w:r>
+      <w:r>
+        <w:t xml:space="preserve">Model Organisms: Drosophila melanogaster (fruit fly)</w:t>
+      </w:r>
+      <w:r>
+        <w:t xml:space="preserve">”</w:t>
+      </w:r>
+      <w:r>
+        <w:t xml:space="preserve"> </w:t>
+      </w:r>
+      <w:r>
+        <w:t xml:space="preserve">tutorial. On AnVIL, this module can be found in the</w:t>
+      </w:r>
+      <w:r>
+        <w:t xml:space="preserve"> </w:t>
+      </w:r>
+      <w:r>
+        <w:t xml:space="preserve">“</w:t>
+      </w:r>
+      <w:r>
+        <w:t xml:space="preserve">2-model-org-dmel</w:t>
+      </w:r>
+      <w:r>
+        <w:t xml:space="preserve">”</w:t>
+      </w:r>
+      <w:r>
+        <w:t xml:space="preserve"> </w:t>
+      </w:r>
+      <w:r>
+        <w:t xml:space="preserve">folder of the</w:t>
+      </w:r>
+      <w:r>
+        <w:t xml:space="preserve"> </w:t>
+      </w:r>
+      <w:r>
+        <w:t xml:space="preserve">“</w:t>
+      </w:r>
+      <w:r>
+        <w:t xml:space="preserve">rnaseq</w:t>
+      </w:r>
+      <w:r>
+        <w:t xml:space="preserve">”</w:t>
+      </w:r>
+      <w:r>
+        <w:t xml:space="preserve"> </w:t>
+      </w:r>
+      <w:r>
+        <w:t xml:space="preserve">curriculum folder.</w:t>
+      </w:r>
     </w:p>
     <w:p>
       <w:pPr>
         <w:numPr>
           <w:ilvl w:val="0"/>
-          <w:numId w:val="1054"/>
+          <w:numId w:val="1055"/>
         </w:numPr>
         <w:pStyle w:val="Compact"/>
       </w:pPr>
@@ -10233,7 +10429,7 @@
       <w:pPr>
         <w:numPr>
           <w:ilvl w:val="0"/>
-          <w:numId w:val="1054"/>
+          <w:numId w:val="1055"/>
         </w:numPr>
         <w:pStyle w:val="Compact"/>
       </w:pPr>
@@ -10473,7 +10669,7 @@
       <w:pPr>
         <w:numPr>
           <w:ilvl w:val="0"/>
-          <w:numId w:val="1055"/>
+          <w:numId w:val="1056"/>
         </w:numPr>
         <w:pStyle w:val="Compact"/>
       </w:pPr>
@@ -10509,7 +10705,7 @@
       <w:pPr>
         <w:numPr>
           <w:ilvl w:val="0"/>
-          <w:numId w:val="1056"/>
+          <w:numId w:val="1057"/>
         </w:numPr>
         <w:pStyle w:val="Compact"/>
       </w:pPr>
@@ -10613,7 +10809,7 @@
       </w:r>
     </w:p>
     <w:bookmarkEnd w:id="211"/>
-    <w:bookmarkStart w:id="235" w:name="lab-activity-biological-databases"/>
+    <w:bookmarkStart w:id="236" w:name="lab-activity-biological-databases"/>
     <w:p>
       <w:pPr>
         <w:pStyle w:val="Heading2"/>
@@ -10680,7 +10876,7 @@
       <w:pPr>
         <w:numPr>
           <w:ilvl w:val="0"/>
-          <w:numId w:val="1057"/>
+          <w:numId w:val="1058"/>
         </w:numPr>
         <w:pStyle w:val="Compact"/>
       </w:pPr>
@@ -10737,12 +10933,41 @@
       <w:pPr>
         <w:numPr>
           <w:ilvl w:val="0"/>
-          <w:numId w:val="1058"/>
+          <w:numId w:val="1059"/>
+        </w:numPr>
+      </w:pPr>
+      <w:r>
+        <w:t xml:space="preserve">Access the C-MOOR Tutorials</w:t>
+      </w:r>
+    </w:p>
+    <w:p>
+      <w:pPr>
+        <w:numPr>
+          <w:ilvl w:val="1"/>
+          <w:numId w:val="1060"/>
         </w:numPr>
         <w:pStyle w:val="Compact"/>
       </w:pPr>
       <w:r>
-        <w:t xml:space="preserve">Follow</w:t>
+        <w:t xml:space="preserve">If you are using SciServer, log into SciServer, click on compute and open your</w:t>
+      </w:r>
+      <w:r>
+        <w:t xml:space="preserve"> </w:t>
+      </w:r>
+      <w:r>
+        <w:t xml:space="preserve">“</w:t>
+      </w:r>
+      <w:r>
+        <w:t xml:space="preserve">C-MOOR LearnR</w:t>
+      </w:r>
+      <w:r>
+        <w:t xml:space="preserve">”</w:t>
+      </w:r>
+      <w:r>
+        <w:t xml:space="preserve"> </w:t>
+      </w:r>
+      <w:r>
+        <w:t xml:space="preserve">container. Visit</w:t>
       </w:r>
       <w:r>
         <w:t xml:space="preserve"> </w:t>
@@ -10752,23 +10977,128 @@
           <w:rPr>
             <w:rStyle w:val="Hyperlink"/>
           </w:rPr>
-          <w:t xml:space="preserve">these directions</w:t>
+          <w:t xml:space="preserve">SciServer Guides and FAQs</w:t>
         </w:r>
       </w:hyperlink>
       <w:r>
         <w:t xml:space="preserve"> </w:t>
       </w:r>
       <w:r>
-        <w:t xml:space="preserve">to launch your first LearnR tutorial: Biological Databases Tutorial.</w:t>
+        <w:t xml:space="preserve">if you need to jog your memory on how to do this.</w:t>
+      </w:r>
+    </w:p>
+    <w:p>
+      <w:pPr>
+        <w:numPr>
+          <w:ilvl w:val="1"/>
+          <w:numId w:val="1060"/>
+        </w:numPr>
+        <w:pStyle w:val="Compact"/>
+      </w:pPr>
+      <w:r>
+        <w:t xml:space="preserve">If you are using AnVIL, log into AnVIL, navigate to your class Workspace, start up an RStudio Cloud Environment, and open RStudio. Visit the</w:t>
+      </w:r>
+      <w:r>
+        <w:t xml:space="preserve"> </w:t>
+      </w:r>
+      <w:hyperlink r:id="rId195">
+        <w:r>
+          <w:rPr>
+            <w:rStyle w:val="Hyperlink"/>
+          </w:rPr>
+          <w:t xml:space="preserve">AnVIL Guides and FAQs</w:t>
+        </w:r>
+      </w:hyperlink>
+      <w:r>
+        <w:t xml:space="preserve"> </w:t>
+      </w:r>
+      <w:r>
+        <w:t xml:space="preserve">if you need to jog your memory on how to do this. This module can be found in the</w:t>
+      </w:r>
+      <w:r>
+        <w:t xml:space="preserve"> </w:t>
+      </w:r>
+      <w:r>
+        <w:t xml:space="preserve">“</w:t>
+      </w:r>
+      <w:r>
+        <w:t xml:space="preserve">3-intro-db</w:t>
+      </w:r>
+      <w:r>
+        <w:t xml:space="preserve">”</w:t>
+      </w:r>
+      <w:r>
+        <w:t xml:space="preserve"> </w:t>
+      </w:r>
+      <w:r>
+        <w:t xml:space="preserve">folder of the</w:t>
+      </w:r>
+      <w:r>
+        <w:t xml:space="preserve"> </w:t>
+      </w:r>
+      <w:r>
+        <w:t xml:space="preserve">“</w:t>
+      </w:r>
+      <w:r>
+        <w:t xml:space="preserve">rnaseq</w:t>
+      </w:r>
+      <w:r>
+        <w:t xml:space="preserve">”</w:t>
+      </w:r>
+      <w:r>
+        <w:t xml:space="preserve"> </w:t>
+      </w:r>
+      <w:r>
+        <w:t xml:space="preserve">curriculum folder.</w:t>
+      </w:r>
+    </w:p>
+    <w:p>
+      <w:pPr>
+        <w:numPr>
+          <w:ilvl w:val="1"/>
+          <w:numId w:val="1060"/>
+        </w:numPr>
+        <w:pStyle w:val="Compact"/>
+      </w:pPr>
+      <w:r>
+        <w:t xml:space="preserve">If you are using an alternative setup, follow the instructions provided by your instructor.</w:t>
       </w:r>
     </w:p>
     <w:p>
       <w:pPr>
         <w:numPr>
           <w:ilvl w:val="0"/>
-          <w:numId w:val="1058"/>
-        </w:numPr>
-        <w:pStyle w:val="Compact"/>
+          <w:numId w:val="1059"/>
+        </w:numPr>
+      </w:pPr>
+      <w:r>
+        <w:t xml:space="preserve">Start the</w:t>
+      </w:r>
+      <w:r>
+        <w:t xml:space="preserve"> </w:t>
+      </w:r>
+      <w:r>
+        <w:t xml:space="preserve">“</w:t>
+      </w:r>
+      <w:r>
+        <w:t xml:space="preserve">Introduction to Biological Databases</w:t>
+      </w:r>
+      <w:r>
+        <w:t xml:space="preserve">”</w:t>
+      </w:r>
+      <w:r>
+        <w:t xml:space="preserve"> </w:t>
+      </w:r>
+      <w:r>
+        <w:t xml:space="preserve">tutorial</w:t>
+      </w:r>
+    </w:p>
+    <w:p>
+      <w:pPr>
+        <w:numPr>
+          <w:ilvl w:val="0"/>
+          <w:numId w:val="1059"/>
+        </w:numPr>
       </w:pPr>
       <w:r>
         <w:t xml:space="preserve">To move through the activities click</w:t>
@@ -10814,9 +11144,8 @@
       <w:pPr>
         <w:numPr>
           <w:ilvl w:val="0"/>
-          <w:numId w:val="1058"/>
-        </w:numPr>
-        <w:pStyle w:val="Compact"/>
+          <w:numId w:val="1059"/>
+        </w:numPr>
       </w:pPr>
       <w:r>
         <w:t xml:space="preserve">As you complete the tutorial, fill in the table below. This will help you know which database to go back to later on.</w:t>
@@ -11028,19 +11357,73 @@
       <w:pPr>
         <w:numPr>
           <w:ilvl w:val="0"/>
-          <w:numId w:val="1059"/>
+          <w:numId w:val="1061"/>
         </w:numPr>
         <w:pStyle w:val="Compact"/>
       </w:pPr>
       <w:r>
-        <w:t xml:space="preserve">Work through the FlyBase Tutorial in SciServer.</w:t>
+        <w:t xml:space="preserve">Start the</w:t>
+      </w:r>
+      <w:r>
+        <w:t xml:space="preserve"> </w:t>
+      </w:r>
+      <w:r>
+        <w:t xml:space="preserve">“</w:t>
+      </w:r>
+      <w:r>
+        <w:t xml:space="preserve">Biological Databases: FlyBase</w:t>
+      </w:r>
+      <w:r>
+        <w:t xml:space="preserve">”</w:t>
+      </w:r>
+      <w:r>
+        <w:t xml:space="preserve"> </w:t>
+      </w:r>
+      <w:r>
+        <w:t xml:space="preserve">tutorial. On AnVIL, this module can be found in the</w:t>
+      </w:r>
+      <w:r>
+        <w:t xml:space="preserve"> </w:t>
+      </w:r>
+      <w:r>
+        <w:t xml:space="preserve">“</w:t>
+      </w:r>
+      <w:r>
+        <w:t xml:space="preserve">4-db-flybase</w:t>
+      </w:r>
+      <w:r>
+        <w:t xml:space="preserve">”</w:t>
+      </w:r>
+      <w:r>
+        <w:t xml:space="preserve"> </w:t>
+      </w:r>
+      <w:r>
+        <w:t xml:space="preserve">folder of the</w:t>
+      </w:r>
+      <w:r>
+        <w:t xml:space="preserve"> </w:t>
+      </w:r>
+      <w:r>
+        <w:t xml:space="preserve">“</w:t>
+      </w:r>
+      <w:r>
+        <w:t xml:space="preserve">rnaseq</w:t>
+      </w:r>
+      <w:r>
+        <w:t xml:space="preserve">”</w:t>
+      </w:r>
+      <w:r>
+        <w:t xml:space="preserve"> </w:t>
+      </w:r>
+      <w:r>
+        <w:t xml:space="preserve">curriculum folder.</w:t>
       </w:r>
     </w:p>
     <w:p>
       <w:pPr>
         <w:numPr>
           <w:ilvl w:val="0"/>
-          <w:numId w:val="1059"/>
+          <w:numId w:val="1061"/>
         </w:numPr>
         <w:pStyle w:val="Compact"/>
       </w:pPr>
@@ -11236,19 +11619,73 @@
       <w:pPr>
         <w:numPr>
           <w:ilvl w:val="0"/>
-          <w:numId w:val="1060"/>
+          <w:numId w:val="1062"/>
         </w:numPr>
         <w:pStyle w:val="Compact"/>
       </w:pPr>
       <w:r>
-        <w:t xml:space="preserve">Work through the Human Protein Atlas in SciServer.</w:t>
+        <w:t xml:space="preserve">Start the</w:t>
+      </w:r>
+      <w:r>
+        <w:t xml:space="preserve"> </w:t>
+      </w:r>
+      <w:r>
+        <w:t xml:space="preserve">“</w:t>
+      </w:r>
+      <w:r>
+        <w:t xml:space="preserve">Biological Databases: Human Protein Atlas</w:t>
+      </w:r>
+      <w:r>
+        <w:t xml:space="preserve">”</w:t>
+      </w:r>
+      <w:r>
+        <w:t xml:space="preserve"> </w:t>
+      </w:r>
+      <w:r>
+        <w:t xml:space="preserve">tutorial. On AnVIL, this module can be found in the</w:t>
+      </w:r>
+      <w:r>
+        <w:t xml:space="preserve"> </w:t>
+      </w:r>
+      <w:r>
+        <w:t xml:space="preserve">“</w:t>
+      </w:r>
+      <w:r>
+        <w:t xml:space="preserve">5-db-hpa</w:t>
+      </w:r>
+      <w:r>
+        <w:t xml:space="preserve">”</w:t>
+      </w:r>
+      <w:r>
+        <w:t xml:space="preserve"> </w:t>
+      </w:r>
+      <w:r>
+        <w:t xml:space="preserve">folder of the</w:t>
+      </w:r>
+      <w:r>
+        <w:t xml:space="preserve"> </w:t>
+      </w:r>
+      <w:r>
+        <w:t xml:space="preserve">“</w:t>
+      </w:r>
+      <w:r>
+        <w:t xml:space="preserve">rnaseq</w:t>
+      </w:r>
+      <w:r>
+        <w:t xml:space="preserve">”</w:t>
+      </w:r>
+      <w:r>
+        <w:t xml:space="preserve"> </w:t>
+      </w:r>
+      <w:r>
+        <w:t xml:space="preserve">curriculum folder.</w:t>
       </w:r>
     </w:p>
     <w:p>
       <w:pPr>
         <w:numPr>
           <w:ilvl w:val="0"/>
-          <w:numId w:val="1060"/>
+          <w:numId w:val="1062"/>
         </w:numPr>
         <w:pStyle w:val="Compact"/>
       </w:pPr>
@@ -11444,7 +11881,7 @@
       <w:pPr>
         <w:numPr>
           <w:ilvl w:val="0"/>
-          <w:numId w:val="1061"/>
+          <w:numId w:val="1063"/>
         </w:numPr>
         <w:pStyle w:val="Compact"/>
       </w:pPr>
@@ -11495,7 +11932,7 @@
       <w:pPr>
         <w:numPr>
           <w:ilvl w:val="0"/>
-          <w:numId w:val="1062"/>
+          <w:numId w:val="1064"/>
         </w:numPr>
         <w:pStyle w:val="Compact"/>
       </w:pPr>
@@ -11518,7 +11955,7 @@
       <w:pPr>
         <w:numPr>
           <w:ilvl w:val="0"/>
-          <w:numId w:val="1062"/>
+          <w:numId w:val="1064"/>
         </w:numPr>
         <w:pStyle w:val="Compact"/>
       </w:pPr>
@@ -11569,7 +12006,7 @@
       <w:pPr>
         <w:numPr>
           <w:ilvl w:val="0"/>
-          <w:numId w:val="1063"/>
+          <w:numId w:val="1065"/>
         </w:numPr>
         <w:pStyle w:val="Compact"/>
       </w:pPr>
@@ -11581,7 +12018,7 @@
       <w:pPr>
         <w:numPr>
           <w:ilvl w:val="0"/>
-          <w:numId w:val="1063"/>
+          <w:numId w:val="1065"/>
         </w:numPr>
         <w:pStyle w:val="Compact"/>
       </w:pPr>
@@ -12105,7 +12542,7 @@
       <w:pPr>
         <w:numPr>
           <w:ilvl w:val="0"/>
-          <w:numId w:val="1064"/>
+          <w:numId w:val="1066"/>
         </w:numPr>
         <w:pStyle w:val="Compact"/>
       </w:pPr>
@@ -12117,7 +12554,7 @@
       <w:pPr>
         <w:numPr>
           <w:ilvl w:val="0"/>
-          <w:numId w:val="1064"/>
+          <w:numId w:val="1066"/>
         </w:numPr>
         <w:pStyle w:val="Compact"/>
       </w:pPr>
@@ -12175,7 +12612,7 @@
       <w:pPr>
         <w:numPr>
           <w:ilvl w:val="0"/>
-          <w:numId w:val="1065"/>
+          <w:numId w:val="1067"/>
         </w:numPr>
         <w:pStyle w:val="Compact"/>
       </w:pPr>
@@ -12187,7 +12624,7 @@
       <w:pPr>
         <w:numPr>
           <w:ilvl w:val="0"/>
-          <w:numId w:val="1065"/>
+          <w:numId w:val="1067"/>
         </w:numPr>
         <w:pStyle w:val="Compact"/>
       </w:pPr>
@@ -12199,7 +12636,7 @@
       <w:pPr>
         <w:numPr>
           <w:ilvl w:val="1"/>
-          <w:numId w:val="1066"/>
+          <w:numId w:val="1068"/>
         </w:numPr>
         <w:pStyle w:val="Compact"/>
       </w:pPr>
@@ -12211,7 +12648,7 @@
       <w:pPr>
         <w:numPr>
           <w:ilvl w:val="1"/>
-          <w:numId w:val="1066"/>
+          <w:numId w:val="1068"/>
         </w:numPr>
         <w:pStyle w:val="Compact"/>
       </w:pPr>
@@ -12223,17 +12660,17 @@
       <w:pPr>
         <w:numPr>
           <w:ilvl w:val="0"/>
-          <w:numId w:val="1065"/>
+          <w:numId w:val="1067"/>
         </w:numPr>
         <w:pStyle w:val="Compact"/>
       </w:pPr>
       <w:r>
-        <w:t xml:space="preserve">One student in the group should post your slides on Canvas to the discussion board. Make sure you mention everyone in your group by name so they also get credit for the presentation.</w:t>
+        <w:t xml:space="preserve">One student in the group should post your slides on your learning management system (ex. Canvas, Blackboard, Google Classroom) as directed by your instructor to share your findings. Make sure you mention everyone in your group by name so they also get credit for the presentation.</w:t>
       </w:r>
     </w:p>
     <w:bookmarkEnd w:id="229"/>
     <w:bookmarkEnd w:id="230"/>
-    <w:bookmarkStart w:id="234" w:name="footnotes-6"/>
+    <w:bookmarkStart w:id="235" w:name="footnotes-6"/>
     <w:p>
       <w:pPr>
         <w:pStyle w:val="Heading3"/>
@@ -12251,7 +12688,7 @@
         <w:t xml:space="preserve">Footnotes</w:t>
       </w:r>
     </w:p>
-    <w:bookmarkStart w:id="232" w:name="resources-11"/>
+    <w:bookmarkStart w:id="233" w:name="resources-11"/>
     <w:p>
       <w:pPr>
         <w:pStyle w:val="Heading4"/>
@@ -12273,7 +12710,7 @@
       <w:pPr>
         <w:numPr>
           <w:ilvl w:val="0"/>
-          <w:numId w:val="1067"/>
+          <w:numId w:val="1069"/>
         </w:numPr>
         <w:pStyle w:val="Compact"/>
       </w:pPr>
@@ -12286,8 +12723,25 @@
         </w:r>
       </w:hyperlink>
     </w:p>
-    <w:bookmarkEnd w:id="232"/>
-    <w:bookmarkStart w:id="233" w:name="contributions-and-affiliations-6"/>
+    <w:p>
+      <w:pPr>
+        <w:numPr>
+          <w:ilvl w:val="0"/>
+          <w:numId w:val="1069"/>
+        </w:numPr>
+        <w:pStyle w:val="Compact"/>
+      </w:pPr>
+      <w:hyperlink r:id="rId232">
+        <w:r>
+          <w:rPr>
+            <w:rStyle w:val="Hyperlink"/>
+          </w:rPr>
+          <w:t xml:space="preserve">Activity 4 Biological Databases Genes</w:t>
+        </w:r>
+      </w:hyperlink>
+    </w:p>
+    <w:bookmarkEnd w:id="233"/>
+    <w:bookmarkStart w:id="234" w:name="contributions-and-affiliations-6"/>
     <w:p>
       <w:pPr>
         <w:pStyle w:val="Heading4"/>
@@ -12309,7 +12763,7 @@
       <w:pPr>
         <w:numPr>
           <w:ilvl w:val="0"/>
-          <w:numId w:val="1068"/>
+          <w:numId w:val="1070"/>
         </w:numPr>
         <w:pStyle w:val="Compact"/>
       </w:pPr>
@@ -12321,7 +12775,7 @@
       <w:pPr>
         <w:numPr>
           <w:ilvl w:val="0"/>
-          <w:numId w:val="1068"/>
+          <w:numId w:val="1070"/>
         </w:numPr>
         <w:pStyle w:val="Compact"/>
       </w:pPr>
@@ -12333,7 +12787,7 @@
       <w:pPr>
         <w:numPr>
           <w:ilvl w:val="0"/>
-          <w:numId w:val="1068"/>
+          <w:numId w:val="1070"/>
         </w:numPr>
         <w:pStyle w:val="Compact"/>
       </w:pPr>
@@ -12349,11 +12803,11 @@
         <w:t xml:space="preserve">Last Revised: September 2021</w:t>
       </w:r>
     </w:p>
-    <w:bookmarkEnd w:id="233"/>
     <w:bookmarkEnd w:id="234"/>
     <w:bookmarkEnd w:id="235"/>
     <w:bookmarkEnd w:id="236"/>
-    <w:bookmarkStart w:id="280" w:name="rna-seq-analysis"/>
+    <w:bookmarkEnd w:id="237"/>
+    <w:bookmarkStart w:id="279" w:name="rna-seq-analysis"/>
     <w:p>
       <w:pPr>
         <w:pStyle w:val="Heading1"/>
@@ -12371,7 +12825,7 @@
         <w:t xml:space="preserve">RNA-seq Analysis</w:t>
       </w:r>
     </w:p>
-    <w:bookmarkStart w:id="252" w:name="pre-lab-intro-to-rna-seq"/>
+    <w:bookmarkStart w:id="251" w:name="pre-lab-intro-to-rna-seq"/>
     <w:p>
       <w:pPr>
         <w:pStyle w:val="Heading2"/>
@@ -12389,7 +12843,7 @@
         <w:t xml:space="preserve">Pre-lab: Intro to RNA-seq</w:t>
       </w:r>
     </w:p>
-    <w:bookmarkStart w:id="237" w:name="purpose-7"/>
+    <w:bookmarkStart w:id="238" w:name="purpose-7"/>
     <w:p>
       <w:pPr>
         <w:pStyle w:val="Heading3"/>
@@ -12415,8 +12869,8 @@
         <w:t xml:space="preserve">In this pre-lab, students learn about RNA-sequencing so that we can take a closer look at some RNA-seq data in class.</w:t>
       </w:r>
     </w:p>
-    <w:bookmarkEnd w:id="237"/>
-    <w:bookmarkStart w:id="238" w:name="learning-objectives-6"/>
+    <w:bookmarkEnd w:id="238"/>
+    <w:bookmarkStart w:id="239" w:name="learning-objectives-6"/>
     <w:p>
       <w:pPr>
         <w:pStyle w:val="Heading3"/>
@@ -12438,7 +12892,7 @@
       <w:pPr>
         <w:numPr>
           <w:ilvl w:val="0"/>
-          <w:numId w:val="1069"/>
+          <w:numId w:val="1071"/>
         </w:numPr>
         <w:pStyle w:val="Compact"/>
       </w:pPr>
@@ -12450,7 +12904,7 @@
       <w:pPr>
         <w:numPr>
           <w:ilvl w:val="0"/>
-          <w:numId w:val="1069"/>
+          <w:numId w:val="1071"/>
         </w:numPr>
         <w:pStyle w:val="Compact"/>
       </w:pPr>
@@ -12462,7 +12916,7 @@
       <w:pPr>
         <w:numPr>
           <w:ilvl w:val="0"/>
-          <w:numId w:val="1069"/>
+          <w:numId w:val="1071"/>
         </w:numPr>
         <w:pStyle w:val="Compact"/>
       </w:pPr>
@@ -12470,8 +12924,8 @@
         <w:t xml:space="preserve">Define bioinformatics and its role in biology</w:t>
       </w:r>
     </w:p>
-    <w:bookmarkEnd w:id="238"/>
-    <w:bookmarkStart w:id="239" w:name="introduction-6"/>
+    <w:bookmarkEnd w:id="239"/>
+    <w:bookmarkStart w:id="240" w:name="introduction-6"/>
     <w:p>
       <w:pPr>
         <w:pStyle w:val="Heading3"/>
@@ -12497,8 +12951,8 @@
         <w:t xml:space="preserve">Next-generation DNA sequencing has revolutionized biological research. This tutorial will explain the basic process of next-gen sequencing and will discuss some of the ways it is used in research.</w:t>
       </w:r>
     </w:p>
-    <w:bookmarkEnd w:id="239"/>
-    <w:bookmarkStart w:id="244" w:name="X7a78675da81db379e65ffa8d3c29958129992a3"/>
+    <w:bookmarkEnd w:id="240"/>
+    <w:bookmarkStart w:id="243" w:name="X7a78675da81db379e65ffa8d3c29958129992a3"/>
     <w:p>
       <w:pPr>
         <w:pStyle w:val="Heading3"/>
@@ -12528,7 +12982,7 @@
         <w:t xml:space="preserve">Estimated time: 20 min</w:t>
       </w:r>
     </w:p>
-    <w:bookmarkStart w:id="242" w:name="instructions-10"/>
+    <w:bookmarkStart w:id="241" w:name="instructions-10"/>
     <w:p>
       <w:pPr>
         <w:pStyle w:val="Heading4"/>
@@ -12550,7 +13004,7 @@
       <w:pPr>
         <w:numPr>
           <w:ilvl w:val="0"/>
-          <w:numId w:val="1070"/>
+          <w:numId w:val="1072"/>
         </w:numPr>
       </w:pPr>
       <w:r>
@@ -12561,7 +13015,7 @@
       <w:pPr>
         <w:numPr>
           <w:ilvl w:val="1"/>
-          <w:numId w:val="1071"/>
+          <w:numId w:val="1073"/>
         </w:numPr>
         <w:pStyle w:val="Compact"/>
       </w:pPr>
@@ -12589,7 +13043,7 @@
       <w:r>
         <w:t xml:space="preserve"> </w:t>
       </w:r>
-      <w:hyperlink r:id="rId240">
+      <w:hyperlink r:id="rId214">
         <w:r>
           <w:rPr>
             <w:rStyle w:val="Hyperlink"/>
@@ -12608,7 +13062,7 @@
       <w:pPr>
         <w:numPr>
           <w:ilvl w:val="1"/>
-          <w:numId w:val="1071"/>
+          <w:numId w:val="1073"/>
         </w:numPr>
         <w:pStyle w:val="Compact"/>
       </w:pPr>
@@ -12618,7 +13072,7 @@
       <w:r>
         <w:t xml:space="preserve"> </w:t>
       </w:r>
-      <w:hyperlink r:id="rId241">
+      <w:hyperlink r:id="rId195">
         <w:r>
           <w:rPr>
             <w:rStyle w:val="Hyperlink"/>
@@ -12673,7 +13127,7 @@
       <w:pPr>
         <w:numPr>
           <w:ilvl w:val="1"/>
-          <w:numId w:val="1071"/>
+          <w:numId w:val="1073"/>
         </w:numPr>
         <w:pStyle w:val="Compact"/>
       </w:pPr>
@@ -12685,7 +13139,7 @@
       <w:pPr>
         <w:numPr>
           <w:ilvl w:val="0"/>
-          <w:numId w:val="1070"/>
+          <w:numId w:val="1072"/>
         </w:numPr>
       </w:pPr>
       <w:r>
@@ -12714,7 +13168,7 @@
       <w:pPr>
         <w:numPr>
           <w:ilvl w:val="0"/>
-          <w:numId w:val="1070"/>
+          <w:numId w:val="1072"/>
         </w:numPr>
       </w:pPr>
       <w:r>
@@ -12757,8 +13211,8 @@
         <w:t xml:space="preserve">to move on.</w:t>
       </w:r>
     </w:p>
-    <w:bookmarkEnd w:id="242"/>
-    <w:bookmarkStart w:id="243" w:name="questions-6"/>
+    <w:bookmarkEnd w:id="241"/>
+    <w:bookmarkStart w:id="242" w:name="questions-6"/>
     <w:p>
       <w:pPr>
         <w:pStyle w:val="Heading4"/>
@@ -12923,9 +13377,9 @@
         </w:tc>
       </w:tr>
     </w:tbl>
+    <w:bookmarkEnd w:id="242"/>
     <w:bookmarkEnd w:id="243"/>
-    <w:bookmarkEnd w:id="244"/>
-    <w:bookmarkStart w:id="247" w:name="activity-2---biotechnology-rna-seq"/>
+    <w:bookmarkStart w:id="246" w:name="activity-2---biotechnology-rna-seq"/>
     <w:p>
       <w:pPr>
         <w:pStyle w:val="Heading3"/>
@@ -12955,7 +13409,7 @@
         <w:t xml:space="preserve">Estimated time: 10 min</w:t>
       </w:r>
     </w:p>
-    <w:bookmarkStart w:id="245" w:name="instructions-11"/>
+    <w:bookmarkStart w:id="244" w:name="instructions-11"/>
     <w:p>
       <w:pPr>
         <w:pStyle w:val="Heading4"/>
@@ -12977,7 +13431,7 @@
       <w:pPr>
         <w:numPr>
           <w:ilvl w:val="0"/>
-          <w:numId w:val="1072"/>
+          <w:numId w:val="1074"/>
         </w:numPr>
         <w:pStyle w:val="Compact"/>
       </w:pPr>
@@ -13043,7 +13497,7 @@
       <w:pPr>
         <w:numPr>
           <w:ilvl w:val="0"/>
-          <w:numId w:val="1072"/>
+          <w:numId w:val="1074"/>
         </w:numPr>
         <w:pStyle w:val="Compact"/>
       </w:pPr>
@@ -13087,8 +13541,8 @@
         <w:t xml:space="preserve">to move on.</w:t>
       </w:r>
     </w:p>
-    <w:bookmarkEnd w:id="245"/>
-    <w:bookmarkStart w:id="246" w:name="questions-7"/>
+    <w:bookmarkEnd w:id="244"/>
+    <w:bookmarkStart w:id="245" w:name="questions-7"/>
     <w:p>
       <w:pPr>
         <w:pStyle w:val="Heading4"/>
@@ -13277,9 +13731,9 @@
         </w:tc>
       </w:tr>
     </w:tbl>
+    <w:bookmarkEnd w:id="245"/>
     <w:bookmarkEnd w:id="246"/>
-    <w:bookmarkEnd w:id="247"/>
-    <w:bookmarkStart w:id="251" w:name="footnotes-7"/>
+    <w:bookmarkStart w:id="250" w:name="footnotes-7"/>
     <w:p>
       <w:pPr>
         <w:pStyle w:val="Heading3"/>
@@ -13297,7 +13751,7 @@
         <w:t xml:space="preserve">Footnotes</w:t>
       </w:r>
     </w:p>
-    <w:bookmarkStart w:id="249" w:name="resources-12"/>
+    <w:bookmarkStart w:id="248" w:name="resources-12"/>
     <w:p>
       <w:pPr>
         <w:pStyle w:val="Heading4"/>
@@ -13319,11 +13773,11 @@
       <w:pPr>
         <w:numPr>
           <w:ilvl w:val="0"/>
-          <w:numId w:val="1073"/>
+          <w:numId w:val="1075"/>
         </w:numPr>
         <w:pStyle w:val="Compact"/>
       </w:pPr>
-      <w:hyperlink r:id="rId248">
+      <w:hyperlink r:id="rId247">
         <w:r>
           <w:rPr>
             <w:rStyle w:val="Hyperlink"/>
@@ -13332,73 +13786,73 @@
         </w:r>
       </w:hyperlink>
     </w:p>
+    <w:bookmarkEnd w:id="248"/>
+    <w:bookmarkStart w:id="249" w:name="contributions-and-affiliations-7"/>
+    <w:p>
+      <w:pPr>
+        <w:pStyle w:val="Heading4"/>
+      </w:pPr>
+      <w:r>
+        <w:rPr>
+          <w:rStyle w:val="SectionNumber"/>
+        </w:rPr>
+        <w:t xml:space="preserve">4.1.6.2</w:t>
+      </w:r>
+      <w:r>
+        <w:tab/>
+      </w:r>
+      <w:r>
+        <w:t xml:space="preserve">Contributions and Affiliations</w:t>
+      </w:r>
+    </w:p>
+    <w:p>
+      <w:pPr>
+        <w:numPr>
+          <w:ilvl w:val="0"/>
+          <w:numId w:val="1076"/>
+        </w:numPr>
+        <w:pStyle w:val="Compact"/>
+      </w:pPr>
+      <w:r>
+        <w:t xml:space="preserve">Stephanie R. Coffman, Ph.D. Clovis Community College</w:t>
+      </w:r>
+    </w:p>
+    <w:p>
+      <w:pPr>
+        <w:numPr>
+          <w:ilvl w:val="0"/>
+          <w:numId w:val="1076"/>
+        </w:numPr>
+        <w:pStyle w:val="Compact"/>
+      </w:pPr>
+      <w:r>
+        <w:t xml:space="preserve">Katie Cox, Ph.D. Carnegie Institute at John Hopkins University</w:t>
+      </w:r>
+    </w:p>
+    <w:p>
+      <w:pPr>
+        <w:numPr>
+          <w:ilvl w:val="0"/>
+          <w:numId w:val="1076"/>
+        </w:numPr>
+        <w:pStyle w:val="Compact"/>
+      </w:pPr>
+      <w:r>
+        <w:t xml:space="preserve">Sayumi York, Ph.D. Notre Dame of Maryland University</w:t>
+      </w:r>
+    </w:p>
+    <w:p>
+      <w:pPr>
+        <w:pStyle w:val="FirstParagraph"/>
+      </w:pPr>
+      <w:r>
+        <w:t xml:space="preserve">Last Revised: November 2025</w:t>
+      </w:r>
+    </w:p>
     <w:bookmarkEnd w:id="249"/>
-    <w:bookmarkStart w:id="250" w:name="contributions-and-affiliations-7"/>
-    <w:p>
-      <w:pPr>
-        <w:pStyle w:val="Heading4"/>
-      </w:pPr>
-      <w:r>
-        <w:rPr>
-          <w:rStyle w:val="SectionNumber"/>
-        </w:rPr>
-        <w:t xml:space="preserve">4.1.6.2</w:t>
-      </w:r>
-      <w:r>
-        <w:tab/>
-      </w:r>
-      <w:r>
-        <w:t xml:space="preserve">Contributions and Affiliations</w:t>
-      </w:r>
-    </w:p>
-    <w:p>
-      <w:pPr>
-        <w:numPr>
-          <w:ilvl w:val="0"/>
-          <w:numId w:val="1074"/>
-        </w:numPr>
-        <w:pStyle w:val="Compact"/>
-      </w:pPr>
-      <w:r>
-        <w:t xml:space="preserve">Stephanie R. Coffman, Ph.D. Clovis Community College</w:t>
-      </w:r>
-    </w:p>
-    <w:p>
-      <w:pPr>
-        <w:numPr>
-          <w:ilvl w:val="0"/>
-          <w:numId w:val="1074"/>
-        </w:numPr>
-        <w:pStyle w:val="Compact"/>
-      </w:pPr>
-      <w:r>
-        <w:t xml:space="preserve">Katie Cox, Ph.D. Carnegie Institute at John Hopkins University</w:t>
-      </w:r>
-    </w:p>
-    <w:p>
-      <w:pPr>
-        <w:numPr>
-          <w:ilvl w:val="0"/>
-          <w:numId w:val="1074"/>
-        </w:numPr>
-        <w:pStyle w:val="Compact"/>
-      </w:pPr>
-      <w:r>
-        <w:t xml:space="preserve">Sayumi York, Ph.D. Notre Dame of Maryland University</w:t>
-      </w:r>
-    </w:p>
-    <w:p>
-      <w:pPr>
-        <w:pStyle w:val="FirstParagraph"/>
-      </w:pPr>
-      <w:r>
-        <w:t xml:space="preserve">Last Revised: November 2025</w:t>
-      </w:r>
-    </w:p>
     <w:bookmarkEnd w:id="250"/>
     <w:bookmarkEnd w:id="251"/>
-    <w:bookmarkEnd w:id="252"/>
-    <w:bookmarkStart w:id="264" w:name="lab-slides-rna-seq-analysis"/>
+    <w:bookmarkStart w:id="263" w:name="lab-slides-rna-seq-analysis"/>
     <w:p>
       <w:pPr>
         <w:pStyle w:val="Heading2"/>
@@ -13416,7 +13870,7 @@
         <w:t xml:space="preserve">Lab Slides and Demo</w:t>
       </w:r>
     </w:p>
-    <w:bookmarkStart w:id="257" w:name="lab-slides"/>
+    <w:bookmarkStart w:id="256" w:name="lab-slides"/>
     <w:p>
       <w:pPr>
         <w:pStyle w:val="Heading3"/>
@@ -13443,18 +13897,18 @@
           <wp:inline>
             <wp:extent cx="5334000" cy="3000375"/>
             <wp:effectExtent b="0" l="0" r="0" t="0"/>
-            <wp:docPr descr="" title="" id="254" name="Picture"/>
+            <wp:docPr descr="" title="" id="253" name="Picture"/>
             <a:graphic>
               <a:graphicData uri="http://schemas.openxmlformats.org/drawingml/2006/picture">
                 <pic:pic>
                   <pic:nvPicPr>
-                    <pic:cNvPr descr="rna-seq-analysis_files/figure-docx//1-bQsuEIWO6e0ekb98byMAHR8_l45pp_fsl7NxJIXkbM_g35f391192_00.png" id="255" name="Picture"/>
+                    <pic:cNvPr descr="rna-seq-analysis_files/figure-docx//1-bQsuEIWO6e0ekb98byMAHR8_l45pp_fsl7NxJIXkbM_g35f391192_00.png" id="254" name="Picture"/>
                     <pic:cNvPicPr>
                       <a:picLocks noChangeArrowheads="1" noChangeAspect="1"/>
                     </pic:cNvPicPr>
                   </pic:nvPicPr>
                   <pic:blipFill>
-                    <a:blip r:embed="rId253"/>
+                    <a:blip r:embed="rId252"/>
                     <a:stretch>
                       <a:fillRect/>
                     </a:stretch>
@@ -13488,7 +13942,7 @@
       <w:r>
         <w:t xml:space="preserve">[</w:t>
       </w:r>
-      <w:hyperlink r:id="rId256">
+      <w:hyperlink r:id="rId255">
         <w:r>
           <w:rPr>
             <w:rStyle w:val="Hyperlink"/>
@@ -13500,8 +13954,8 @@
         <w:t xml:space="preserve">]</w:t>
       </w:r>
     </w:p>
-    <w:bookmarkEnd w:id="257"/>
-    <w:bookmarkStart w:id="263" w:name="X15e221458c67c32af1119f4553090d12d186354"/>
+    <w:bookmarkEnd w:id="256"/>
+    <w:bookmarkStart w:id="262" w:name="X15e221458c67c32af1119f4553090d12d186354"/>
     <w:p>
       <w:pPr>
         <w:pStyle w:val="Heading3"/>
@@ -13528,18 +13982,18 @@
           <wp:inline>
             <wp:extent cx="5334000" cy="3000375"/>
             <wp:effectExtent b="0" l="0" r="0" t="0"/>
-            <wp:docPr descr="" title="" id="259" name="Picture"/>
+            <wp:docPr descr="" title="" id="258" name="Picture"/>
             <a:graphic>
               <a:graphicData uri="http://schemas.openxmlformats.org/drawingml/2006/picture">
                 <pic:pic>
                   <pic:nvPicPr>
-                    <pic:cNvPr descr="rna-seq-analysis_files/figure-docx//1oNO9JFmC8itk3eq6amT95MWvOsr3zQb6LNwZsQ7-i-g_gdf3f6e5285_0_0.png" id="260" name="Picture"/>
+                    <pic:cNvPr descr="rna-seq-analysis_files/figure-docx//1oNO9JFmC8itk3eq6amT95MWvOsr3zQb6LNwZsQ7-i-g_gdf3f6e5285_0_0.png" id="259" name="Picture"/>
                     <pic:cNvPicPr>
                       <a:picLocks noChangeArrowheads="1" noChangeAspect="1"/>
                     </pic:cNvPicPr>
                   </pic:nvPicPr>
                   <pic:blipFill>
-                    <a:blip r:embed="rId258"/>
+                    <a:blip r:embed="rId257"/>
                     <a:stretch>
                       <a:fillRect/>
                     </a:stretch>
@@ -13573,7 +14027,7 @@
       <w:r>
         <w:t xml:space="preserve">[</w:t>
       </w:r>
-      <w:hyperlink r:id="rId261">
+      <w:hyperlink r:id="rId260">
         <w:r>
           <w:rPr>
             <w:rStyle w:val="Hyperlink"/>
@@ -13584,7 +14038,7 @@
       <w:r>
         <w:t xml:space="preserve">][</w:t>
       </w:r>
-      <w:hyperlink r:id="rId262">
+      <w:hyperlink r:id="rId261">
         <w:r>
           <w:rPr>
             <w:rStyle w:val="Hyperlink"/>
@@ -13596,27 +14050,97 @@
         <w:t xml:space="preserve">]</w:t>
       </w:r>
     </w:p>
+    <w:bookmarkEnd w:id="262"/>
     <w:bookmarkEnd w:id="263"/>
+    <w:bookmarkStart w:id="278" w:name="lab-activity-rna-seq-analysis"/>
+    <w:p>
+      <w:pPr>
+        <w:pStyle w:val="Heading2"/>
+      </w:pPr>
+      <w:r>
+        <w:rPr>
+          <w:rStyle w:val="SectionNumber"/>
+        </w:rPr>
+        <w:t xml:space="preserve">4.3</w:t>
+      </w:r>
+      <w:r>
+        <w:tab/>
+      </w:r>
+      <w:r>
+        <w:t xml:space="preserve">Lab Activity: RNA-seq Analysis</w:t>
+      </w:r>
+    </w:p>
+    <w:bookmarkStart w:id="264" w:name="purpose-8"/>
+    <w:p>
+      <w:pPr>
+        <w:pStyle w:val="Heading3"/>
+      </w:pPr>
+      <w:r>
+        <w:rPr>
+          <w:rStyle w:val="SectionNumber"/>
+        </w:rPr>
+        <w:t xml:space="preserve">4.3.1</w:t>
+      </w:r>
+      <w:r>
+        <w:tab/>
+      </w:r>
+      <w:r>
+        <w:t xml:space="preserve">Purpose</w:t>
+      </w:r>
+    </w:p>
+    <w:p>
+      <w:pPr>
+        <w:pStyle w:val="FirstParagraph"/>
+      </w:pPr>
+      <w:r>
+        <w:t xml:space="preserve">In this lab, students will complete a tutorial on RNA-seq data and learn how to analyze, graph and interpret the data. In the following lab, we will use these skills to compare two RNA-seq data sets to investigate gene expression patterns.</w:t>
+      </w:r>
+    </w:p>
     <w:bookmarkEnd w:id="264"/>
-    <w:bookmarkStart w:id="279" w:name="lab-activity-rna-seq-analysis"/>
-    <w:p>
-      <w:pPr>
-        <w:pStyle w:val="Heading2"/>
+    <w:bookmarkStart w:id="265" w:name="learning-objectives-7"/>
+    <w:p>
+      <w:pPr>
+        <w:pStyle w:val="Heading3"/>
       </w:pPr>
       <w:r>
         <w:rPr>
           <w:rStyle w:val="SectionNumber"/>
         </w:rPr>
-        <w:t xml:space="preserve">4.3</w:t>
+        <w:t xml:space="preserve">4.3.2</w:t>
       </w:r>
       <w:r>
         <w:tab/>
       </w:r>
       <w:r>
-        <w:t xml:space="preserve">Lab Activity: RNA-seq Analysis</w:t>
-      </w:r>
-    </w:p>
-    <w:bookmarkStart w:id="265" w:name="purpose-8"/>
+        <w:t xml:space="preserve">Learning Objectives</w:t>
+      </w:r>
+    </w:p>
+    <w:p>
+      <w:pPr>
+        <w:numPr>
+          <w:ilvl w:val="0"/>
+          <w:numId w:val="1077"/>
+        </w:numPr>
+        <w:pStyle w:val="Compact"/>
+      </w:pPr>
+      <w:r>
+        <w:t xml:space="preserve">Use R to analyze HTSeq files</w:t>
+      </w:r>
+    </w:p>
+    <w:p>
+      <w:pPr>
+        <w:numPr>
+          <w:ilvl w:val="0"/>
+          <w:numId w:val="1077"/>
+        </w:numPr>
+        <w:pStyle w:val="Compact"/>
+      </w:pPr>
+      <w:r>
+        <w:t xml:space="preserve">Create and analyze histograms from HTSeq files</w:t>
+      </w:r>
+    </w:p>
+    <w:bookmarkEnd w:id="265"/>
+    <w:bookmarkStart w:id="267" w:name="introduction-7"/>
     <w:p>
       <w:pPr>
         <w:pStyle w:val="Heading3"/>
@@ -13625,13 +14149,13 @@
         <w:rPr>
           <w:rStyle w:val="SectionNumber"/>
         </w:rPr>
-        <w:t xml:space="preserve">4.3.1</w:t>
+        <w:t xml:space="preserve">4.3.3</w:t>
       </w:r>
       <w:r>
         <w:tab/>
       </w:r>
       <w:r>
-        <w:t xml:space="preserve">Purpose</w:t>
+        <w:t xml:space="preserve">Introduction</w:t>
       </w:r>
     </w:p>
     <w:p>
@@ -13639,76 +14163,6 @@
         <w:pStyle w:val="FirstParagraph"/>
       </w:pPr>
       <w:r>
-        <w:t xml:space="preserve">In this lab, students will complete a tutorial on RNA-seq data and learn how to analyze, graph and interpret the data. In the following lab, we will use these skills to compare two RNA-seq data sets to investigate gene expression patterns.</w:t>
-      </w:r>
-    </w:p>
-    <w:bookmarkEnd w:id="265"/>
-    <w:bookmarkStart w:id="266" w:name="learning-objectives-7"/>
-    <w:p>
-      <w:pPr>
-        <w:pStyle w:val="Heading3"/>
-      </w:pPr>
-      <w:r>
-        <w:rPr>
-          <w:rStyle w:val="SectionNumber"/>
-        </w:rPr>
-        <w:t xml:space="preserve">4.3.2</w:t>
-      </w:r>
-      <w:r>
-        <w:tab/>
-      </w:r>
-      <w:r>
-        <w:t xml:space="preserve">Learning Objectives</w:t>
-      </w:r>
-    </w:p>
-    <w:p>
-      <w:pPr>
-        <w:numPr>
-          <w:ilvl w:val="0"/>
-          <w:numId w:val="1075"/>
-        </w:numPr>
-        <w:pStyle w:val="Compact"/>
-      </w:pPr>
-      <w:r>
-        <w:t xml:space="preserve">Use R to analyze HTSeq files</w:t>
-      </w:r>
-    </w:p>
-    <w:p>
-      <w:pPr>
-        <w:numPr>
-          <w:ilvl w:val="0"/>
-          <w:numId w:val="1075"/>
-        </w:numPr>
-        <w:pStyle w:val="Compact"/>
-      </w:pPr>
-      <w:r>
-        <w:t xml:space="preserve">Create and analyze histograms from HTSeq files</w:t>
-      </w:r>
-    </w:p>
-    <w:bookmarkEnd w:id="266"/>
-    <w:bookmarkStart w:id="268" w:name="introduction-7"/>
-    <w:p>
-      <w:pPr>
-        <w:pStyle w:val="Heading3"/>
-      </w:pPr>
-      <w:r>
-        <w:rPr>
-          <w:rStyle w:val="SectionNumber"/>
-        </w:rPr>
-        <w:t xml:space="preserve">4.3.3</w:t>
-      </w:r>
-      <w:r>
-        <w:tab/>
-      </w:r>
-      <w:r>
-        <w:t xml:space="preserve">Introduction</w:t>
-      </w:r>
-    </w:p>
-    <w:p>
-      <w:pPr>
-        <w:pStyle w:val="FirstParagraph"/>
-      </w:pPr>
-      <w:r>
         <w:t xml:space="preserve">Today’s lab will investigate how scientists use computer science to analyze RNA-seq data. In general, the sequences are first aligned to a reference genome. For RNA-seq, the sequences will align to exons of the expressed genes. The data you will look at today has already been processed using a program called HTSeq. This program aligns the sequences to the reference genome and counts how many sequences align to each gene, producing files known as HTSeq files. The more sequences that align to the gene, the higher the expression level of the gene. The following tutorial will walk you through how to analyze an HTSeq file using the programming language R.</w:t>
       </w:r>
     </w:p>
@@ -13722,7 +14176,7 @@
       <w:r>
         <w:t xml:space="preserve"> </w:t>
       </w:r>
-      <w:hyperlink r:id="rId267">
+      <w:hyperlink r:id="rId266">
         <w:r>
           <w:rPr>
             <w:rStyle w:val="Hyperlink"/>
@@ -13734,8 +14188,8 @@
         <w:t xml:space="preserve">. The paper analyzes genes expression in the drosophila midgut.</w:t>
       </w:r>
     </w:p>
-    <w:bookmarkEnd w:id="268"/>
-    <w:bookmarkStart w:id="271" w:name="X5fbfb21906b55a491205a6c459ec16cfefc1a1f"/>
+    <w:bookmarkEnd w:id="267"/>
+    <w:bookmarkStart w:id="270" w:name="X5fbfb21906b55a491205a6c459ec16cfefc1a1f"/>
     <w:p>
       <w:pPr>
         <w:pStyle w:val="Heading3"/>
@@ -13765,7 +14219,7 @@
         <w:t xml:space="preserve">Estimated time: 20 min</w:t>
       </w:r>
     </w:p>
-    <w:bookmarkStart w:id="269" w:name="instructions-12"/>
+    <w:bookmarkStart w:id="268" w:name="instructions-12"/>
     <w:p>
       <w:pPr>
         <w:pStyle w:val="Heading4"/>
@@ -13787,7 +14241,7 @@
       <w:pPr>
         <w:numPr>
           <w:ilvl w:val="0"/>
-          <w:numId w:val="1076"/>
+          <w:numId w:val="1078"/>
         </w:numPr>
       </w:pPr>
       <w:r>
@@ -13798,7 +14252,7 @@
       <w:pPr>
         <w:numPr>
           <w:ilvl w:val="1"/>
-          <w:numId w:val="1077"/>
+          <w:numId w:val="1079"/>
         </w:numPr>
         <w:pStyle w:val="Compact"/>
       </w:pPr>
@@ -13826,7 +14280,7 @@
       <w:r>
         <w:t xml:space="preserve"> </w:t>
       </w:r>
-      <w:hyperlink r:id="rId240">
+      <w:hyperlink r:id="rId214">
         <w:r>
           <w:rPr>
             <w:rStyle w:val="Hyperlink"/>
@@ -13845,7 +14299,7 @@
       <w:pPr>
         <w:numPr>
           <w:ilvl w:val="1"/>
-          <w:numId w:val="1077"/>
+          <w:numId w:val="1079"/>
         </w:numPr>
         <w:pStyle w:val="Compact"/>
       </w:pPr>
@@ -13855,7 +14309,7 @@
       <w:r>
         <w:t xml:space="preserve"> </w:t>
       </w:r>
-      <w:hyperlink r:id="rId241">
+      <w:hyperlink r:id="rId195">
         <w:r>
           <w:rPr>
             <w:rStyle w:val="Hyperlink"/>
@@ -13910,7 +14364,7 @@
       <w:pPr>
         <w:numPr>
           <w:ilvl w:val="1"/>
-          <w:numId w:val="1077"/>
+          <w:numId w:val="1079"/>
         </w:numPr>
         <w:pStyle w:val="Compact"/>
       </w:pPr>
@@ -13922,7 +14376,7 @@
       <w:pPr>
         <w:numPr>
           <w:ilvl w:val="0"/>
-          <w:numId w:val="1076"/>
+          <w:numId w:val="1078"/>
         </w:numPr>
       </w:pPr>
       <w:r>
@@ -13951,7 +14405,7 @@
       <w:pPr>
         <w:numPr>
           <w:ilvl w:val="0"/>
-          <w:numId w:val="1076"/>
+          <w:numId w:val="1078"/>
         </w:numPr>
       </w:pPr>
       <w:r>
@@ -13998,7 +14452,7 @@
       <w:pPr>
         <w:numPr>
           <w:ilvl w:val="0"/>
-          <w:numId w:val="1076"/>
+          <w:numId w:val="1078"/>
         </w:numPr>
       </w:pPr>
       <w:r>
@@ -14009,7 +14463,7 @@
       <w:pPr>
         <w:numPr>
           <w:ilvl w:val="0"/>
-          <w:numId w:val="1076"/>
+          <w:numId w:val="1078"/>
         </w:numPr>
       </w:pPr>
       <w:r>
@@ -14034,8 +14488,8 @@
         <w:t xml:space="preserve">move on to Activity 2.</w:t>
       </w:r>
     </w:p>
-    <w:bookmarkEnd w:id="269"/>
-    <w:bookmarkStart w:id="270" w:name="questions-8"/>
+    <w:bookmarkEnd w:id="268"/>
+    <w:bookmarkStart w:id="269" w:name="questions-8"/>
     <w:p>
       <w:pPr>
         <w:pStyle w:val="Heading4"/>
@@ -14198,9 +14652,9 @@
         </w:tc>
       </w:tr>
     </w:tbl>
+    <w:bookmarkEnd w:id="269"/>
     <w:bookmarkEnd w:id="270"/>
-    <w:bookmarkEnd w:id="271"/>
-    <w:bookmarkStart w:id="274" w:name="activity-2---analyze-an-ht-seq-file"/>
+    <w:bookmarkStart w:id="273" w:name="activity-2---analyze-an-ht-seq-file"/>
     <w:p>
       <w:pPr>
         <w:pStyle w:val="Heading3"/>
@@ -14230,7 +14684,7 @@
         <w:t xml:space="preserve">Estimated time: 15-20 min</w:t>
       </w:r>
     </w:p>
-    <w:bookmarkStart w:id="272" w:name="instructions-13"/>
+    <w:bookmarkStart w:id="271" w:name="instructions-13"/>
     <w:p>
       <w:pPr>
         <w:pStyle w:val="Heading4"/>
@@ -14252,7 +14706,7 @@
       <w:pPr>
         <w:numPr>
           <w:ilvl w:val="0"/>
-          <w:numId w:val="1078"/>
+          <w:numId w:val="1080"/>
         </w:numPr>
         <w:pStyle w:val="Compact"/>
       </w:pPr>
@@ -14345,7 +14799,7 @@
       <w:pPr>
         <w:numPr>
           <w:ilvl w:val="0"/>
-          <w:numId w:val="1079"/>
+          <w:numId w:val="1081"/>
         </w:numPr>
         <w:pStyle w:val="Compact"/>
       </w:pPr>
@@ -14375,7 +14829,7 @@
       <w:pPr>
         <w:numPr>
           <w:ilvl w:val="1"/>
-          <w:numId w:val="1080"/>
+          <w:numId w:val="1082"/>
         </w:numPr>
         <w:pStyle w:val="Compact"/>
       </w:pPr>
@@ -14405,86 +14859,86 @@
       <w:pPr>
         <w:numPr>
           <w:ilvl w:val="2"/>
+          <w:numId w:val="1083"/>
+        </w:numPr>
+        <w:pStyle w:val="Compact"/>
+      </w:pPr>
+      <w:r>
+        <w:rPr>
+          <w:rStyle w:val="VerbatimChar"/>
+        </w:rPr>
+        <w:t xml:space="preserve">FILENAMEHERE</w:t>
+      </w:r>
+    </w:p>
+    <w:p>
+      <w:pPr>
+        <w:numPr>
+          <w:ilvl w:val="1"/>
+          <w:numId w:val="1082"/>
+        </w:numPr>
+        <w:pStyle w:val="Compact"/>
+      </w:pPr>
+      <w:r>
+        <w:t xml:space="preserve">Change</w:t>
+      </w:r>
+      <w:r>
+        <w:t xml:space="preserve"> </w:t>
+      </w:r>
+      <w:r>
+        <w:rPr>
+          <w:rStyle w:val="VerbatimChar"/>
+        </w:rPr>
+        <w:t xml:space="preserve">FILENAMEHERE</w:t>
+      </w:r>
+      <w:r>
+        <w:t xml:space="preserve"> </w:t>
+      </w:r>
+      <w:r>
+        <w:t xml:space="preserve">to the filename for your file.</w:t>
+      </w:r>
+    </w:p>
+    <w:p>
+      <w:pPr>
+        <w:numPr>
+          <w:ilvl w:val="2"/>
+          <w:numId w:val="1084"/>
+        </w:numPr>
+        <w:pStyle w:val="Compact"/>
+      </w:pPr>
+      <w:r>
+        <w:t xml:space="preserve">Example:</w:t>
+      </w:r>
+      <w:r>
+        <w:t xml:space="preserve"> </w:t>
+      </w:r>
+      <w:r>
+        <w:rPr>
+          <w:rStyle w:val="VerbatimChar"/>
+        </w:rPr>
+        <w:t xml:space="preserve">SRR891602</w:t>
+      </w:r>
+    </w:p>
+    <w:p>
+      <w:pPr>
+        <w:numPr>
+          <w:ilvl w:val="0"/>
           <w:numId w:val="1081"/>
         </w:numPr>
         <w:pStyle w:val="Compact"/>
       </w:pPr>
       <w:r>
-        <w:rPr>
-          <w:rStyle w:val="VerbatimChar"/>
-        </w:rPr>
-        <w:t xml:space="preserve">FILENAMEHERE</w:t>
-      </w:r>
-    </w:p>
-    <w:p>
-      <w:pPr>
-        <w:numPr>
-          <w:ilvl w:val="1"/>
-          <w:numId w:val="1080"/>
+        <w:t xml:space="preserve">Try requesting some analysis to get a look at the data and answer the questions below.</w:t>
+      </w:r>
+    </w:p>
+    <w:p>
+      <w:pPr>
+        <w:numPr>
+          <w:ilvl w:val="0"/>
+          <w:numId w:val="1081"/>
         </w:numPr>
         <w:pStyle w:val="Compact"/>
       </w:pPr>
       <w:r>
-        <w:t xml:space="preserve">Change</w:t>
-      </w:r>
-      <w:r>
-        <w:t xml:space="preserve"> </w:t>
-      </w:r>
-      <w:r>
-        <w:rPr>
-          <w:rStyle w:val="VerbatimChar"/>
-        </w:rPr>
-        <w:t xml:space="preserve">FILENAMEHERE</w:t>
-      </w:r>
-      <w:r>
-        <w:t xml:space="preserve"> </w:t>
-      </w:r>
-      <w:r>
-        <w:t xml:space="preserve">to the filename for your file.</w:t>
-      </w:r>
-    </w:p>
-    <w:p>
-      <w:pPr>
-        <w:numPr>
-          <w:ilvl w:val="2"/>
-          <w:numId w:val="1082"/>
-        </w:numPr>
-        <w:pStyle w:val="Compact"/>
-      </w:pPr>
-      <w:r>
-        <w:t xml:space="preserve">Example:</w:t>
-      </w:r>
-      <w:r>
-        <w:t xml:space="preserve"> </w:t>
-      </w:r>
-      <w:r>
-        <w:rPr>
-          <w:rStyle w:val="VerbatimChar"/>
-        </w:rPr>
-        <w:t xml:space="preserve">SRR891602</w:t>
-      </w:r>
-    </w:p>
-    <w:p>
-      <w:pPr>
-        <w:numPr>
-          <w:ilvl w:val="0"/>
-          <w:numId w:val="1079"/>
-        </w:numPr>
-        <w:pStyle w:val="Compact"/>
-      </w:pPr>
-      <w:r>
-        <w:t xml:space="preserve">Try requesting some analysis to get a look at the data and answer the questions below.</w:t>
-      </w:r>
-    </w:p>
-    <w:p>
-      <w:pPr>
-        <w:numPr>
-          <w:ilvl w:val="0"/>
-          <w:numId w:val="1079"/>
-        </w:numPr>
-        <w:pStyle w:val="Compact"/>
-      </w:pPr>
-      <w:r>
         <w:t xml:space="preserve">Answer the questions below as you analyze the data. Consult the</w:t>
       </w:r>
       <w:r>
@@ -14506,8 +14960,8 @@
         <w:t xml:space="preserve">to figure out which code to use.</w:t>
       </w:r>
     </w:p>
-    <w:bookmarkEnd w:id="272"/>
-    <w:bookmarkStart w:id="273" w:name="questions-9"/>
+    <w:bookmarkEnd w:id="271"/>
+    <w:bookmarkStart w:id="272" w:name="questions-9"/>
     <w:p>
       <w:pPr>
         <w:pStyle w:val="Heading4"/>
@@ -14804,9 +15258,9 @@
         </w:tc>
       </w:tr>
     </w:tbl>
+    <w:bookmarkEnd w:id="272"/>
     <w:bookmarkEnd w:id="273"/>
-    <w:bookmarkEnd w:id="274"/>
-    <w:bookmarkStart w:id="278" w:name="footnotes-8"/>
+    <w:bookmarkStart w:id="277" w:name="footnotes-8"/>
     <w:p>
       <w:pPr>
         <w:pStyle w:val="Heading3"/>
@@ -14824,7 +15278,7 @@
         <w:t xml:space="preserve">Footnotes</w:t>
       </w:r>
     </w:p>
-    <w:bookmarkStart w:id="276" w:name="resources-13"/>
+    <w:bookmarkStart w:id="275" w:name="resources-13"/>
     <w:p>
       <w:pPr>
         <w:pStyle w:val="Heading4"/>
@@ -14846,11 +15300,11 @@
       <w:pPr>
         <w:numPr>
           <w:ilvl w:val="0"/>
-          <w:numId w:val="1083"/>
+          <w:numId w:val="1085"/>
         </w:numPr>
         <w:pStyle w:val="Compact"/>
       </w:pPr>
-      <w:hyperlink r:id="rId275">
+      <w:hyperlink r:id="rId274">
         <w:r>
           <w:rPr>
             <w:rStyle w:val="Hyperlink"/>
@@ -14859,92 +15313,92 @@
         </w:r>
       </w:hyperlink>
     </w:p>
+    <w:bookmarkEnd w:id="275"/>
+    <w:bookmarkStart w:id="276" w:name="contributions-and-affiliations-8"/>
+    <w:p>
+      <w:pPr>
+        <w:pStyle w:val="Heading4"/>
+      </w:pPr>
+      <w:r>
+        <w:rPr>
+          <w:rStyle w:val="SectionNumber"/>
+        </w:rPr>
+        <w:t xml:space="preserve">4.3.6.2</w:t>
+      </w:r>
+      <w:r>
+        <w:tab/>
+      </w:r>
+      <w:r>
+        <w:t xml:space="preserve">Contributions and Affiliations</w:t>
+      </w:r>
+    </w:p>
+    <w:p>
+      <w:pPr>
+        <w:numPr>
+          <w:ilvl w:val="0"/>
+          <w:numId w:val="1086"/>
+        </w:numPr>
+        <w:pStyle w:val="Compact"/>
+      </w:pPr>
+      <w:r>
+        <w:t xml:space="preserve">Stephanie R. Coffman, Ph.D. Clovis Community College</w:t>
+      </w:r>
+    </w:p>
+    <w:p>
+      <w:pPr>
+        <w:numPr>
+          <w:ilvl w:val="0"/>
+          <w:numId w:val="1086"/>
+        </w:numPr>
+        <w:pStyle w:val="Compact"/>
+      </w:pPr>
+      <w:r>
+        <w:t xml:space="preserve">Rosa Alcazar, PH.D. Clovis Community College</w:t>
+      </w:r>
+    </w:p>
+    <w:p>
+      <w:pPr>
+        <w:numPr>
+          <w:ilvl w:val="0"/>
+          <w:numId w:val="1086"/>
+        </w:numPr>
+        <w:pStyle w:val="Compact"/>
+      </w:pPr>
+      <w:r>
+        <w:t xml:space="preserve">Katie Cox, Ph.D. Carnegie Institute at John Hopkins University</w:t>
+      </w:r>
+    </w:p>
+    <w:p>
+      <w:pPr>
+        <w:numPr>
+          <w:ilvl w:val="0"/>
+          <w:numId w:val="1086"/>
+        </w:numPr>
+        <w:pStyle w:val="Compact"/>
+      </w:pPr>
+      <w:r>
+        <w:t xml:space="preserve">Sayumi York, Ph.D. Notre Dame of Maryland University</w:t>
+      </w:r>
+    </w:p>
+    <w:p>
+      <w:pPr>
+        <w:pStyle w:val="FirstParagraph"/>
+      </w:pPr>
+      <w:r>
+        <w:t xml:space="preserve">Last Revised:</w:t>
+      </w:r>
+      <w:r>
+        <w:t xml:space="preserve"> </w:t>
+      </w:r>
+      <w:r>
+        <w:t xml:space="preserve">November 2025</w:t>
+      </w:r>
+    </w:p>
     <w:bookmarkEnd w:id="276"/>
-    <w:bookmarkStart w:id="277" w:name="contributions-and-affiliations-8"/>
-    <w:p>
-      <w:pPr>
-        <w:pStyle w:val="Heading4"/>
-      </w:pPr>
-      <w:r>
-        <w:rPr>
-          <w:rStyle w:val="SectionNumber"/>
-        </w:rPr>
-        <w:t xml:space="preserve">4.3.6.2</w:t>
-      </w:r>
-      <w:r>
-        <w:tab/>
-      </w:r>
-      <w:r>
-        <w:t xml:space="preserve">Contributions and Affiliations</w:t>
-      </w:r>
-    </w:p>
-    <w:p>
-      <w:pPr>
-        <w:numPr>
-          <w:ilvl w:val="0"/>
-          <w:numId w:val="1084"/>
-        </w:numPr>
-        <w:pStyle w:val="Compact"/>
-      </w:pPr>
-      <w:r>
-        <w:t xml:space="preserve">Stephanie R. Coffman, Ph.D. Clovis Community College</w:t>
-      </w:r>
-    </w:p>
-    <w:p>
-      <w:pPr>
-        <w:numPr>
-          <w:ilvl w:val="0"/>
-          <w:numId w:val="1084"/>
-        </w:numPr>
-        <w:pStyle w:val="Compact"/>
-      </w:pPr>
-      <w:r>
-        <w:t xml:space="preserve">Rosa Alcazar, PH.D. Clovis Community College</w:t>
-      </w:r>
-    </w:p>
-    <w:p>
-      <w:pPr>
-        <w:numPr>
-          <w:ilvl w:val="0"/>
-          <w:numId w:val="1084"/>
-        </w:numPr>
-        <w:pStyle w:val="Compact"/>
-      </w:pPr>
-      <w:r>
-        <w:t xml:space="preserve">Katie Cox, Ph.D. Carnegie Institute at John Hopkins University</w:t>
-      </w:r>
-    </w:p>
-    <w:p>
-      <w:pPr>
-        <w:numPr>
-          <w:ilvl w:val="0"/>
-          <w:numId w:val="1084"/>
-        </w:numPr>
-        <w:pStyle w:val="Compact"/>
-      </w:pPr>
-      <w:r>
-        <w:t xml:space="preserve">Sayumi York, Ph.D. Notre Dame of Maryland University</w:t>
-      </w:r>
-    </w:p>
-    <w:p>
-      <w:pPr>
-        <w:pStyle w:val="FirstParagraph"/>
-      </w:pPr>
-      <w:r>
-        <w:t xml:space="preserve">Last Revised:</w:t>
-      </w:r>
-      <w:r>
-        <w:t xml:space="preserve"> </w:t>
-      </w:r>
-      <w:r>
-        <w:t xml:space="preserve">November 2025</w:t>
-      </w:r>
-    </w:p>
     <w:bookmarkEnd w:id="277"/>
     <w:bookmarkEnd w:id="278"/>
     <w:bookmarkEnd w:id="279"/>
-    <w:bookmarkEnd w:id="280"/>
-    <w:bookmarkStart w:id="306" w:name="differential-gene-expression"/>
+    <w:bookmarkStart w:id="305" w:name="differential-gene-expression"/>
     <w:p>
       <w:pPr>
         <w:pStyle w:val="Heading1"/>
@@ -14962,7 +15416,7 @@
         <w:t xml:space="preserve">Differential Gene Expression</w:t>
       </w:r>
     </w:p>
-    <w:bookmarkStart w:id="285" w:name="lab-slides-differential-gene-expression"/>
+    <w:bookmarkStart w:id="284" w:name="lab-slides-differential-gene-expression"/>
     <w:p>
       <w:pPr>
         <w:pStyle w:val="Heading2"/>
@@ -14989,18 +15443,18 @@
           <wp:inline>
             <wp:extent cx="5334000" cy="3000375"/>
             <wp:effectExtent b="0" l="0" r="0" t="0"/>
-            <wp:docPr descr="" title="" id="282" name="Picture"/>
+            <wp:docPr descr="" title="" id="281" name="Picture"/>
             <a:graphic>
               <a:graphicData uri="http://schemas.openxmlformats.org/drawingml/2006/picture">
                 <pic:pic>
                   <pic:nvPicPr>
-                    <pic:cNvPr descr="differential-gene-expression_files/figure-docx//1qVh8Rb52aB_Xq5WpKSOqLyB-GrLum-Y910gaITw5OVw_g35f391192_00.png" id="283" name="Picture"/>
+                    <pic:cNvPr descr="differential-gene-expression_files/figure-docx//1qVh8Rb52aB_Xq5WpKSOqLyB-GrLum-Y910gaITw5OVw_g35f391192_00.png" id="282" name="Picture"/>
                     <pic:cNvPicPr>
                       <a:picLocks noChangeArrowheads="1" noChangeAspect="1"/>
                     </pic:cNvPicPr>
                   </pic:nvPicPr>
                   <pic:blipFill>
-                    <a:blip r:embed="rId281"/>
+                    <a:blip r:embed="rId280"/>
                     <a:stretch>
                       <a:fillRect/>
                     </a:stretch>
@@ -15034,7 +15488,7 @@
       <w:r>
         <w:t xml:space="preserve">[</w:t>
       </w:r>
-      <w:hyperlink r:id="rId284">
+      <w:hyperlink r:id="rId283">
         <w:r>
           <w:rPr>
             <w:rStyle w:val="Hyperlink"/>
@@ -15046,26 +15500,120 @@
         <w:t xml:space="preserve">]</w:t>
       </w:r>
     </w:p>
+    <w:bookmarkEnd w:id="284"/>
+    <w:bookmarkStart w:id="304" w:name="X7f3c6dd7b2a538bf33d13a8eba64df37ac9bd23"/>
+    <w:p>
+      <w:pPr>
+        <w:pStyle w:val="Heading2"/>
+      </w:pPr>
+      <w:r>
+        <w:rPr>
+          <w:rStyle w:val="SectionNumber"/>
+        </w:rPr>
+        <w:t xml:space="preserve">5.2</w:t>
+      </w:r>
+      <w:r>
+        <w:tab/>
+      </w:r>
+      <w:r>
+        <w:t xml:space="preserve">Lab Activity: Differential Gene Expression</w:t>
+      </w:r>
+    </w:p>
+    <w:bookmarkStart w:id="285" w:name="purpose-9"/>
+    <w:p>
+      <w:pPr>
+        <w:pStyle w:val="Heading3"/>
+      </w:pPr>
+      <w:r>
+        <w:rPr>
+          <w:rStyle w:val="SectionNumber"/>
+        </w:rPr>
+        <w:t xml:space="preserve">5.2.1</w:t>
+      </w:r>
+      <w:r>
+        <w:tab/>
+      </w:r>
+      <w:r>
+        <w:t xml:space="preserve">Purpose</w:t>
+      </w:r>
+    </w:p>
+    <w:p>
+      <w:pPr>
+        <w:pStyle w:val="FirstParagraph"/>
+      </w:pPr>
+      <w:r>
+        <w:t xml:space="preserve">The purpose of this tutorial is to start asking questions about differential gene expression that you can turn into your project.</w:t>
+      </w:r>
+    </w:p>
     <w:bookmarkEnd w:id="285"/>
-    <w:bookmarkStart w:id="305" w:name="X7f3c6dd7b2a538bf33d13a8eba64df37ac9bd23"/>
-    <w:p>
-      <w:pPr>
-        <w:pStyle w:val="Heading2"/>
+    <w:bookmarkStart w:id="286" w:name="learning-objectives-8"/>
+    <w:p>
+      <w:pPr>
+        <w:pStyle w:val="Heading3"/>
       </w:pPr>
       <w:r>
         <w:rPr>
           <w:rStyle w:val="SectionNumber"/>
         </w:rPr>
-        <w:t xml:space="preserve">5.2</w:t>
+        <w:t xml:space="preserve">5.2.2</w:t>
       </w:r>
       <w:r>
         <w:tab/>
       </w:r>
       <w:r>
-        <w:t xml:space="preserve">Lab Activity: Differential Gene Expression</w:t>
-      </w:r>
-    </w:p>
-    <w:bookmarkStart w:id="286" w:name="purpose-9"/>
+        <w:t xml:space="preserve">Learning Objectives</w:t>
+      </w:r>
+    </w:p>
+    <w:p>
+      <w:pPr>
+        <w:numPr>
+          <w:ilvl w:val="0"/>
+          <w:numId w:val="1087"/>
+        </w:numPr>
+        <w:pStyle w:val="Compact"/>
+      </w:pPr>
+      <w:r>
+        <w:t xml:space="preserve">Use R to analyze Gene Sets</w:t>
+      </w:r>
+    </w:p>
+    <w:p>
+      <w:pPr>
+        <w:numPr>
+          <w:ilvl w:val="0"/>
+          <w:numId w:val="1087"/>
+        </w:numPr>
+        <w:pStyle w:val="Compact"/>
+      </w:pPr>
+      <w:r>
+        <w:t xml:space="preserve">Describe Differential Expression Analysis</w:t>
+      </w:r>
+    </w:p>
+    <w:p>
+      <w:pPr>
+        <w:numPr>
+          <w:ilvl w:val="0"/>
+          <w:numId w:val="1087"/>
+        </w:numPr>
+        <w:pStyle w:val="Compact"/>
+      </w:pPr>
+      <w:r>
+        <w:t xml:space="preserve">Create and analyze histograms from HTSeq files</w:t>
+      </w:r>
+    </w:p>
+    <w:p>
+      <w:pPr>
+        <w:numPr>
+          <w:ilvl w:val="0"/>
+          <w:numId w:val="1087"/>
+        </w:numPr>
+        <w:pStyle w:val="Compact"/>
+      </w:pPr>
+      <w:r>
+        <w:t xml:space="preserve">Calculate Differential Gene Expression in real scientific data</w:t>
+      </w:r>
+    </w:p>
+    <w:bookmarkEnd w:id="286"/>
+    <w:bookmarkStart w:id="287" w:name="introduction-8"/>
     <w:p>
       <w:pPr>
         <w:pStyle w:val="Heading3"/>
@@ -15074,13 +15622,13 @@
         <w:rPr>
           <w:rStyle w:val="SectionNumber"/>
         </w:rPr>
-        <w:t xml:space="preserve">5.2.1</w:t>
+        <w:t xml:space="preserve">5.2.3</w:t>
       </w:r>
       <w:r>
         <w:tab/>
       </w:r>
       <w:r>
-        <w:t xml:space="preserve">Purpose</w:t>
+        <w:t xml:space="preserve">Introduction</w:t>
       </w:r>
     </w:p>
     <w:p>
@@ -15088,105 +15636,11 @@
         <w:pStyle w:val="FirstParagraph"/>
       </w:pPr>
       <w:r>
-        <w:t xml:space="preserve">The purpose of this tutorial is to start asking questions about differential gene expression that you can turn into your project.</w:t>
-      </w:r>
-    </w:p>
-    <w:bookmarkEnd w:id="286"/>
-    <w:bookmarkStart w:id="287" w:name="learning-objectives-8"/>
-    <w:p>
-      <w:pPr>
-        <w:pStyle w:val="Heading3"/>
-      </w:pPr>
-      <w:r>
-        <w:rPr>
-          <w:rStyle w:val="SectionNumber"/>
-        </w:rPr>
-        <w:t xml:space="preserve">5.2.2</w:t>
-      </w:r>
-      <w:r>
-        <w:tab/>
-      </w:r>
-      <w:r>
-        <w:t xml:space="preserve">Learning Objectives</w:t>
-      </w:r>
-    </w:p>
-    <w:p>
-      <w:pPr>
-        <w:numPr>
-          <w:ilvl w:val="0"/>
-          <w:numId w:val="1085"/>
-        </w:numPr>
-        <w:pStyle w:val="Compact"/>
-      </w:pPr>
-      <w:r>
-        <w:t xml:space="preserve">Use R to analyze Gene Sets</w:t>
-      </w:r>
-    </w:p>
-    <w:p>
-      <w:pPr>
-        <w:numPr>
-          <w:ilvl w:val="0"/>
-          <w:numId w:val="1085"/>
-        </w:numPr>
-        <w:pStyle w:val="Compact"/>
-      </w:pPr>
-      <w:r>
-        <w:t xml:space="preserve">Describe Differential Expression Analysis</w:t>
-      </w:r>
-    </w:p>
-    <w:p>
-      <w:pPr>
-        <w:numPr>
-          <w:ilvl w:val="0"/>
-          <w:numId w:val="1085"/>
-        </w:numPr>
-        <w:pStyle w:val="Compact"/>
-      </w:pPr>
-      <w:r>
-        <w:t xml:space="preserve">Create and analyze histograms from HTSeq files</w:t>
-      </w:r>
-    </w:p>
-    <w:p>
-      <w:pPr>
-        <w:numPr>
-          <w:ilvl w:val="0"/>
-          <w:numId w:val="1085"/>
-        </w:numPr>
-        <w:pStyle w:val="Compact"/>
-      </w:pPr>
-      <w:r>
-        <w:t xml:space="preserve">Calculate Differential Gene Expression in real scientific data</w:t>
+        <w:t xml:space="preserve">In today’s lab we will learn a hand-full of methods for looking at gene expression across the Drosophila midgut. As you work through the lab, think about scientific questions you could ask with the data, and what methods and samples would be useful for answering those questions.</w:t>
       </w:r>
     </w:p>
     <w:bookmarkEnd w:id="287"/>
-    <w:bookmarkStart w:id="288" w:name="introduction-8"/>
-    <w:p>
-      <w:pPr>
-        <w:pStyle w:val="Heading3"/>
-      </w:pPr>
-      <w:r>
-        <w:rPr>
-          <w:rStyle w:val="SectionNumber"/>
-        </w:rPr>
-        <w:t xml:space="preserve">5.2.3</w:t>
-      </w:r>
-      <w:r>
-        <w:tab/>
-      </w:r>
-      <w:r>
-        <w:t xml:space="preserve">Introduction</w:t>
-      </w:r>
-    </w:p>
-    <w:p>
-      <w:pPr>
-        <w:pStyle w:val="FirstParagraph"/>
-      </w:pPr>
-      <w:r>
-        <w:t xml:space="preserve">In today’s lab we will learn a hand-full of methods for looking at gene expression across the Drosophila midgut. As you work through the lab, think about scientific questions you could ask with the data, and what methods and samples would be useful for answering those questions.</w:t>
-      </w:r>
-    </w:p>
-    <w:bookmarkEnd w:id="288"/>
-    <w:bookmarkStart w:id="294" w:name="Xd00a1bedf6f0879e472c4644ea190ff61caab3a"/>
+    <w:bookmarkStart w:id="293" w:name="Xd00a1bedf6f0879e472c4644ea190ff61caab3a"/>
     <w:p>
       <w:pPr>
         <w:pStyle w:val="Heading3"/>
@@ -15216,7 +15670,7 @@
         <w:t xml:space="preserve">Estimated time: 45 min</w:t>
       </w:r>
     </w:p>
-    <w:bookmarkStart w:id="289" w:name="instructions-14"/>
+    <w:bookmarkStart w:id="288" w:name="instructions-14"/>
     <w:p>
       <w:pPr>
         <w:pStyle w:val="Heading4"/>
@@ -15238,24 +15692,23 @@
       <w:pPr>
         <w:numPr>
           <w:ilvl w:val="0"/>
-          <w:numId w:val="1086"/>
+          <w:numId w:val="1088"/>
+        </w:numPr>
+      </w:pPr>
+      <w:r>
+        <w:t xml:space="preserve">Access the C-MOOR Tutorials</w:t>
+      </w:r>
+    </w:p>
+    <w:p>
+      <w:pPr>
+        <w:numPr>
+          <w:ilvl w:val="1"/>
+          <w:numId w:val="1089"/>
         </w:numPr>
         <w:pStyle w:val="Compact"/>
       </w:pPr>
       <w:r>
-        <w:t xml:space="preserve">Log into SciServer, click on compute and open your C-MOOR LearnR” container.</w:t>
-      </w:r>
-    </w:p>
-    <w:p>
-      <w:pPr>
-        <w:numPr>
-          <w:ilvl w:val="0"/>
-          <w:numId w:val="1086"/>
-        </w:numPr>
-        <w:pStyle w:val="Compact"/>
-      </w:pPr>
-      <w:r>
-        <w:t xml:space="preserve">Start the</w:t>
+        <w:t xml:space="preserve">If you are using SciServer, log into SciServer, click on compute and open your</w:t>
       </w:r>
       <w:r>
         <w:t xml:space="preserve"> </w:t>
@@ -15264,7 +15717,7 @@
         <w:t xml:space="preserve">“</w:t>
       </w:r>
       <w:r>
-        <w:t xml:space="preserve">Differential Gene Expression</w:t>
+        <w:t xml:space="preserve">C-MOOR LearnR</w:t>
       </w:r>
       <w:r>
         <w:t xml:space="preserve">”</w:t>
@@ -15273,12 +15726,12 @@
         <w:t xml:space="preserve"> </w:t>
       </w:r>
       <w:r>
-        <w:t xml:space="preserve">tutorial. Visit</w:t>
-      </w:r>
-      <w:r>
-        <w:t xml:space="preserve"> </w:t>
-      </w:r>
-      <w:hyperlink r:id="rId240">
+        <w:t xml:space="preserve">container. Visit</w:t>
+      </w:r>
+      <w:r>
+        <w:t xml:space="preserve"> </w:t>
+      </w:r>
+      <w:hyperlink r:id="rId214">
         <w:r>
           <w:rPr>
             <w:rStyle w:val="Hyperlink"/>
@@ -15287,16 +15740,124 @@
         </w:r>
       </w:hyperlink>
       <w:r>
-        <w:t xml:space="preserve">. if you need to jog your memory on how to do this.</w:t>
+        <w:t xml:space="preserve"> </w:t>
+      </w:r>
+      <w:r>
+        <w:t xml:space="preserve">if you need to jog your memory on how to do this.</w:t>
+      </w:r>
+    </w:p>
+    <w:p>
+      <w:pPr>
+        <w:numPr>
+          <w:ilvl w:val="1"/>
+          <w:numId w:val="1089"/>
+        </w:numPr>
+        <w:pStyle w:val="Compact"/>
+      </w:pPr>
+      <w:r>
+        <w:t xml:space="preserve">If you are using AnVIL, log into AnVIL, navigate to your class Workspace, start up an RStudio Cloud Environment, and open RStudio. Visit the</w:t>
+      </w:r>
+      <w:r>
+        <w:t xml:space="preserve"> </w:t>
+      </w:r>
+      <w:hyperlink r:id="rId195">
+        <w:r>
+          <w:rPr>
+            <w:rStyle w:val="Hyperlink"/>
+          </w:rPr>
+          <w:t xml:space="preserve">AnVIL Guides and FAQs</w:t>
+        </w:r>
+      </w:hyperlink>
+      <w:r>
+        <w:t xml:space="preserve"> </w:t>
+      </w:r>
+      <w:r>
+        <w:t xml:space="preserve">if you need to jog your memory on how to do this. This module can be found in the</w:t>
+      </w:r>
+      <w:r>
+        <w:t xml:space="preserve"> </w:t>
+      </w:r>
+      <w:r>
+        <w:t xml:space="preserve">“</w:t>
+      </w:r>
+      <w:r>
+        <w:t xml:space="preserve">9-diff-exp</w:t>
+      </w:r>
+      <w:r>
+        <w:t xml:space="preserve">”</w:t>
+      </w:r>
+      <w:r>
+        <w:t xml:space="preserve"> </w:t>
+      </w:r>
+      <w:r>
+        <w:t xml:space="preserve">folder of the</w:t>
+      </w:r>
+      <w:r>
+        <w:t xml:space="preserve"> </w:t>
+      </w:r>
+      <w:r>
+        <w:t xml:space="preserve">“</w:t>
+      </w:r>
+      <w:r>
+        <w:t xml:space="preserve">rnaseq</w:t>
+      </w:r>
+      <w:r>
+        <w:t xml:space="preserve">”</w:t>
+      </w:r>
+      <w:r>
+        <w:t xml:space="preserve"> </w:t>
+      </w:r>
+      <w:r>
+        <w:t xml:space="preserve">curriculum folder.</w:t>
+      </w:r>
+    </w:p>
+    <w:p>
+      <w:pPr>
+        <w:numPr>
+          <w:ilvl w:val="1"/>
+          <w:numId w:val="1089"/>
+        </w:numPr>
+        <w:pStyle w:val="Compact"/>
+      </w:pPr>
+      <w:r>
+        <w:t xml:space="preserve">If you are using an alternative setup, follow the instructions provided by your instructor.</w:t>
       </w:r>
     </w:p>
     <w:p>
       <w:pPr>
         <w:numPr>
           <w:ilvl w:val="0"/>
-          <w:numId w:val="1086"/>
-        </w:numPr>
-        <w:pStyle w:val="Compact"/>
+          <w:numId w:val="1088"/>
+        </w:numPr>
+      </w:pPr>
+      <w:r>
+        <w:t xml:space="preserve">Start the</w:t>
+      </w:r>
+      <w:r>
+        <w:t xml:space="preserve"> </w:t>
+      </w:r>
+      <w:r>
+        <w:t xml:space="preserve">“</w:t>
+      </w:r>
+      <w:r>
+        <w:t xml:space="preserve">Differential Expression in DESeq2</w:t>
+      </w:r>
+      <w:r>
+        <w:t xml:space="preserve">”</w:t>
+      </w:r>
+      <w:r>
+        <w:t xml:space="preserve"> </w:t>
+      </w:r>
+      <w:r>
+        <w:t xml:space="preserve">tutorial</w:t>
+      </w:r>
+    </w:p>
+    <w:p>
+      <w:pPr>
+        <w:numPr>
+          <w:ilvl w:val="0"/>
+          <w:numId w:val="1088"/>
+        </w:numPr>
       </w:pPr>
       <w:r>
         <w:t xml:space="preserve">To move through the activities click</w:t>
@@ -15342,9 +15903,8 @@
       <w:pPr>
         <w:numPr>
           <w:ilvl w:val="0"/>
-          <w:numId w:val="1086"/>
-        </w:numPr>
-        <w:pStyle w:val="Compact"/>
+          <w:numId w:val="1088"/>
+        </w:numPr>
       </w:pPr>
       <w:r>
         <w:t xml:space="preserve">This tutorial has small boxes in which you can enter and run short lines of code to analyze the data.</w:t>
@@ -15354,9 +15914,8 @@
       <w:pPr>
         <w:numPr>
           <w:ilvl w:val="0"/>
-          <w:numId w:val="1086"/>
-        </w:numPr>
-        <w:pStyle w:val="Compact"/>
+          <w:numId w:val="1088"/>
+        </w:numPr>
       </w:pPr>
       <w:r>
         <w:rPr>
@@ -15370,16 +15929,15 @@
       <w:pPr>
         <w:numPr>
           <w:ilvl w:val="0"/>
-          <w:numId w:val="1086"/>
-        </w:numPr>
-        <w:pStyle w:val="Compact"/>
+          <w:numId w:val="1088"/>
+        </w:numPr>
       </w:pPr>
       <w:r>
         <w:t xml:space="preserve">As you work through the tutorial, answer the questions below.</w:t>
       </w:r>
     </w:p>
-    <w:bookmarkEnd w:id="289"/>
-    <w:bookmarkStart w:id="293" w:name="questions-10"/>
+    <w:bookmarkEnd w:id="288"/>
+    <w:bookmarkStart w:id="292" w:name="questions-10"/>
     <w:p>
       <w:pPr>
         <w:pStyle w:val="Heading4"/>
@@ -15514,18 +16072,18 @@
                 <wp:inline>
                   <wp:extent cx="5334000" cy="1469298"/>
                   <wp:effectExtent b="0" l="0" r="0" t="0"/>
-                  <wp:docPr descr="" title="" id="291" name="Picture"/>
+                  <wp:docPr descr="" title="" id="290" name="Picture"/>
                   <a:graphic>
                     <a:graphicData uri="http://schemas.openxmlformats.org/drawingml/2006/picture">
                       <pic:pic>
                         <pic:nvPicPr>
-                          <pic:cNvPr descr="resources/images/formatDESeq2Results.png" id="292" name="Picture"/>
+                          <pic:cNvPr descr="resources/images/formatDESeq2Results.png" id="291" name="Picture"/>
                           <pic:cNvPicPr>
                             <a:picLocks noChangeArrowheads="1" noChangeAspect="1"/>
                           </pic:cNvPicPr>
                         </pic:nvPicPr>
                         <pic:blipFill>
-                          <a:blip r:embed="rId290"/>
+                          <a:blip r:embed="rId289"/>
                           <a:stretch>
                             <a:fillRect/>
                           </a:stretch>
@@ -15610,9 +16168,9 @@
         </w:tc>
       </w:tr>
     </w:tbl>
+    <w:bookmarkEnd w:id="292"/>
     <w:bookmarkEnd w:id="293"/>
-    <w:bookmarkEnd w:id="294"/>
-    <w:bookmarkStart w:id="297" w:name="activity-2---try-it-out"/>
+    <w:bookmarkStart w:id="296" w:name="activity-2---try-it-out"/>
     <w:p>
       <w:pPr>
         <w:pStyle w:val="Heading3"/>
@@ -15642,7 +16200,7 @@
         <w:t xml:space="preserve">Estimated time: 45 min</w:t>
       </w:r>
     </w:p>
-    <w:bookmarkStart w:id="295" w:name="instructions-15"/>
+    <w:bookmarkStart w:id="294" w:name="instructions-15"/>
     <w:p>
       <w:pPr>
         <w:pStyle w:val="Heading4"/>
@@ -15668,8 +16226,8 @@
         <w:t xml:space="preserve">Work with a partner to complete the following analysis using the Try it Out section of the tutorial.</w:t>
       </w:r>
     </w:p>
-    <w:bookmarkEnd w:id="295"/>
-    <w:bookmarkStart w:id="296" w:name="questions-11"/>
+    <w:bookmarkEnd w:id="294"/>
+    <w:bookmarkStart w:id="295" w:name="questions-11"/>
     <w:p>
       <w:pPr>
         <w:pStyle w:val="Heading4"/>
@@ -15936,9 +16494,9 @@
         </w:tc>
       </w:tr>
     </w:tbl>
+    <w:bookmarkEnd w:id="295"/>
     <w:bookmarkEnd w:id="296"/>
-    <w:bookmarkEnd w:id="297"/>
-    <w:bookmarkStart w:id="300" w:name="activity-3---brainstorm-with-your-group"/>
+    <w:bookmarkStart w:id="299" w:name="activity-3---brainstorm-with-your-group"/>
     <w:p>
       <w:pPr>
         <w:pStyle w:val="Heading3"/>
@@ -15968,7 +16526,7 @@
         <w:t xml:space="preserve">Estimated time: 30 min</w:t>
       </w:r>
     </w:p>
-    <w:bookmarkStart w:id="298" w:name="instructions-16"/>
+    <w:bookmarkStart w:id="297" w:name="instructions-16"/>
     <w:p>
       <w:pPr>
         <w:pStyle w:val="Heading4"/>
@@ -15990,7 +16548,7 @@
       <w:pPr>
         <w:numPr>
           <w:ilvl w:val="0"/>
-          <w:numId w:val="1087"/>
+          <w:numId w:val="1090"/>
         </w:numPr>
         <w:pStyle w:val="Compact"/>
       </w:pPr>
@@ -16002,7 +16560,7 @@
       <w:pPr>
         <w:numPr>
           <w:ilvl w:val="1"/>
-          <w:numId w:val="1088"/>
+          <w:numId w:val="1091"/>
         </w:numPr>
         <w:pStyle w:val="Compact"/>
       </w:pPr>
@@ -16014,7 +16572,7 @@
       <w:pPr>
         <w:numPr>
           <w:ilvl w:val="1"/>
-          <w:numId w:val="1088"/>
+          <w:numId w:val="1091"/>
         </w:numPr>
         <w:pStyle w:val="Compact"/>
       </w:pPr>
@@ -16026,7 +16584,7 @@
       <w:pPr>
         <w:numPr>
           <w:ilvl w:val="0"/>
-          <w:numId w:val="1087"/>
+          <w:numId w:val="1090"/>
         </w:numPr>
         <w:pStyle w:val="Compact"/>
       </w:pPr>
@@ -16038,7 +16596,7 @@
       <w:pPr>
         <w:numPr>
           <w:ilvl w:val="0"/>
-          <w:numId w:val="1087"/>
+          <w:numId w:val="1090"/>
         </w:numPr>
         <w:pStyle w:val="Compact"/>
       </w:pPr>
@@ -16046,8 +16604,8 @@
         <w:t xml:space="preserve">Post your initial idea for a project on the class padlet, along with the names of everyone in your group.</w:t>
       </w:r>
     </w:p>
-    <w:bookmarkEnd w:id="298"/>
-    <w:bookmarkStart w:id="299" w:name="questions-12"/>
+    <w:bookmarkEnd w:id="297"/>
+    <w:bookmarkStart w:id="298" w:name="questions-12"/>
     <w:p>
       <w:pPr>
         <w:pStyle w:val="Heading4"/>
@@ -16104,9 +16662,9 @@
         </w:tc>
       </w:tr>
     </w:tbl>
+    <w:bookmarkEnd w:id="298"/>
     <w:bookmarkEnd w:id="299"/>
-    <w:bookmarkEnd w:id="300"/>
-    <w:bookmarkStart w:id="304" w:name="footnotes-9"/>
+    <w:bookmarkStart w:id="303" w:name="footnotes-9"/>
     <w:p>
       <w:pPr>
         <w:pStyle w:val="Heading3"/>
@@ -16124,7 +16682,7 @@
         <w:t xml:space="preserve">Footnotes</w:t>
       </w:r>
     </w:p>
-    <w:bookmarkStart w:id="302" w:name="resources-14"/>
+    <w:bookmarkStart w:id="301" w:name="resources-14"/>
     <w:p>
       <w:pPr>
         <w:pStyle w:val="Heading4"/>
@@ -16146,11 +16704,11 @@
       <w:pPr>
         <w:numPr>
           <w:ilvl w:val="0"/>
-          <w:numId w:val="1089"/>
+          <w:numId w:val="1092"/>
         </w:numPr>
         <w:pStyle w:val="Compact"/>
       </w:pPr>
-      <w:hyperlink r:id="rId301">
+      <w:hyperlink r:id="rId300">
         <w:r>
           <w:rPr>
             <w:rStyle w:val="Hyperlink"/>
@@ -16159,50 +16717,50 @@
         </w:r>
       </w:hyperlink>
     </w:p>
+    <w:bookmarkEnd w:id="301"/>
+    <w:bookmarkStart w:id="302" w:name="contributions-and-affiliations-9"/>
+    <w:p>
+      <w:pPr>
+        <w:pStyle w:val="Heading4"/>
+      </w:pPr>
+      <w:r>
+        <w:rPr>
+          <w:rStyle w:val="SectionNumber"/>
+        </w:rPr>
+        <w:t xml:space="preserve">5.2.7.2</w:t>
+      </w:r>
+      <w:r>
+        <w:tab/>
+      </w:r>
+      <w:r>
+        <w:t xml:space="preserve">Contributions and Affiliations</w:t>
+      </w:r>
+    </w:p>
+    <w:p>
+      <w:pPr>
+        <w:numPr>
+          <w:ilvl w:val="0"/>
+          <w:numId w:val="1093"/>
+        </w:numPr>
+        <w:pStyle w:val="Compact"/>
+      </w:pPr>
+      <w:r>
+        <w:t xml:space="preserve">Stephanie R. Coffman, Ph.D., Clovis Community College</w:t>
+      </w:r>
+    </w:p>
+    <w:p>
+      <w:pPr>
+        <w:pStyle w:val="FirstParagraph"/>
+      </w:pPr>
+      <w:r>
+        <w:t xml:space="preserve">Last Revised:March 22, 2022</w:t>
+      </w:r>
+    </w:p>
     <w:bookmarkEnd w:id="302"/>
-    <w:bookmarkStart w:id="303" w:name="contributions-and-affiliations-9"/>
-    <w:p>
-      <w:pPr>
-        <w:pStyle w:val="Heading4"/>
-      </w:pPr>
-      <w:r>
-        <w:rPr>
-          <w:rStyle w:val="SectionNumber"/>
-        </w:rPr>
-        <w:t xml:space="preserve">5.2.7.2</w:t>
-      </w:r>
-      <w:r>
-        <w:tab/>
-      </w:r>
-      <w:r>
-        <w:t xml:space="preserve">Contributions and Affiliations</w:t>
-      </w:r>
-    </w:p>
-    <w:p>
-      <w:pPr>
-        <w:numPr>
-          <w:ilvl w:val="0"/>
-          <w:numId w:val="1090"/>
-        </w:numPr>
-        <w:pStyle w:val="Compact"/>
-      </w:pPr>
-      <w:r>
-        <w:t xml:space="preserve">Stephanie R. Coffman, Ph.D., Clovis Community College</w:t>
-      </w:r>
-    </w:p>
-    <w:p>
-      <w:pPr>
-        <w:pStyle w:val="FirstParagraph"/>
-      </w:pPr>
-      <w:r>
-        <w:t xml:space="preserve">Last Revised:March 22, 2022</w:t>
-      </w:r>
-    </w:p>
     <w:bookmarkEnd w:id="303"/>
     <w:bookmarkEnd w:id="304"/>
     <w:bookmarkEnd w:id="305"/>
-    <w:bookmarkEnd w:id="306"/>
-    <w:bookmarkStart w:id="317" w:name="kickstart-project-work"/>
+    <w:bookmarkStart w:id="316" w:name="kickstart-project-work"/>
     <w:p>
       <w:pPr>
         <w:pStyle w:val="Heading1"/>
@@ -16248,7 +16806,7 @@
       <w:pPr>
         <w:numPr>
           <w:ilvl w:val="0"/>
-          <w:numId w:val="1091"/>
+          <w:numId w:val="1094"/>
         </w:numPr>
         <w:pStyle w:val="Compact"/>
       </w:pPr>
@@ -16260,7 +16818,7 @@
       <w:pPr>
         <w:numPr>
           <w:ilvl w:val="0"/>
-          <w:numId w:val="1091"/>
+          <w:numId w:val="1094"/>
         </w:numPr>
         <w:pStyle w:val="Compact"/>
       </w:pPr>
@@ -16272,7 +16830,7 @@
       <w:pPr>
         <w:numPr>
           <w:ilvl w:val="0"/>
-          <w:numId w:val="1091"/>
+          <w:numId w:val="1094"/>
         </w:numPr>
         <w:pStyle w:val="Compact"/>
       </w:pPr>
@@ -16284,7 +16842,7 @@
       <w:pPr>
         <w:numPr>
           <w:ilvl w:val="0"/>
-          <w:numId w:val="1091"/>
+          <w:numId w:val="1094"/>
         </w:numPr>
         <w:pStyle w:val="Compact"/>
       </w:pPr>
@@ -16346,7 +16904,7 @@
       <w:pPr>
         <w:numPr>
           <w:ilvl w:val="0"/>
-          <w:numId w:val="1092"/>
+          <w:numId w:val="1095"/>
         </w:numPr>
         <w:pStyle w:val="Compact"/>
       </w:pPr>
@@ -16356,7 +16914,7 @@
       <w:r>
         <w:t xml:space="preserve"> </w:t>
       </w:r>
-      <w:hyperlink r:id="rId307">
+      <w:hyperlink r:id="rId306">
         <w:r>
           <w:rPr>
             <w:rStyle w:val="Hyperlink"/>
@@ -16373,7 +16931,7 @@
       <w:r>
         <w:t xml:space="preserve"> </w:t>
       </w:r>
-      <w:hyperlink r:id="rId308">
+      <w:hyperlink r:id="rId307">
         <w:r>
           <w:rPr>
             <w:rStyle w:val="Hyperlink"/>
@@ -16386,7 +16944,7 @@
       <w:pPr>
         <w:numPr>
           <w:ilvl w:val="0"/>
-          <w:numId w:val="1092"/>
+          <w:numId w:val="1095"/>
         </w:numPr>
         <w:pStyle w:val="Compact"/>
       </w:pPr>
@@ -16398,7 +16956,7 @@
       <w:pPr>
         <w:numPr>
           <w:ilvl w:val="0"/>
-          <w:numId w:val="1092"/>
+          <w:numId w:val="1095"/>
         </w:numPr>
         <w:pStyle w:val="Compact"/>
       </w:pPr>
@@ -16422,7 +16980,7 @@
         <w:t xml:space="preserve">Instructions</w:t>
       </w:r>
     </w:p>
-    <w:bookmarkStart w:id="310" w:name="X570b9f81944009cf1400954637a200c73c02fed"/>
+    <w:bookmarkStart w:id="309" w:name="X570b9f81944009cf1400954637a200c73c02fed"/>
     <w:p>
       <w:pPr>
         <w:pStyle w:val="Heading3"/>
@@ -16456,12 +17014,23 @@
       <w:pPr>
         <w:numPr>
           <w:ilvl w:val="0"/>
-          <w:numId w:val="1093"/>
+          <w:numId w:val="1096"/>
+        </w:numPr>
+      </w:pPr>
+      <w:r>
+        <w:t xml:space="preserve">Access the C-MOOR Tutorials</w:t>
+      </w:r>
+    </w:p>
+    <w:p>
+      <w:pPr>
+        <w:numPr>
+          <w:ilvl w:val="1"/>
+          <w:numId w:val="1097"/>
         </w:numPr>
         <w:pStyle w:val="Compact"/>
       </w:pPr>
       <w:r>
-        <w:t xml:space="preserve">Log into SciServer, click on compute and open your</w:t>
+        <w:t xml:space="preserve">If you are using SciServer, log into SciServer, click on compute and open your</w:t>
       </w:r>
       <w:r>
         <w:t xml:space="preserve"> </w:t>
@@ -16479,42 +17048,12 @@
         <w:t xml:space="preserve"> </w:t>
       </w:r>
       <w:r>
-        <w:t xml:space="preserve">container.</w:t>
-      </w:r>
-    </w:p>
-    <w:p>
-      <w:pPr>
-        <w:numPr>
-          <w:ilvl w:val="0"/>
-          <w:numId w:val="1093"/>
-        </w:numPr>
-        <w:pStyle w:val="Compact"/>
-      </w:pPr>
-      <w:r>
-        <w:t xml:space="preserve">Start the</w:t>
-      </w:r>
-      <w:r>
-        <w:t xml:space="preserve"> </w:t>
-      </w:r>
-      <w:r>
-        <w:t xml:space="preserve">“</w:t>
-      </w:r>
-      <w:r>
-        <w:t xml:space="preserve">Differential Gene Expression</w:t>
-      </w:r>
-      <w:r>
-        <w:t xml:space="preserve">”</w:t>
-      </w:r>
-      <w:r>
-        <w:t xml:space="preserve"> </w:t>
-      </w:r>
-      <w:r>
-        <w:t xml:space="preserve">tutorial. Visit</w:t>
-      </w:r>
-      <w:r>
-        <w:t xml:space="preserve"> </w:t>
-      </w:r>
-      <w:hyperlink r:id="rId240">
+        <w:t xml:space="preserve">container. Visit</w:t>
+      </w:r>
+      <w:r>
+        <w:t xml:space="preserve"> </w:t>
+      </w:r>
+      <w:hyperlink r:id="rId214">
         <w:r>
           <w:rPr>
             <w:rStyle w:val="Hyperlink"/>
@@ -16523,16 +17062,142 @@
         </w:r>
       </w:hyperlink>
       <w:r>
-        <w:t xml:space="preserve">. if you need to jog your memory on how to do this.</w:t>
+        <w:t xml:space="preserve"> </w:t>
+      </w:r>
+      <w:r>
+        <w:t xml:space="preserve">if you need to jog your memory on how to do this.</w:t>
+      </w:r>
+    </w:p>
+    <w:p>
+      <w:pPr>
+        <w:numPr>
+          <w:ilvl w:val="1"/>
+          <w:numId w:val="1097"/>
+        </w:numPr>
+        <w:pStyle w:val="Compact"/>
+      </w:pPr>
+      <w:r>
+        <w:t xml:space="preserve">If you are using AnVIL, log into AnVIL, navigate to your class Workspace, start up an RStudio Cloud Environment, and open RStudio. Visit the</w:t>
+      </w:r>
+      <w:r>
+        <w:t xml:space="preserve"> </w:t>
+      </w:r>
+      <w:hyperlink r:id="rId195">
+        <w:r>
+          <w:rPr>
+            <w:rStyle w:val="Hyperlink"/>
+          </w:rPr>
+          <w:t xml:space="preserve">AnVIL Guides and FAQs</w:t>
+        </w:r>
+      </w:hyperlink>
+      <w:r>
+        <w:t xml:space="preserve"> </w:t>
+      </w:r>
+      <w:r>
+        <w:t xml:space="preserve">if you need to jog your memory on how to do this. This module can be found in the</w:t>
+      </w:r>
+      <w:r>
+        <w:t xml:space="preserve"> </w:t>
+      </w:r>
+      <w:r>
+        <w:t xml:space="preserve">“</w:t>
+      </w:r>
+      <w:r>
+        <w:t xml:space="preserve">10-rnaseq-proj</w:t>
+      </w:r>
+      <w:r>
+        <w:t xml:space="preserve">”</w:t>
+      </w:r>
+      <w:r>
+        <w:t xml:space="preserve"> </w:t>
+      </w:r>
+      <w:r>
+        <w:t xml:space="preserve">folder of the</w:t>
+      </w:r>
+      <w:r>
+        <w:t xml:space="preserve"> </w:t>
+      </w:r>
+      <w:r>
+        <w:t xml:space="preserve">“</w:t>
+      </w:r>
+      <w:r>
+        <w:t xml:space="preserve">rnaseq</w:t>
+      </w:r>
+      <w:r>
+        <w:t xml:space="preserve">”</w:t>
+      </w:r>
+      <w:r>
+        <w:t xml:space="preserve"> </w:t>
+      </w:r>
+      <w:r>
+        <w:t xml:space="preserve">curriculum folder.</w:t>
+      </w:r>
+    </w:p>
+    <w:p>
+      <w:pPr>
+        <w:numPr>
+          <w:ilvl w:val="1"/>
+          <w:numId w:val="1097"/>
+        </w:numPr>
+        <w:pStyle w:val="Compact"/>
+      </w:pPr>
+      <w:r>
+        <w:t xml:space="preserve">If you are using an alternative setup, follow the instructions provided by your instructor.</w:t>
       </w:r>
     </w:p>
     <w:p>
       <w:pPr>
         <w:numPr>
           <w:ilvl w:val="0"/>
-          <w:numId w:val="1093"/>
-        </w:numPr>
-        <w:pStyle w:val="Compact"/>
+          <w:numId w:val="1096"/>
+        </w:numPr>
+      </w:pPr>
+      <w:r>
+        <w:t xml:space="preserve">Start either the</w:t>
+      </w:r>
+      <w:r>
+        <w:t xml:space="preserve"> </w:t>
+      </w:r>
+      <w:r>
+        <w:t xml:space="preserve">“</w:t>
+      </w:r>
+      <w:r>
+        <w:t xml:space="preserve">Differential Expression with DESeq2</w:t>
+      </w:r>
+      <w:r>
+        <w:t xml:space="preserve">”</w:t>
+      </w:r>
+      <w:r>
+        <w:t xml:space="preserve"> </w:t>
+      </w:r>
+      <w:r>
+        <w:t xml:space="preserve">(SciServer) or</w:t>
+      </w:r>
+      <w:r>
+        <w:t xml:space="preserve"> </w:t>
+      </w:r>
+      <w:r>
+        <w:t xml:space="preserve">“</w:t>
+      </w:r>
+      <w:r>
+        <w:t xml:space="preserve">RNA-seq project work</w:t>
+      </w:r>
+      <w:r>
+        <w:t xml:space="preserve">”</w:t>
+      </w:r>
+      <w:r>
+        <w:t xml:space="preserve"> </w:t>
+      </w:r>
+      <w:r>
+        <w:t xml:space="preserve">(AnVIL, 10-rnaseq-proj) module based on your cloud platform.</w:t>
+      </w:r>
+    </w:p>
+    <w:p>
+      <w:pPr>
+        <w:numPr>
+          <w:ilvl w:val="0"/>
+          <w:numId w:val="1096"/>
+        </w:numPr>
       </w:pPr>
       <w:r>
         <w:t xml:space="preserve">This tutorial has small boxes in which you can enter and run short lines of code to analyze the data. Since we are not working directly in RStudio but in a LearnR tutorial environment, you don’t need to know more than a few lines of code to be able to ask some very interesting questions.</w:t>
@@ -16542,9 +17207,8 @@
       <w:pPr>
         <w:numPr>
           <w:ilvl w:val="0"/>
-          <w:numId w:val="1093"/>
-        </w:numPr>
-        <w:pStyle w:val="Compact"/>
+          <w:numId w:val="1096"/>
+        </w:numPr>
       </w:pPr>
       <w:r>
         <w:rPr>
@@ -16558,15 +17222,14 @@
       <w:pPr>
         <w:numPr>
           <w:ilvl w:val="0"/>
-          <w:numId w:val="1093"/>
-        </w:numPr>
-        <w:pStyle w:val="Compact"/>
+          <w:numId w:val="1096"/>
+        </w:numPr>
       </w:pPr>
       <w:r>
         <w:t xml:space="preserve">We will go through an example and you can use this to get other ideas for your project.</w:t>
       </w:r>
     </w:p>
-    <w:bookmarkStart w:id="309" w:name="questions-13"/>
+    <w:bookmarkStart w:id="308" w:name="questions-13"/>
     <w:p>
       <w:pPr>
         <w:pStyle w:val="Heading4"/>
@@ -16794,9 +17457,9 @@
         </w:tc>
       </w:tr>
     </w:tbl>
+    <w:bookmarkEnd w:id="308"/>
     <w:bookmarkEnd w:id="309"/>
-    <w:bookmarkEnd w:id="310"/>
-    <w:bookmarkStart w:id="312" w:name="activity-2---explore-your-gene-further"/>
+    <w:bookmarkStart w:id="311" w:name="activity-2---explore-your-gene-further"/>
     <w:p>
       <w:pPr>
         <w:pStyle w:val="Heading3"/>
@@ -16830,7 +17493,7 @@
       <w:pPr>
         <w:numPr>
           <w:ilvl w:val="0"/>
-          <w:numId w:val="1094"/>
+          <w:numId w:val="1098"/>
         </w:numPr>
         <w:pStyle w:val="Compact"/>
       </w:pPr>
@@ -16838,7 +17501,7 @@
         <w:t xml:space="preserve">Work with a partner to complete the following analysis using the Try it Out section of the tutorial.</w:t>
       </w:r>
     </w:p>
-    <w:bookmarkStart w:id="311" w:name="questions-14"/>
+    <w:bookmarkStart w:id="310" w:name="questions-14"/>
     <w:p>
       <w:pPr>
         <w:pStyle w:val="Heading4"/>
@@ -17041,9 +17704,9 @@
         </w:tc>
       </w:tr>
     </w:tbl>
+    <w:bookmarkEnd w:id="310"/>
     <w:bookmarkEnd w:id="311"/>
-    <w:bookmarkEnd w:id="312"/>
-    <w:bookmarkStart w:id="313" w:name="Xcd93b704ebe4f1fea27765a2a3c0e085e462ef4"/>
+    <w:bookmarkStart w:id="312" w:name="Xcd93b704ebe4f1fea27765a2a3c0e085e462ef4"/>
     <w:p>
       <w:pPr>
         <w:pStyle w:val="Heading3"/>
@@ -17077,7 +17740,7 @@
       <w:pPr>
         <w:numPr>
           <w:ilvl w:val="0"/>
-          <w:numId w:val="1095"/>
+          <w:numId w:val="1099"/>
         </w:numPr>
         <w:pStyle w:val="Compact"/>
       </w:pPr>
@@ -17089,7 +17752,7 @@
       <w:pPr>
         <w:numPr>
           <w:ilvl w:val="0"/>
-          <w:numId w:val="1095"/>
+          <w:numId w:val="1099"/>
         </w:numPr>
         <w:pStyle w:val="Compact"/>
       </w:pPr>
@@ -17144,8 +17807,8 @@
         <w:t xml:space="preserve">Footnotes</w:t>
       </w:r>
     </w:p>
-    <w:bookmarkEnd w:id="313"/>
-    <w:bookmarkStart w:id="315" w:name="resources-15"/>
+    <w:bookmarkEnd w:id="312"/>
+    <w:bookmarkStart w:id="314" w:name="resources-15"/>
     <w:p>
       <w:pPr>
         <w:pStyle w:val="Heading3"/>
@@ -17167,11 +17830,11 @@
       <w:pPr>
         <w:numPr>
           <w:ilvl w:val="0"/>
-          <w:numId w:val="1096"/>
+          <w:numId w:val="1100"/>
         </w:numPr>
         <w:pStyle w:val="Compact"/>
       </w:pPr>
-      <w:hyperlink r:id="rId314">
+      <w:hyperlink r:id="rId313">
         <w:r>
           <w:rPr>
             <w:rStyle w:val="Hyperlink"/>
@@ -17180,47 +17843,93 @@
         </w:r>
       </w:hyperlink>
     </w:p>
+    <w:bookmarkEnd w:id="314"/>
+    <w:bookmarkStart w:id="315" w:name="contributions-and-affiliations-10"/>
+    <w:p>
+      <w:pPr>
+        <w:pStyle w:val="Heading3"/>
+      </w:pPr>
+      <w:r>
+        <w:rPr>
+          <w:rStyle w:val="SectionNumber"/>
+        </w:rPr>
+        <w:t xml:space="preserve">6.0.5</w:t>
+      </w:r>
+      <w:r>
+        <w:tab/>
+      </w:r>
+      <w:r>
+        <w:t xml:space="preserve">Contributions and Affiliations</w:t>
+      </w:r>
+    </w:p>
+    <w:p>
+      <w:pPr>
+        <w:numPr>
+          <w:ilvl w:val="0"/>
+          <w:numId w:val="1101"/>
+        </w:numPr>
+        <w:pStyle w:val="Compact"/>
+      </w:pPr>
+      <w:r>
+        <w:t xml:space="preserve">Rosa Alcazar, Ph.D., Clovis Community College</w:t>
+      </w:r>
+    </w:p>
+    <w:p>
+      <w:pPr>
+        <w:numPr>
+          <w:ilvl w:val="0"/>
+          <w:numId w:val="1101"/>
+        </w:numPr>
+        <w:pStyle w:val="Compact"/>
+      </w:pPr>
+      <w:r>
+        <w:t xml:space="preserve">Stephanie Coffman, Ph.D., Clovis Community College</w:t>
+      </w:r>
+    </w:p>
+    <w:p>
+      <w:pPr>
+        <w:pStyle w:val="FirstParagraph"/>
+      </w:pPr>
+      <w:r>
+        <w:t xml:space="preserve">Last Revised: March 29, 2022</w:t>
+      </w:r>
+    </w:p>
     <w:bookmarkEnd w:id="315"/>
-    <w:bookmarkStart w:id="316" w:name="contributions-and-affiliations-10"/>
-    <w:p>
-      <w:pPr>
-        <w:pStyle w:val="Heading3"/>
+    <w:bookmarkEnd w:id="316"/>
+    <w:bookmarkStart w:id="373" w:name="additional-datasets"/>
+    <w:p>
+      <w:pPr>
+        <w:pStyle w:val="Heading1"/>
       </w:pPr>
       <w:r>
         <w:rPr>
           <w:rStyle w:val="SectionNumber"/>
         </w:rPr>
-        <w:t xml:space="preserve">6.0.5</w:t>
+        <w:t xml:space="preserve">7</w:t>
       </w:r>
       <w:r>
         <w:tab/>
       </w:r>
       <w:r>
-        <w:t xml:space="preserve">Contributions and Affiliations</w:t>
-      </w:r>
-    </w:p>
-    <w:p>
-      <w:pPr>
-        <w:numPr>
-          <w:ilvl w:val="0"/>
-          <w:numId w:val="1097"/>
-        </w:numPr>
-        <w:pStyle w:val="Compact"/>
-      </w:pPr>
-      <w:r>
-        <w:t xml:space="preserve">Rosa Alcazar, Ph.D., Clovis Community College</w:t>
-      </w:r>
-    </w:p>
-    <w:p>
-      <w:pPr>
-        <w:numPr>
-          <w:ilvl w:val="0"/>
-          <w:numId w:val="1097"/>
-        </w:numPr>
-        <w:pStyle w:val="Compact"/>
-      </w:pPr>
-      <w:r>
-        <w:t xml:space="preserve">Stephanie Coffman, Ph.D., Clovis Community College</w:t>
+        <w:t xml:space="preserve">Additional Datasets</w:t>
+      </w:r>
+    </w:p>
+    <w:bookmarkStart w:id="325" w:name="mouse-brain-data"/>
+    <w:p>
+      <w:pPr>
+        <w:pStyle w:val="Heading2"/>
+      </w:pPr>
+      <w:r>
+        <w:rPr>
+          <w:rStyle w:val="SectionNumber"/>
+        </w:rPr>
+        <w:t xml:space="preserve">7.1</w:t>
+      </w:r>
+      <w:r>
+        <w:tab/>
+      </w:r>
+      <w:r>
+        <w:t xml:space="preserve">Mouse Brain Data</w:t>
       </w:r>
     </w:p>
     <w:p>
@@ -17228,52 +17937,6 @@
         <w:pStyle w:val="FirstParagraph"/>
       </w:pPr>
       <w:r>
-        <w:t xml:space="preserve">Last Revised: March 29, 2022</w:t>
-      </w:r>
-    </w:p>
-    <w:bookmarkEnd w:id="316"/>
-    <w:bookmarkEnd w:id="317"/>
-    <w:bookmarkStart w:id="374" w:name="additional-datasets"/>
-    <w:p>
-      <w:pPr>
-        <w:pStyle w:val="Heading1"/>
-      </w:pPr>
-      <w:r>
-        <w:rPr>
-          <w:rStyle w:val="SectionNumber"/>
-        </w:rPr>
-        <w:t xml:space="preserve">7</w:t>
-      </w:r>
-      <w:r>
-        <w:tab/>
-      </w:r>
-      <w:r>
-        <w:t xml:space="preserve">Additional Datasets</w:t>
-      </w:r>
-    </w:p>
-    <w:bookmarkStart w:id="326" w:name="mouse-brain-data"/>
-    <w:p>
-      <w:pPr>
-        <w:pStyle w:val="Heading2"/>
-      </w:pPr>
-      <w:r>
-        <w:rPr>
-          <w:rStyle w:val="SectionNumber"/>
-        </w:rPr>
-        <w:t xml:space="preserve">7.1</w:t>
-      </w:r>
-      <w:r>
-        <w:tab/>
-      </w:r>
-      <w:r>
-        <w:t xml:space="preserve">Mouse Brain Data</w:t>
-      </w:r>
-    </w:p>
-    <w:p>
-      <w:pPr>
-        <w:pStyle w:val="FirstParagraph"/>
-      </w:pPr>
-      <w:r>
         <w:t xml:space="preserve">Although drastically different in overall shape and size, the human and mouse brain are remarkably similar in structure and organization and show homology in neural pathways.</w:t>
       </w:r>
       <w:r>
@@ -17285,7 +17948,7 @@
       <w:r>
         <w:t xml:space="preserve"> </w:t>
       </w:r>
-      <w:hyperlink r:id="rId318">
+      <w:hyperlink r:id="rId317">
         <w:r>
           <w:rPr>
             <w:rStyle w:val="Hyperlink"/>
@@ -17315,18 +17978,18 @@
           <wp:inline>
             <wp:extent cx="5334000" cy="3000375"/>
             <wp:effectExtent b="0" l="0" r="0" t="0"/>
-            <wp:docPr descr="" title="" id="320" name="Picture"/>
+            <wp:docPr descr="" title="" id="319" name="Picture"/>
             <a:graphic>
               <a:graphicData uri="http://schemas.openxmlformats.org/drawingml/2006/picture">
                 <pic:pic>
                   <pic:nvPicPr>
-                    <pic:cNvPr descr="additional-datasets_files/figure-docx//1rWH7VTcPV1juH0E9NI-X6evMIKzgn1MQKlf_CRzT73w_g3a094ef1421_0_5.png" id="321" name="Picture"/>
+                    <pic:cNvPr descr="additional-datasets_files/figure-docx//1rWH7VTcPV1juH0E9NI-X6evMIKzgn1MQKlf_CRzT73w_g3a094ef1421_0_5.png" id="320" name="Picture"/>
                     <pic:cNvPicPr>
                       <a:picLocks noChangeArrowheads="1" noChangeAspect="1"/>
                     </pic:cNvPicPr>
                   </pic:nvPicPr>
                   <pic:blipFill>
-                    <a:blip r:embed="rId319"/>
+                    <a:blip r:embed="rId318"/>
                     <a:stretch>
                       <a:fillRect/>
                     </a:stretch>
@@ -17389,7 +18052,7 @@
       <w:pPr>
         <w:numPr>
           <w:ilvl w:val="0"/>
-          <w:numId w:val="1098"/>
+          <w:numId w:val="1102"/>
         </w:numPr>
         <w:pStyle w:val="Compact"/>
       </w:pPr>
@@ -17425,7 +18088,7 @@
       <w:pPr>
         <w:numPr>
           <w:ilvl w:val="0"/>
-          <w:numId w:val="1098"/>
+          <w:numId w:val="1102"/>
         </w:numPr>
         <w:pStyle w:val="Compact"/>
       </w:pPr>
@@ -17483,18 +18146,18 @@
           <wp:inline>
             <wp:extent cx="5334000" cy="3000375"/>
             <wp:effectExtent b="0" l="0" r="0" t="0"/>
-            <wp:docPr descr="" title="" id="323" name="Picture"/>
+            <wp:docPr descr="" title="" id="322" name="Picture"/>
             <a:graphic>
               <a:graphicData uri="http://schemas.openxmlformats.org/drawingml/2006/picture">
                 <pic:pic>
                   <pic:nvPicPr>
-                    <pic:cNvPr descr="additional-datasets_files/figure-docx//1rWH7VTcPV1juH0E9NI-X6evMIKzgn1MQKlf_CRzT73w_g3a094ef1421_0_12.png" id="324" name="Picture"/>
+                    <pic:cNvPr descr="additional-datasets_files/figure-docx//1rWH7VTcPV1juH0E9NI-X6evMIKzgn1MQKlf_CRzT73w_g3a094ef1421_0_12.png" id="323" name="Picture"/>
                     <pic:cNvPicPr>
                       <a:picLocks noChangeArrowheads="1" noChangeAspect="1"/>
                     </pic:cNvPicPr>
                   </pic:nvPicPr>
                   <pic:blipFill>
-                    <a:blip r:embed="rId322"/>
+                    <a:blip r:embed="rId321"/>
                     <a:stretch>
                       <a:fillRect/>
                     </a:stretch>
@@ -17531,7 +18194,7 @@
       <w:r>
         <w:t xml:space="preserve"> </w:t>
       </w:r>
-      <w:hyperlink r:id="rId325">
+      <w:hyperlink r:id="rId324">
         <w:r>
           <w:rPr>
             <w:rStyle w:val="Hyperlink"/>
@@ -17546,26 +18209,96 @@
         <w:t xml:space="preserve">(GEMs) Program to create accessible, research-focused genomics training modules.</w:t>
       </w:r>
     </w:p>
+    <w:bookmarkEnd w:id="325"/>
+    <w:bookmarkStart w:id="343" w:name="single-cell-rna-seq-background"/>
+    <w:p>
+      <w:pPr>
+        <w:pStyle w:val="Heading2"/>
+      </w:pPr>
+      <w:r>
+        <w:rPr>
+          <w:rStyle w:val="SectionNumber"/>
+        </w:rPr>
+        <w:t xml:space="preserve">7.2</w:t>
+      </w:r>
+      <w:r>
+        <w:tab/>
+      </w:r>
+      <w:r>
+        <w:t xml:space="preserve">Single-cell RNA-seq Background</w:t>
+      </w:r>
+    </w:p>
+    <w:bookmarkStart w:id="326" w:name="purpose-10"/>
+    <w:p>
+      <w:pPr>
+        <w:pStyle w:val="Heading3"/>
+      </w:pPr>
+      <w:r>
+        <w:rPr>
+          <w:rStyle w:val="SectionNumber"/>
+        </w:rPr>
+        <w:t xml:space="preserve">7.2.1</w:t>
+      </w:r>
+      <w:r>
+        <w:tab/>
+      </w:r>
+      <w:r>
+        <w:t xml:space="preserve">Purpose</w:t>
+      </w:r>
+    </w:p>
+    <w:p>
+      <w:pPr>
+        <w:pStyle w:val="FirstParagraph"/>
+      </w:pPr>
+      <w:r>
+        <w:t xml:space="preserve">The purpose of this lab is to introduce single-cell RNA sequencing, how it works, and how it is different from bulk RNA sequencing.</w:t>
+      </w:r>
+    </w:p>
     <w:bookmarkEnd w:id="326"/>
-    <w:bookmarkStart w:id="344" w:name="single-cell-rna-seq-background"/>
-    <w:p>
-      <w:pPr>
-        <w:pStyle w:val="Heading2"/>
+    <w:bookmarkStart w:id="327" w:name="learning-objectives-9"/>
+    <w:p>
+      <w:pPr>
+        <w:pStyle w:val="Heading3"/>
       </w:pPr>
       <w:r>
         <w:rPr>
           <w:rStyle w:val="SectionNumber"/>
         </w:rPr>
-        <w:t xml:space="preserve">7.2</w:t>
+        <w:t xml:space="preserve">7.2.2</w:t>
       </w:r>
       <w:r>
         <w:tab/>
       </w:r>
       <w:r>
-        <w:t xml:space="preserve">Single-cell RNA-seq Background</w:t>
-      </w:r>
-    </w:p>
-    <w:bookmarkStart w:id="327" w:name="purpose-10"/>
+        <w:t xml:space="preserve">Learning Objectives</w:t>
+      </w:r>
+    </w:p>
+    <w:p>
+      <w:pPr>
+        <w:numPr>
+          <w:ilvl w:val="0"/>
+          <w:numId w:val="1103"/>
+        </w:numPr>
+        <w:pStyle w:val="Compact"/>
+      </w:pPr>
+      <w:r>
+        <w:t xml:space="preserve">Compare and contrast single-cell and bulk RNA-seq</w:t>
+      </w:r>
+    </w:p>
+    <w:p>
+      <w:pPr>
+        <w:numPr>
+          <w:ilvl w:val="0"/>
+          <w:numId w:val="1103"/>
+        </w:numPr>
+        <w:pStyle w:val="Compact"/>
+      </w:pPr>
+      <w:r>
+        <w:t xml:space="preserve">Explain what a UMAP plot is and why it is useful for single-cell RNA-seq</w:t>
+      </w:r>
+    </w:p>
+    <w:bookmarkEnd w:id="327"/>
+    <w:bookmarkStart w:id="328" w:name="introduction-9"/>
     <w:p>
       <w:pPr>
         <w:pStyle w:val="Heading3"/>
@@ -17574,13 +18307,13 @@
         <w:rPr>
           <w:rStyle w:val="SectionNumber"/>
         </w:rPr>
-        <w:t xml:space="preserve">7.2.1</w:t>
+        <w:t xml:space="preserve">7.2.3</w:t>
       </w:r>
       <w:r>
         <w:tab/>
       </w:r>
       <w:r>
-        <w:t xml:space="preserve">Purpose</w:t>
+        <w:t xml:space="preserve">Introduction</w:t>
       </w:r>
     </w:p>
     <w:p>
@@ -17588,81 +18321,11 @@
         <w:pStyle w:val="FirstParagraph"/>
       </w:pPr>
       <w:r>
-        <w:t xml:space="preserve">The purpose of this lab is to introduce single-cell RNA sequencing, how it works, and how it is different from bulk RNA sequencing.</w:t>
-      </w:r>
-    </w:p>
-    <w:bookmarkEnd w:id="327"/>
-    <w:bookmarkStart w:id="328" w:name="learning-objectives-9"/>
-    <w:p>
-      <w:pPr>
-        <w:pStyle w:val="Heading3"/>
-      </w:pPr>
-      <w:r>
-        <w:rPr>
-          <w:rStyle w:val="SectionNumber"/>
-        </w:rPr>
-        <w:t xml:space="preserve">7.2.2</w:t>
-      </w:r>
-      <w:r>
-        <w:tab/>
-      </w:r>
-      <w:r>
-        <w:t xml:space="preserve">Learning Objectives</w:t>
-      </w:r>
-    </w:p>
-    <w:p>
-      <w:pPr>
-        <w:numPr>
-          <w:ilvl w:val="0"/>
-          <w:numId w:val="1099"/>
-        </w:numPr>
-        <w:pStyle w:val="Compact"/>
-      </w:pPr>
-      <w:r>
-        <w:t xml:space="preserve">Compare and contrast single-cell and bulk RNA-seq</w:t>
-      </w:r>
-    </w:p>
-    <w:p>
-      <w:pPr>
-        <w:numPr>
-          <w:ilvl w:val="0"/>
-          <w:numId w:val="1099"/>
-        </w:numPr>
-        <w:pStyle w:val="Compact"/>
-      </w:pPr>
-      <w:r>
-        <w:t xml:space="preserve">Explain what a UMAP plot is and why it is useful for single-cell RNA-seq</w:t>
+        <w:t xml:space="preserve">While bulk RNA sequencing allows us to examine gene expression in a tissue as a whole, newer technologies enable us to look at gene expression in individual cells, opening up new avenues for scientific research. This tutorial will explain the basics of single-cell RNA sequencing and discuss how it compares to bulk RNA-seq. It will also introduce you to UMAP plots - a common method for exploring single-cell sequencing data.</w:t>
       </w:r>
     </w:p>
     <w:bookmarkEnd w:id="328"/>
-    <w:bookmarkStart w:id="329" w:name="introduction-9"/>
-    <w:p>
-      <w:pPr>
-        <w:pStyle w:val="Heading3"/>
-      </w:pPr>
-      <w:r>
-        <w:rPr>
-          <w:rStyle w:val="SectionNumber"/>
-        </w:rPr>
-        <w:t xml:space="preserve">7.2.3</w:t>
-      </w:r>
-      <w:r>
-        <w:tab/>
-      </w:r>
-      <w:r>
-        <w:t xml:space="preserve">Introduction</w:t>
-      </w:r>
-    </w:p>
-    <w:p>
-      <w:pPr>
-        <w:pStyle w:val="FirstParagraph"/>
-      </w:pPr>
-      <w:r>
-        <w:t xml:space="preserve">While bulk RNA sequencing allows us to examine gene expression in a tissue as a whole, newer technologies enable us to look at gene expression in individual cells, opening up new avenues for scientific research. This tutorial will explain the basics of single-cell RNA sequencing and discuss how it compares to bulk RNA-seq. It will also introduce you to UMAP plots - a common method for exploring single-cell sequencing data.</w:t>
-      </w:r>
-    </w:p>
-    <w:bookmarkEnd w:id="329"/>
-    <w:bookmarkStart w:id="334" w:name="activity-1---biotechnology-scrna-seq"/>
+    <w:bookmarkStart w:id="333" w:name="activity-1---biotechnology-scrna-seq"/>
     <w:p>
       <w:pPr>
         <w:pStyle w:val="Heading3"/>
@@ -17692,7 +18355,7 @@
         <w:t xml:space="preserve">Estimated time: 15 min</w:t>
       </w:r>
     </w:p>
-    <w:bookmarkStart w:id="332" w:name="instructions-17"/>
+    <w:bookmarkStart w:id="331" w:name="instructions-17"/>
     <w:p>
       <w:pPr>
         <w:pStyle w:val="Heading4"/>
@@ -17714,14 +18377,14 @@
       <w:pPr>
         <w:numPr>
           <w:ilvl w:val="0"/>
-          <w:numId w:val="1100"/>
+          <w:numId w:val="1104"/>
         </w:numPr>
         <w:pStyle w:val="Compact"/>
       </w:pPr>
       <w:r>
         <w:t xml:space="preserve">Watch this video (</w:t>
       </w:r>
-      <w:hyperlink r:id="rId330">
+      <w:hyperlink r:id="rId329">
         <w:r>
           <w:rPr>
             <w:rStyle w:val="Hyperlink"/>
@@ -17732,7 +18395,7 @@
       <w:r>
         <w:t xml:space="preserve">)(</w:t>
       </w:r>
-      <w:hyperlink r:id="rId331">
+      <w:hyperlink r:id="rId330">
         <w:r>
           <w:rPr>
             <w:rStyle w:val="Hyperlink"/>
@@ -17744,8 +18407,8 @@
         <w:t xml:space="preserve">) introducing single-cell RNA-seq.</w:t>
       </w:r>
     </w:p>
-    <w:bookmarkEnd w:id="332"/>
-    <w:bookmarkStart w:id="333" w:name="questions-15"/>
+    <w:bookmarkEnd w:id="331"/>
+    <w:bookmarkStart w:id="332" w:name="questions-15"/>
     <w:p>
       <w:pPr>
         <w:pStyle w:val="Heading4"/>
@@ -17779,7 +18442,7 @@
       <w:pPr>
         <w:numPr>
           <w:ilvl w:val="0"/>
-          <w:numId w:val="1101"/>
+          <w:numId w:val="1105"/>
         </w:numPr>
         <w:pStyle w:val="Compact"/>
       </w:pPr>
@@ -17795,7 +18458,7 @@
       <w:pPr>
         <w:numPr>
           <w:ilvl w:val="0"/>
-          <w:numId w:val="1101"/>
+          <w:numId w:val="1105"/>
         </w:numPr>
         <w:pStyle w:val="Compact"/>
       </w:pPr>
@@ -17811,7 +18474,7 @@
       <w:pPr>
         <w:numPr>
           <w:ilvl w:val="0"/>
-          <w:numId w:val="1101"/>
+          <w:numId w:val="1105"/>
         </w:numPr>
         <w:pStyle w:val="Compact"/>
       </w:pPr>
@@ -17827,7 +18490,7 @@
       <w:pPr>
         <w:numPr>
           <w:ilvl w:val="0"/>
-          <w:numId w:val="1101"/>
+          <w:numId w:val="1105"/>
         </w:numPr>
         <w:pStyle w:val="Compact"/>
       </w:pPr>
@@ -17928,7 +18591,7 @@
       <w:pPr>
         <w:numPr>
           <w:ilvl w:val="0"/>
-          <w:numId w:val="1102"/>
+          <w:numId w:val="1106"/>
         </w:numPr>
         <w:pStyle w:val="Compact"/>
       </w:pPr>
@@ -17944,7 +18607,7 @@
       <w:pPr>
         <w:numPr>
           <w:ilvl w:val="0"/>
-          <w:numId w:val="1102"/>
+          <w:numId w:val="1106"/>
         </w:numPr>
         <w:pStyle w:val="Compact"/>
       </w:pPr>
@@ -17960,7 +18623,7 @@
       <w:pPr>
         <w:numPr>
           <w:ilvl w:val="0"/>
-          <w:numId w:val="1102"/>
+          <w:numId w:val="1106"/>
         </w:numPr>
         <w:pStyle w:val="Compact"/>
       </w:pPr>
@@ -18062,9 +18725,9 @@
         </w:tc>
       </w:tr>
     </w:tbl>
+    <w:bookmarkEnd w:id="332"/>
     <w:bookmarkEnd w:id="333"/>
-    <w:bookmarkEnd w:id="334"/>
-    <w:bookmarkStart w:id="339" w:name="activity-2---introduction-to-umap-plots"/>
+    <w:bookmarkStart w:id="338" w:name="activity-2---introduction-to-umap-plots"/>
     <w:p>
       <w:pPr>
         <w:pStyle w:val="Heading3"/>
@@ -18094,7 +18757,7 @@
         <w:t xml:space="preserve">Estimated time: 10 min</w:t>
       </w:r>
     </w:p>
-    <w:bookmarkStart w:id="337" w:name="instructions-18"/>
+    <w:bookmarkStart w:id="336" w:name="instructions-18"/>
     <w:p>
       <w:pPr>
         <w:pStyle w:val="Heading4"/>
@@ -18116,14 +18779,14 @@
       <w:pPr>
         <w:numPr>
           <w:ilvl w:val="0"/>
-          <w:numId w:val="1103"/>
+          <w:numId w:val="1107"/>
         </w:numPr>
         <w:pStyle w:val="Compact"/>
       </w:pPr>
       <w:r>
         <w:t xml:space="preserve">Watch this video (</w:t>
       </w:r>
-      <w:hyperlink r:id="rId335">
+      <w:hyperlink r:id="rId334">
         <w:r>
           <w:rPr>
             <w:rStyle w:val="Hyperlink"/>
@@ -18134,7 +18797,7 @@
       <w:r>
         <w:t xml:space="preserve">)(</w:t>
       </w:r>
-      <w:hyperlink r:id="rId336">
+      <w:hyperlink r:id="rId335">
         <w:r>
           <w:rPr>
             <w:rStyle w:val="Hyperlink"/>
@@ -18146,8 +18809,8 @@
         <w:t xml:space="preserve">), which explains what a UMAP plot is and why it’s useful for single-cell RNA-seq.</w:t>
       </w:r>
     </w:p>
-    <w:bookmarkEnd w:id="337"/>
-    <w:bookmarkStart w:id="338" w:name="questions-16"/>
+    <w:bookmarkEnd w:id="336"/>
+    <w:bookmarkStart w:id="337" w:name="questions-16"/>
     <w:p>
       <w:pPr>
         <w:pStyle w:val="Heading4"/>
@@ -18204,9 +18867,9 @@
         </w:tc>
       </w:tr>
     </w:tbl>
+    <w:bookmarkEnd w:id="337"/>
     <w:bookmarkEnd w:id="338"/>
-    <w:bookmarkEnd w:id="339"/>
-    <w:bookmarkStart w:id="343" w:name="footnotes-10"/>
+    <w:bookmarkStart w:id="342" w:name="footnotes-10"/>
     <w:p>
       <w:pPr>
         <w:pStyle w:val="Heading3"/>
@@ -18224,7 +18887,7 @@
         <w:t xml:space="preserve">Footnotes</w:t>
       </w:r>
     </w:p>
-    <w:bookmarkStart w:id="341" w:name="resources-16"/>
+    <w:bookmarkStart w:id="340" w:name="resources-16"/>
     <w:p>
       <w:pPr>
         <w:pStyle w:val="Heading4"/>
@@ -18246,11 +18909,11 @@
       <w:pPr>
         <w:numPr>
           <w:ilvl w:val="0"/>
-          <w:numId w:val="1104"/>
+          <w:numId w:val="1108"/>
         </w:numPr>
         <w:pStyle w:val="Compact"/>
       </w:pPr>
-      <w:hyperlink r:id="rId340">
+      <w:hyperlink r:id="rId339">
         <w:r>
           <w:rPr>
             <w:rStyle w:val="Hyperlink"/>
@@ -18259,185 +18922,185 @@
         </w:r>
       </w:hyperlink>
     </w:p>
+    <w:bookmarkEnd w:id="340"/>
+    <w:bookmarkStart w:id="341" w:name="contributions-and-affiliations-11"/>
+    <w:p>
+      <w:pPr>
+        <w:pStyle w:val="Heading4"/>
+      </w:pPr>
+      <w:r>
+        <w:rPr>
+          <w:rStyle w:val="SectionNumber"/>
+        </w:rPr>
+        <w:t xml:space="preserve">7.2.6.2</w:t>
+      </w:r>
+      <w:r>
+        <w:tab/>
+      </w:r>
+      <w:r>
+        <w:t xml:space="preserve">Contributions and Affiliations</w:t>
+      </w:r>
+    </w:p>
+    <w:p>
+      <w:pPr>
+        <w:numPr>
+          <w:ilvl w:val="0"/>
+          <w:numId w:val="1109"/>
+        </w:numPr>
+        <w:pStyle w:val="Compact"/>
+      </w:pPr>
+      <w:r>
+        <w:t xml:space="preserve">Katherine Cox, Ph.D., Johns Hopkins University</w:t>
+      </w:r>
+    </w:p>
+    <w:p>
+      <w:pPr>
+        <w:numPr>
+          <w:ilvl w:val="0"/>
+          <w:numId w:val="1109"/>
+        </w:numPr>
+        <w:pStyle w:val="Compact"/>
+      </w:pPr>
+      <w:r>
+        <w:t xml:space="preserve">Javier Carpinteyro-Ponce Ph.D., Carnegie Institution for Science</w:t>
+      </w:r>
+    </w:p>
+    <w:p>
+      <w:pPr>
+        <w:numPr>
+          <w:ilvl w:val="0"/>
+          <w:numId w:val="1109"/>
+        </w:numPr>
+        <w:pStyle w:val="Compact"/>
+      </w:pPr>
+      <w:r>
+        <w:t xml:space="preserve">Matthew McCoy, Ph.D., Stanford University</w:t>
+      </w:r>
+    </w:p>
+    <w:p>
+      <w:pPr>
+        <w:numPr>
+          <w:ilvl w:val="0"/>
+          <w:numId w:val="1109"/>
+        </w:numPr>
+        <w:pStyle w:val="Compact"/>
+      </w:pPr>
+      <w:r>
+        <w:t xml:space="preserve">Frederick Tan, Ph.D., Carnegie Institution for Science</w:t>
+      </w:r>
+    </w:p>
+    <w:p>
+      <w:pPr>
+        <w:pStyle w:val="FirstParagraph"/>
+      </w:pPr>
+      <w:r>
+        <w:t xml:space="preserve">Last Revised: October 2023</w:t>
+      </w:r>
+    </w:p>
     <w:bookmarkEnd w:id="341"/>
-    <w:bookmarkStart w:id="342" w:name="contributions-and-affiliations-11"/>
-    <w:p>
-      <w:pPr>
-        <w:pStyle w:val="Heading4"/>
-      </w:pPr>
-      <w:r>
-        <w:rPr>
-          <w:rStyle w:val="SectionNumber"/>
-        </w:rPr>
-        <w:t xml:space="preserve">7.2.6.2</w:t>
-      </w:r>
-      <w:r>
-        <w:tab/>
-      </w:r>
-      <w:r>
-        <w:t xml:space="preserve">Contributions and Affiliations</w:t>
-      </w:r>
-    </w:p>
-    <w:p>
-      <w:pPr>
-        <w:numPr>
-          <w:ilvl w:val="0"/>
-          <w:numId w:val="1105"/>
-        </w:numPr>
-        <w:pStyle w:val="Compact"/>
-      </w:pPr>
-      <w:r>
-        <w:t xml:space="preserve">Katherine Cox, Ph.D., Johns Hopkins University</w:t>
-      </w:r>
-    </w:p>
-    <w:p>
-      <w:pPr>
-        <w:numPr>
-          <w:ilvl w:val="0"/>
-          <w:numId w:val="1105"/>
-        </w:numPr>
-        <w:pStyle w:val="Compact"/>
-      </w:pPr>
-      <w:r>
-        <w:t xml:space="preserve">Javier Carpinteyro-Ponce Ph.D., Carnegie Institution for Science</w:t>
-      </w:r>
-    </w:p>
-    <w:p>
-      <w:pPr>
-        <w:numPr>
-          <w:ilvl w:val="0"/>
-          <w:numId w:val="1105"/>
-        </w:numPr>
-        <w:pStyle w:val="Compact"/>
-      </w:pPr>
-      <w:r>
-        <w:t xml:space="preserve">Matthew McCoy, Ph.D., Stanford University</w:t>
-      </w:r>
-    </w:p>
-    <w:p>
-      <w:pPr>
-        <w:numPr>
-          <w:ilvl w:val="0"/>
-          <w:numId w:val="1105"/>
-        </w:numPr>
-        <w:pStyle w:val="Compact"/>
-      </w:pPr>
-      <w:r>
-        <w:t xml:space="preserve">Frederick Tan, Ph.D., Carnegie Institution for Science</w:t>
-      </w:r>
-    </w:p>
-    <w:p>
-      <w:pPr>
-        <w:pStyle w:val="FirstParagraph"/>
-      </w:pPr>
-      <w:r>
-        <w:t xml:space="preserve">Last Revised: October 2023</w:t>
-      </w:r>
-    </w:p>
     <w:bookmarkEnd w:id="342"/>
     <w:bookmarkEnd w:id="343"/>
+    <w:bookmarkStart w:id="372" w:name="single-cell-rna-seq-analysis"/>
+    <w:p>
+      <w:pPr>
+        <w:pStyle w:val="Heading2"/>
+      </w:pPr>
+      <w:r>
+        <w:rPr>
+          <w:rStyle w:val="SectionNumber"/>
+        </w:rPr>
+        <w:t xml:space="preserve">7.3</w:t>
+      </w:r>
+      <w:r>
+        <w:tab/>
+      </w:r>
+      <w:r>
+        <w:t xml:space="preserve">Single-cell RNA-seq Analysis</w:t>
+      </w:r>
+    </w:p>
+    <w:bookmarkStart w:id="344" w:name="purpose-11"/>
+    <w:p>
+      <w:pPr>
+        <w:pStyle w:val="Heading3"/>
+      </w:pPr>
+      <w:r>
+        <w:rPr>
+          <w:rStyle w:val="SectionNumber"/>
+        </w:rPr>
+        <w:t xml:space="preserve">7.3.1</w:t>
+      </w:r>
+      <w:r>
+        <w:tab/>
+      </w:r>
+      <w:r>
+        <w:t xml:space="preserve">Purpose</w:t>
+      </w:r>
+    </w:p>
+    <w:p>
+      <w:pPr>
+        <w:pStyle w:val="FirstParagraph"/>
+      </w:pPr>
+      <w:r>
+        <w:t xml:space="preserve">This lab will teach students how to explore single-cell RNA-seq data. This will enable them to use scRNA-seq data to investigate their scientific questions.</w:t>
+      </w:r>
+    </w:p>
     <w:bookmarkEnd w:id="344"/>
-    <w:bookmarkStart w:id="373" w:name="single-cell-rna-seq-analysis"/>
-    <w:p>
-      <w:pPr>
-        <w:pStyle w:val="Heading2"/>
+    <w:bookmarkStart w:id="345" w:name="learning-objectives-10"/>
+    <w:p>
+      <w:pPr>
+        <w:pStyle w:val="Heading3"/>
       </w:pPr>
       <w:r>
         <w:rPr>
           <w:rStyle w:val="SectionNumber"/>
         </w:rPr>
-        <w:t xml:space="preserve">7.3</w:t>
+        <w:t xml:space="preserve">7.3.2</w:t>
       </w:r>
       <w:r>
         <w:tab/>
       </w:r>
       <w:r>
-        <w:t xml:space="preserve">Single-cell RNA-seq Analysis</w:t>
-      </w:r>
-    </w:p>
-    <w:bookmarkStart w:id="345" w:name="purpose-11"/>
-    <w:p>
-      <w:pPr>
-        <w:pStyle w:val="Heading3"/>
-      </w:pPr>
-      <w:r>
-        <w:rPr>
-          <w:rStyle w:val="SectionNumber"/>
-        </w:rPr>
-        <w:t xml:space="preserve">7.3.1</w:t>
-      </w:r>
-      <w:r>
-        <w:tab/>
-      </w:r>
-      <w:r>
-        <w:t xml:space="preserve">Purpose</w:t>
-      </w:r>
-    </w:p>
-    <w:p>
-      <w:pPr>
-        <w:pStyle w:val="FirstParagraph"/>
-      </w:pPr>
-      <w:r>
-        <w:t xml:space="preserve">This lab will teach students how to explore single-cell RNA-seq data. This will enable them to use scRNA-seq data to investigate their scientific questions.</w:t>
+        <w:t xml:space="preserve">Learning Objectives</w:t>
+      </w:r>
+    </w:p>
+    <w:p>
+      <w:pPr>
+        <w:numPr>
+          <w:ilvl w:val="0"/>
+          <w:numId w:val="1110"/>
+        </w:numPr>
+        <w:pStyle w:val="Compact"/>
+      </w:pPr>
+      <w:r>
+        <w:t xml:space="preserve">Launch cellxgene on SciServer.</w:t>
+      </w:r>
+    </w:p>
+    <w:p>
+      <w:pPr>
+        <w:numPr>
+          <w:ilvl w:val="0"/>
+          <w:numId w:val="1110"/>
+        </w:numPr>
+        <w:pStyle w:val="Compact"/>
+      </w:pPr>
+      <w:r>
+        <w:t xml:space="preserve">Use cellxgene to determine which cell types express a gene.</w:t>
+      </w:r>
+    </w:p>
+    <w:p>
+      <w:pPr>
+        <w:numPr>
+          <w:ilvl w:val="0"/>
+          <w:numId w:val="1110"/>
+        </w:numPr>
+        <w:pStyle w:val="Compact"/>
+      </w:pPr>
+      <w:r>
+        <w:t xml:space="preserve">Compare expression of different genes across cell types.</w:t>
       </w:r>
     </w:p>
     <w:bookmarkEnd w:id="345"/>
-    <w:bookmarkStart w:id="346" w:name="learning-objectives-10"/>
-    <w:p>
-      <w:pPr>
-        <w:pStyle w:val="Heading3"/>
-      </w:pPr>
-      <w:r>
-        <w:rPr>
-          <w:rStyle w:val="SectionNumber"/>
-        </w:rPr>
-        <w:t xml:space="preserve">7.3.2</w:t>
-      </w:r>
-      <w:r>
-        <w:tab/>
-      </w:r>
-      <w:r>
-        <w:t xml:space="preserve">Learning Objectives</w:t>
-      </w:r>
-    </w:p>
-    <w:p>
-      <w:pPr>
-        <w:numPr>
-          <w:ilvl w:val="0"/>
-          <w:numId w:val="1106"/>
-        </w:numPr>
-        <w:pStyle w:val="Compact"/>
-      </w:pPr>
-      <w:r>
-        <w:t xml:space="preserve">Launch cellxgene on SciServer.</w:t>
-      </w:r>
-    </w:p>
-    <w:p>
-      <w:pPr>
-        <w:numPr>
-          <w:ilvl w:val="0"/>
-          <w:numId w:val="1106"/>
-        </w:numPr>
-        <w:pStyle w:val="Compact"/>
-      </w:pPr>
-      <w:r>
-        <w:t xml:space="preserve">Use cellxgene to determine which cell types express a gene.</w:t>
-      </w:r>
-    </w:p>
-    <w:p>
-      <w:pPr>
-        <w:numPr>
-          <w:ilvl w:val="0"/>
-          <w:numId w:val="1106"/>
-        </w:numPr>
-        <w:pStyle w:val="Compact"/>
-      </w:pPr>
-      <w:r>
-        <w:t xml:space="preserve">Compare expression of different genes across cell types.</w:t>
-      </w:r>
-    </w:p>
-    <w:bookmarkEnd w:id="346"/>
-    <w:bookmarkStart w:id="350" w:name="introduction-10"/>
+    <w:bookmarkStart w:id="349" w:name="introduction-10"/>
     <w:p>
       <w:pPr>
         <w:pStyle w:val="Heading3"/>
@@ -18533,7 +19196,7 @@
       <w:r>
         <w:t xml:space="preserve">) tool provides an interactive visualization of the data, giving investigators a big-picture overview of the data and also enabling them to select specific cell types or genes for further investigation. The Fly Cell Atlas has made cellxgene available on its website (</w:t>
       </w:r>
-      <w:hyperlink r:id="rId347">
+      <w:hyperlink r:id="rId346">
         <w:r>
           <w:rPr>
             <w:rStyle w:val="Hyperlink"/>
@@ -18552,7 +19215,7 @@
       <w:r>
         <w:t xml:space="preserve">Watch this video (</w:t>
       </w:r>
-      <w:hyperlink r:id="rId348">
+      <w:hyperlink r:id="rId347">
         <w:r>
           <w:rPr>
             <w:rStyle w:val="Hyperlink"/>
@@ -18563,7 +19226,7 @@
       <w:r>
         <w:t xml:space="preserve">)(</w:t>
       </w:r>
-      <w:hyperlink r:id="rId349">
+      <w:hyperlink r:id="rId348">
         <w:r>
           <w:rPr>
             <w:rStyle w:val="Hyperlink"/>
@@ -18575,8 +19238,8 @@
         <w:t xml:space="preserve">) to learn more about Fly Cell Atlas and cellxgene.</w:t>
       </w:r>
     </w:p>
-    <w:bookmarkEnd w:id="350"/>
-    <w:bookmarkStart w:id="355" w:name="X7166b5988c6dd43d76f762599f94f43c7e60564"/>
+    <w:bookmarkEnd w:id="349"/>
+    <w:bookmarkStart w:id="354" w:name="X7166b5988c6dd43d76f762599f94f43c7e60564"/>
     <w:p>
       <w:pPr>
         <w:pStyle w:val="Heading3"/>
@@ -18606,7 +19269,7 @@
         <w:t xml:space="preserve">Estimated time: 15 min</w:t>
       </w:r>
     </w:p>
-    <w:bookmarkStart w:id="353" w:name="instructions-19"/>
+    <w:bookmarkStart w:id="352" w:name="instructions-19"/>
     <w:p>
       <w:pPr>
         <w:pStyle w:val="Heading4"/>
@@ -18628,7 +19291,7 @@
       <w:pPr>
         <w:numPr>
           <w:ilvl w:val="0"/>
-          <w:numId w:val="1107"/>
+          <w:numId w:val="1111"/>
         </w:numPr>
         <w:pStyle w:val="Compact"/>
       </w:pPr>
@@ -18640,14 +19303,14 @@
       <w:pPr>
         <w:numPr>
           <w:ilvl w:val="0"/>
-          <w:numId w:val="1107"/>
+          <w:numId w:val="1111"/>
         </w:numPr>
         <w:pStyle w:val="Compact"/>
       </w:pPr>
       <w:r>
         <w:t xml:space="preserve">Follow the instructions in this video (</w:t>
       </w:r>
-      <w:hyperlink r:id="rId351">
+      <w:hyperlink r:id="rId350">
         <w:r>
           <w:rPr>
             <w:rStyle w:val="Hyperlink"/>
@@ -18658,7 +19321,7 @@
       <w:r>
         <w:t xml:space="preserve">)(</w:t>
       </w:r>
-      <w:hyperlink r:id="rId352">
+      <w:hyperlink r:id="rId351">
         <w:r>
           <w:rPr>
             <w:rStyle w:val="Hyperlink"/>
@@ -18690,7 +19353,7 @@
       <w:pPr>
         <w:numPr>
           <w:ilvl w:val="0"/>
-          <w:numId w:val="1107"/>
+          <w:numId w:val="1111"/>
         </w:numPr>
         <w:pStyle w:val="Compact"/>
       </w:pPr>
@@ -18698,8 +19361,8 @@
         <w:t xml:space="preserve">Look at the data on SciServer and answer the question below.</w:t>
       </w:r>
     </w:p>
-    <w:bookmarkEnd w:id="353"/>
-    <w:bookmarkStart w:id="354" w:name="questions-17"/>
+    <w:bookmarkEnd w:id="352"/>
+    <w:bookmarkStart w:id="353" w:name="questions-17"/>
     <w:p>
       <w:pPr>
         <w:pStyle w:val="Heading4"/>
@@ -18772,9 +19435,9 @@
         </w:tc>
       </w:tr>
     </w:tbl>
+    <w:bookmarkEnd w:id="353"/>
     <w:bookmarkEnd w:id="354"/>
-    <w:bookmarkEnd w:id="355"/>
-    <w:bookmarkStart w:id="360" w:name="Xb3cefe602869e85cd08bb6c0fb85fa2bcf91f7a"/>
+    <w:bookmarkStart w:id="359" w:name="Xb3cefe602869e85cd08bb6c0fb85fa2bcf91f7a"/>
     <w:p>
       <w:pPr>
         <w:pStyle w:val="Heading3"/>
@@ -18804,7 +19467,7 @@
         <w:t xml:space="preserve">Estimated time: 15 min</w:t>
       </w:r>
     </w:p>
-    <w:bookmarkStart w:id="358" w:name="instructions-20"/>
+    <w:bookmarkStart w:id="357" w:name="instructions-20"/>
     <w:p>
       <w:pPr>
         <w:pStyle w:val="Heading4"/>
@@ -18826,7 +19489,7 @@
       <w:pPr>
         <w:numPr>
           <w:ilvl w:val="0"/>
-          <w:numId w:val="1108"/>
+          <w:numId w:val="1112"/>
         </w:numPr>
         <w:pStyle w:val="Compact"/>
       </w:pPr>
@@ -18838,14 +19501,14 @@
       <w:pPr>
         <w:numPr>
           <w:ilvl w:val="0"/>
-          <w:numId w:val="1108"/>
+          <w:numId w:val="1112"/>
         </w:numPr>
         <w:pStyle w:val="Compact"/>
       </w:pPr>
       <w:r>
         <w:t xml:space="preserve">Follow the instructions in this video (</w:t>
       </w:r>
-      <w:hyperlink r:id="rId356">
+      <w:hyperlink r:id="rId355">
         <w:r>
           <w:rPr>
             <w:rStyle w:val="Hyperlink"/>
@@ -18856,7 +19519,7 @@
       <w:r>
         <w:t xml:space="preserve">) (</w:t>
       </w:r>
-      <w:hyperlink r:id="rId357">
+      <w:hyperlink r:id="rId356">
         <w:r>
           <w:rPr>
             <w:rStyle w:val="Hyperlink"/>
@@ -18872,7 +19535,7 @@
       <w:pPr>
         <w:numPr>
           <w:ilvl w:val="0"/>
-          <w:numId w:val="1108"/>
+          <w:numId w:val="1112"/>
         </w:numPr>
         <w:pStyle w:val="Compact"/>
       </w:pPr>
@@ -18880,8 +19543,8 @@
         <w:t xml:space="preserve">Set cellxgene to show the expression of the gene Cht8, and answer the question below. (You can refer back to the video for how to view expression of a specific gene.)</w:t>
       </w:r>
     </w:p>
-    <w:bookmarkEnd w:id="358"/>
-    <w:bookmarkStart w:id="359" w:name="questions-18"/>
+    <w:bookmarkEnd w:id="357"/>
+    <w:bookmarkStart w:id="358" w:name="questions-18"/>
     <w:p>
       <w:pPr>
         <w:pStyle w:val="Heading4"/>
@@ -18915,7 +19578,7 @@
       <w:pPr>
         <w:numPr>
           <w:ilvl w:val="0"/>
-          <w:numId w:val="1109"/>
+          <w:numId w:val="1113"/>
         </w:numPr>
         <w:pStyle w:val="Compact"/>
       </w:pPr>
@@ -18931,7 +19594,7 @@
       <w:pPr>
         <w:numPr>
           <w:ilvl w:val="0"/>
-          <w:numId w:val="1109"/>
+          <w:numId w:val="1113"/>
         </w:numPr>
         <w:pStyle w:val="Compact"/>
       </w:pPr>
@@ -18947,7 +19610,7 @@
       <w:pPr>
         <w:numPr>
           <w:ilvl w:val="0"/>
-          <w:numId w:val="1109"/>
+          <w:numId w:val="1113"/>
         </w:numPr>
         <w:pStyle w:val="Compact"/>
       </w:pPr>
@@ -18963,7 +19626,7 @@
       <w:pPr>
         <w:numPr>
           <w:ilvl w:val="0"/>
-          <w:numId w:val="1109"/>
+          <w:numId w:val="1113"/>
         </w:numPr>
         <w:pStyle w:val="Compact"/>
       </w:pPr>
@@ -18997,9 +19660,9 @@
         </w:tc>
       </w:tr>
     </w:tbl>
+    <w:bookmarkEnd w:id="358"/>
     <w:bookmarkEnd w:id="359"/>
-    <w:bookmarkEnd w:id="360"/>
-    <w:bookmarkStart w:id="368" w:name="Xd361ceee79cf6d49dcd9af435fbcb1a8eac4d0a"/>
+    <w:bookmarkStart w:id="367" w:name="Xd361ceee79cf6d49dcd9af435fbcb1a8eac4d0a"/>
     <w:p>
       <w:pPr>
         <w:pStyle w:val="Heading3"/>
@@ -19029,7 +19692,7 @@
         <w:t xml:space="preserve">Estimated time: 15 min</w:t>
       </w:r>
     </w:p>
-    <w:bookmarkStart w:id="363" w:name="instructions-21"/>
+    <w:bookmarkStart w:id="362" w:name="instructions-21"/>
     <w:p>
       <w:pPr>
         <w:pStyle w:val="Heading4"/>
@@ -19051,7 +19714,7 @@
       <w:pPr>
         <w:numPr>
           <w:ilvl w:val="0"/>
-          <w:numId w:val="1110"/>
+          <w:numId w:val="1114"/>
         </w:numPr>
         <w:pStyle w:val="Compact"/>
       </w:pPr>
@@ -19063,14 +19726,14 @@
       <w:pPr>
         <w:numPr>
           <w:ilvl w:val="0"/>
-          <w:numId w:val="1110"/>
+          <w:numId w:val="1114"/>
         </w:numPr>
         <w:pStyle w:val="Compact"/>
       </w:pPr>
       <w:r>
         <w:t xml:space="preserve">Follow the instructions in this video (</w:t>
       </w:r>
-      <w:hyperlink r:id="rId361">
+      <w:hyperlink r:id="rId360">
         <w:r>
           <w:rPr>
             <w:rStyle w:val="Hyperlink"/>
@@ -19081,7 +19744,7 @@
       <w:r>
         <w:t xml:space="preserve">) (</w:t>
       </w:r>
-      <w:hyperlink r:id="rId362">
+      <w:hyperlink r:id="rId361">
         <w:r>
           <w:rPr>
             <w:rStyle w:val="Hyperlink"/>
@@ -19093,8 +19756,8 @@
         <w:t xml:space="preserve">) to learn how to perform differential gene expression and explore genes of interest using cellxgene.</w:t>
       </w:r>
     </w:p>
-    <w:bookmarkEnd w:id="363"/>
-    <w:bookmarkStart w:id="367" w:name="questions-19"/>
+    <w:bookmarkEnd w:id="362"/>
+    <w:bookmarkStart w:id="366" w:name="questions-19"/>
     <w:p>
       <w:pPr>
         <w:pStyle w:val="Heading4"/>
@@ -19121,18 +19784,18 @@
           <wp:inline>
             <wp:extent cx="4267200" cy="5740400"/>
             <wp:effectExtent b="0" l="0" r="0" t="0"/>
-            <wp:docPr descr="" title="" id="365" name="Picture"/>
+            <wp:docPr descr="" title="" id="364" name="Picture"/>
             <a:graphic>
               <a:graphicData uri="http://schemas.openxmlformats.org/drawingml/2006/picture">
                 <pic:pic>
                   <pic:nvPicPr>
-                    <pic:cNvPr descr="assets/cellxgene_marker_genes.png" id="366" name="Picture"/>
+                    <pic:cNvPr descr="assets/cellxgene_marker_genes.png" id="365" name="Picture"/>
                     <pic:cNvPicPr>
                       <a:picLocks noChangeArrowheads="1" noChangeAspect="1"/>
                     </pic:cNvPicPr>
                   </pic:nvPicPr>
                   <pic:blipFill>
-                    <a:blip r:embed="rId364"/>
+                    <a:blip r:embed="rId363"/>
                     <a:stretch>
                       <a:fillRect/>
                     </a:stretch>
@@ -19280,9 +19943,9 @@
         </w:tc>
       </w:tr>
     </w:tbl>
+    <w:bookmarkEnd w:id="366"/>
     <w:bookmarkEnd w:id="367"/>
-    <w:bookmarkEnd w:id="368"/>
-    <w:bookmarkStart w:id="372" w:name="footnotes-11"/>
+    <w:bookmarkStart w:id="371" w:name="footnotes-11"/>
     <w:p>
       <w:pPr>
         <w:pStyle w:val="Heading3"/>
@@ -19300,7 +19963,7 @@
         <w:t xml:space="preserve">Footnotes</w:t>
       </w:r>
     </w:p>
-    <w:bookmarkStart w:id="370" w:name="resources-17"/>
+    <w:bookmarkStart w:id="369" w:name="resources-17"/>
     <w:p>
       <w:pPr>
         <w:pStyle w:val="Heading4"/>
@@ -19322,11 +19985,11 @@
       <w:pPr>
         <w:numPr>
           <w:ilvl w:val="0"/>
-          <w:numId w:val="1111"/>
+          <w:numId w:val="1115"/>
         </w:numPr>
         <w:pStyle w:val="Compact"/>
       </w:pPr>
-      <w:hyperlink r:id="rId369">
+      <w:hyperlink r:id="rId368">
         <w:r>
           <w:rPr>
             <w:rStyle w:val="Hyperlink"/>
@@ -19335,86 +19998,86 @@
         </w:r>
       </w:hyperlink>
     </w:p>
+    <w:bookmarkEnd w:id="369"/>
+    <w:bookmarkStart w:id="370" w:name="contributions-and-affiliations-12"/>
+    <w:p>
+      <w:pPr>
+        <w:pStyle w:val="Heading4"/>
+      </w:pPr>
+      <w:r>
+        <w:rPr>
+          <w:rStyle w:val="SectionNumber"/>
+        </w:rPr>
+        <w:t xml:space="preserve">7.3.7.2</w:t>
+      </w:r>
+      <w:r>
+        <w:tab/>
+      </w:r>
+      <w:r>
+        <w:t xml:space="preserve">Contributions and Affiliations</w:t>
+      </w:r>
+    </w:p>
+    <w:p>
+      <w:pPr>
+        <w:numPr>
+          <w:ilvl w:val="0"/>
+          <w:numId w:val="1116"/>
+        </w:numPr>
+        <w:pStyle w:val="Compact"/>
+      </w:pPr>
+      <w:r>
+        <w:t xml:space="preserve">Javier Carpinteyro-Ponce Ph.D., Carnegie Institution for Science</w:t>
+      </w:r>
+    </w:p>
+    <w:p>
+      <w:pPr>
+        <w:numPr>
+          <w:ilvl w:val="0"/>
+          <w:numId w:val="1116"/>
+        </w:numPr>
+        <w:pStyle w:val="Compact"/>
+      </w:pPr>
+      <w:r>
+        <w:t xml:space="preserve">Katherine Cox, Ph.D., Johns Hopkins University</w:t>
+      </w:r>
+    </w:p>
+    <w:p>
+      <w:pPr>
+        <w:numPr>
+          <w:ilvl w:val="0"/>
+          <w:numId w:val="1116"/>
+        </w:numPr>
+        <w:pStyle w:val="Compact"/>
+      </w:pPr>
+      <w:r>
+        <w:t xml:space="preserve">Matthew McCoy, Ph.D., Stanford University</w:t>
+      </w:r>
+    </w:p>
+    <w:p>
+      <w:pPr>
+        <w:numPr>
+          <w:ilvl w:val="0"/>
+          <w:numId w:val="1116"/>
+        </w:numPr>
+        <w:pStyle w:val="Compact"/>
+      </w:pPr>
+      <w:r>
+        <w:t xml:space="preserve">Frederick Tan, Ph.D., Carnegie Institution for Science</w:t>
+      </w:r>
+    </w:p>
+    <w:p>
+      <w:pPr>
+        <w:pStyle w:val="FirstParagraph"/>
+      </w:pPr>
+      <w:r>
+        <w:t xml:space="preserve">Last Revised: October 2023</w:t>
+      </w:r>
+    </w:p>
     <w:bookmarkEnd w:id="370"/>
-    <w:bookmarkStart w:id="371" w:name="contributions-and-affiliations-12"/>
-    <w:p>
-      <w:pPr>
-        <w:pStyle w:val="Heading4"/>
-      </w:pPr>
-      <w:r>
-        <w:rPr>
-          <w:rStyle w:val="SectionNumber"/>
-        </w:rPr>
-        <w:t xml:space="preserve">7.3.7.2</w:t>
-      </w:r>
-      <w:r>
-        <w:tab/>
-      </w:r>
-      <w:r>
-        <w:t xml:space="preserve">Contributions and Affiliations</w:t>
-      </w:r>
-    </w:p>
-    <w:p>
-      <w:pPr>
-        <w:numPr>
-          <w:ilvl w:val="0"/>
-          <w:numId w:val="1112"/>
-        </w:numPr>
-        <w:pStyle w:val="Compact"/>
-      </w:pPr>
-      <w:r>
-        <w:t xml:space="preserve">Javier Carpinteyro-Ponce Ph.D., Carnegie Institution for Science</w:t>
-      </w:r>
-    </w:p>
-    <w:p>
-      <w:pPr>
-        <w:numPr>
-          <w:ilvl w:val="0"/>
-          <w:numId w:val="1112"/>
-        </w:numPr>
-        <w:pStyle w:val="Compact"/>
-      </w:pPr>
-      <w:r>
-        <w:t xml:space="preserve">Katherine Cox, Ph.D., Johns Hopkins University</w:t>
-      </w:r>
-    </w:p>
-    <w:p>
-      <w:pPr>
-        <w:numPr>
-          <w:ilvl w:val="0"/>
-          <w:numId w:val="1112"/>
-        </w:numPr>
-        <w:pStyle w:val="Compact"/>
-      </w:pPr>
-      <w:r>
-        <w:t xml:space="preserve">Matthew McCoy, Ph.D., Stanford University</w:t>
-      </w:r>
-    </w:p>
-    <w:p>
-      <w:pPr>
-        <w:numPr>
-          <w:ilvl w:val="0"/>
-          <w:numId w:val="1112"/>
-        </w:numPr>
-        <w:pStyle w:val="Compact"/>
-      </w:pPr>
-      <w:r>
-        <w:t xml:space="preserve">Frederick Tan, Ph.D., Carnegie Institution for Science</w:t>
-      </w:r>
-    </w:p>
-    <w:p>
-      <w:pPr>
-        <w:pStyle w:val="FirstParagraph"/>
-      </w:pPr>
-      <w:r>
-        <w:t xml:space="preserve">Last Revised: October 2023</w:t>
-      </w:r>
-    </w:p>
     <w:bookmarkEnd w:id="371"/>
     <w:bookmarkEnd w:id="372"/>
     <w:bookmarkEnd w:id="373"/>
-    <w:bookmarkEnd w:id="374"/>
-    <w:bookmarkStart w:id="378" w:name="conducting-research"/>
+    <w:bookmarkStart w:id="377" w:name="conducting-research"/>
     <w:p>
       <w:pPr>
         <w:pStyle w:val="Heading1"/>
@@ -19450,7 +20113,7 @@
       <w:pPr>
         <w:numPr>
           <w:ilvl w:val="0"/>
-          <w:numId w:val="1113"/>
+          <w:numId w:val="1117"/>
         </w:numPr>
       </w:pPr>
       <w:r>
@@ -19461,7 +20124,7 @@
       <w:pPr>
         <w:numPr>
           <w:ilvl w:val="0"/>
-          <w:numId w:val="1113"/>
+          <w:numId w:val="1117"/>
         </w:numPr>
       </w:pPr>
       <w:r>
@@ -19472,7 +20135,7 @@
       <w:pPr>
         <w:numPr>
           <w:ilvl w:val="0"/>
-          <w:numId w:val="1113"/>
+          <w:numId w:val="1117"/>
         </w:numPr>
       </w:pPr>
       <w:r>
@@ -19488,18 +20151,18 @@
           <wp:inline>
             <wp:extent cx="5334000" cy="3000375"/>
             <wp:effectExtent b="0" l="0" r="0" t="0"/>
-            <wp:docPr descr="" title="" id="376" name="Picture"/>
+            <wp:docPr descr="" title="" id="375" name="Picture"/>
             <a:graphic>
               <a:graphicData uri="http://schemas.openxmlformats.org/drawingml/2006/picture">
                 <pic:pic>
                   <pic:nvPicPr>
-                    <pic:cNvPr descr="conducting-research_files/figure-docx//1rWH7VTcPV1juH0E9NI-X6evMIKzgn1MQKlf_CRzT73w_g384d275bf10_0_6.png" id="377" name="Picture"/>
+                    <pic:cNvPr descr="conducting-research_files/figure-docx//1rWH7VTcPV1juH0E9NI-X6evMIKzgn1MQKlf_CRzT73w_g384d275bf10_0_6.png" id="376" name="Picture"/>
                     <pic:cNvPicPr>
                       <a:picLocks noChangeArrowheads="1" noChangeAspect="1"/>
                     </pic:cNvPicPr>
                   </pic:nvPicPr>
                   <pic:blipFill>
-                    <a:blip r:embed="rId375"/>
+                    <a:blip r:embed="rId374"/>
                     <a:stretch>
                       <a:fillRect/>
                     </a:stretch>
@@ -19526,85 +20189,85 @@
         </w:drawing>
       </w:r>
     </w:p>
+    <w:bookmarkEnd w:id="377"/>
+    <w:bookmarkStart w:id="403" w:name="scientific-posters"/>
+    <w:p>
+      <w:pPr>
+        <w:pStyle w:val="Heading1"/>
+      </w:pPr>
+      <w:r>
+        <w:rPr>
+          <w:rStyle w:val="SectionNumber"/>
+        </w:rPr>
+        <w:t xml:space="preserve">9</w:t>
+      </w:r>
+      <w:r>
+        <w:tab/>
+      </w:r>
+      <w:r>
+        <w:t xml:space="preserve">Scientific Posters</w:t>
+      </w:r>
+    </w:p>
+    <w:bookmarkStart w:id="397" w:name="group-poster"/>
+    <w:p>
+      <w:pPr>
+        <w:pStyle w:val="Heading2"/>
+      </w:pPr>
+      <w:r>
+        <w:rPr>
+          <w:rStyle w:val="SectionNumber"/>
+        </w:rPr>
+        <w:t xml:space="preserve">9.1</w:t>
+      </w:r>
+      <w:r>
+        <w:tab/>
+      </w:r>
+      <w:r>
+        <w:t xml:space="preserve">Group Poster</w:t>
+      </w:r>
+    </w:p>
+    <w:bookmarkStart w:id="378" w:name="introduction-11"/>
+    <w:p>
+      <w:pPr>
+        <w:pStyle w:val="Heading3"/>
+      </w:pPr>
+      <w:r>
+        <w:rPr>
+          <w:rStyle w:val="SectionNumber"/>
+        </w:rPr>
+        <w:t xml:space="preserve">9.1.1</w:t>
+      </w:r>
+      <w:r>
+        <w:tab/>
+      </w:r>
+      <w:r>
+        <w:t xml:space="preserve">Introduction</w:t>
+      </w:r>
+    </w:p>
+    <w:p>
+      <w:pPr>
+        <w:pStyle w:val="FirstParagraph"/>
+      </w:pPr>
+      <w:r>
+        <w:t xml:space="preserve">An important part of scientific research is presenting your findings. This might be in the form of a peer-reviewed journal article or a more informal poster presentation at a conference or symposium. In this assignment, students will work with their groups to put together their work from the C-MOOR Labs into a Digital Poster.</w:t>
+      </w:r>
+    </w:p>
     <w:bookmarkEnd w:id="378"/>
-    <w:bookmarkStart w:id="403" w:name="scientific-posters"/>
-    <w:p>
-      <w:pPr>
-        <w:pStyle w:val="Heading1"/>
+    <w:bookmarkStart w:id="379" w:name="part-1---choose-a-template"/>
+    <w:p>
+      <w:pPr>
+        <w:pStyle w:val="Heading3"/>
       </w:pPr>
       <w:r>
         <w:rPr>
           <w:rStyle w:val="SectionNumber"/>
         </w:rPr>
-        <w:t xml:space="preserve">9</w:t>
+        <w:t xml:space="preserve">9.1.2</w:t>
       </w:r>
       <w:r>
         <w:tab/>
       </w:r>
       <w:r>
-        <w:t xml:space="preserve">Scientific Posters</w:t>
-      </w:r>
-    </w:p>
-    <w:bookmarkStart w:id="397" w:name="group-poster"/>
-    <w:p>
-      <w:pPr>
-        <w:pStyle w:val="Heading2"/>
-      </w:pPr>
-      <w:r>
-        <w:rPr>
-          <w:rStyle w:val="SectionNumber"/>
-        </w:rPr>
-        <w:t xml:space="preserve">9.1</w:t>
-      </w:r>
-      <w:r>
-        <w:tab/>
-      </w:r>
-      <w:r>
-        <w:t xml:space="preserve">Group Poster</w:t>
-      </w:r>
-    </w:p>
-    <w:bookmarkStart w:id="379" w:name="introduction-11"/>
-    <w:p>
-      <w:pPr>
-        <w:pStyle w:val="Heading3"/>
-      </w:pPr>
-      <w:r>
-        <w:rPr>
-          <w:rStyle w:val="SectionNumber"/>
-        </w:rPr>
-        <w:t xml:space="preserve">9.1.1</w:t>
-      </w:r>
-      <w:r>
-        <w:tab/>
-      </w:r>
-      <w:r>
-        <w:t xml:space="preserve">Introduction</w:t>
-      </w:r>
-    </w:p>
-    <w:p>
-      <w:pPr>
-        <w:pStyle w:val="FirstParagraph"/>
-      </w:pPr>
-      <w:r>
-        <w:t xml:space="preserve">An important part of scientific research is presenting your findings. This might be in the form of a peer-reviewed journal article or a more informal poster presentation at a conference or symposium. In this assignment, students will work with their groups to put together their work from the C-MOOR Labs into a Digital Poster.</w:t>
-      </w:r>
-    </w:p>
-    <w:bookmarkEnd w:id="379"/>
-    <w:bookmarkStart w:id="380" w:name="part-1---choose-a-template"/>
-    <w:p>
-      <w:pPr>
-        <w:pStyle w:val="Heading3"/>
-      </w:pPr>
-      <w:r>
-        <w:rPr>
-          <w:rStyle w:val="SectionNumber"/>
-        </w:rPr>
-        <w:t xml:space="preserve">9.1.2</w:t>
-      </w:r>
-      <w:r>
-        <w:tab/>
-      </w:r>
-      <w:r>
         <w:t xml:space="preserve">Part 1 - Choose a Template</w:t>
       </w:r>
     </w:p>
@@ -19612,7 +20275,7 @@
       <w:pPr>
         <w:numPr>
           <w:ilvl w:val="0"/>
-          <w:numId w:val="1114"/>
+          <w:numId w:val="1118"/>
         </w:numPr>
         <w:pStyle w:val="Compact"/>
       </w:pPr>
@@ -19641,7 +20304,7 @@
       <w:pPr>
         <w:numPr>
           <w:ilvl w:val="0"/>
-          <w:numId w:val="1114"/>
+          <w:numId w:val="1118"/>
         </w:numPr>
         <w:pStyle w:val="Compact"/>
       </w:pPr>
@@ -19653,7 +20316,7 @@
       <w:pPr>
         <w:numPr>
           <w:ilvl w:val="0"/>
-          <w:numId w:val="1114"/>
+          <w:numId w:val="1118"/>
         </w:numPr>
         <w:pStyle w:val="Compact"/>
       </w:pPr>
@@ -19661,77 +20324,77 @@
         <w:t xml:space="preserve">Discuss with your group how you will divide up the work and exchange important information (e.g. phone numbers, email).</w:t>
       </w:r>
     </w:p>
+    <w:bookmarkEnd w:id="379"/>
+    <w:bookmarkStart w:id="388" w:name="X9dd2b8024e6c3fdd878c8e33fa6eaacd3888b94"/>
+    <w:p>
+      <w:pPr>
+        <w:pStyle w:val="Heading3"/>
+      </w:pPr>
+      <w:r>
+        <w:rPr>
+          <w:rStyle w:val="SectionNumber"/>
+        </w:rPr>
+        <w:t xml:space="preserve">9.1.3</w:t>
+      </w:r>
+      <w:r>
+        <w:tab/>
+      </w:r>
+      <w:r>
+        <w:t xml:space="preserve">Part 2 - Make an Academic Research Poster</w:t>
+      </w:r>
+    </w:p>
+    <w:p>
+      <w:pPr>
+        <w:numPr>
+          <w:ilvl w:val="0"/>
+          <w:numId w:val="1119"/>
+        </w:numPr>
+        <w:pStyle w:val="Compact"/>
+      </w:pPr>
+      <w:r>
+        <w:t xml:space="preserve">Complete the following components of your research poster with your group. You might not do them in this order, but these are the components you are being graded on. For more details on each of these sections and their role in a scientific paper, see the Scientific Literature Lab.</w:t>
+      </w:r>
+    </w:p>
+    <w:bookmarkStart w:id="380" w:name="title-authors-and-affiliations"/>
+    <w:p>
+      <w:pPr>
+        <w:pStyle w:val="Heading4"/>
+      </w:pPr>
+      <w:r>
+        <w:rPr>
+          <w:rStyle w:val="SectionNumber"/>
+        </w:rPr>
+        <w:t xml:space="preserve">9.1.3.1</w:t>
+      </w:r>
+      <w:r>
+        <w:tab/>
+      </w:r>
+      <w:r>
+        <w:t xml:space="preserve">Title, Authors and Affiliations</w:t>
+      </w:r>
+    </w:p>
+    <w:p>
+      <w:pPr>
+        <w:pStyle w:val="FirstParagraph"/>
+      </w:pPr>
+      <w:r>
+        <w:t xml:space="preserve">Your poster should include: (1) a title for your work, (2) authors who contributed to the work and (3) author affiliations. Since you completed this work as a team of scientists, all of your team members are considered authors. List your team members in alphabetical order. The author’s affiliation is the university, college, research institution or company that the work was conducted at. For us, the affiliation would be</w:t>
+      </w:r>
+      <w:r>
+        <w:t xml:space="preserve"> </w:t>
+      </w:r>
+      <w:r>
+        <w:t xml:space="preserve">“</w:t>
+      </w:r>
+      <w:r>
+        <w:t xml:space="preserve">Department of Biology, Clovis Community College, California, United States.</w:t>
+      </w:r>
+      <w:r>
+        <w:t xml:space="preserve">”</w:t>
+      </w:r>
+    </w:p>
     <w:bookmarkEnd w:id="380"/>
-    <w:bookmarkStart w:id="389" w:name="X9dd2b8024e6c3fdd878c8e33fa6eaacd3888b94"/>
-    <w:p>
-      <w:pPr>
-        <w:pStyle w:val="Heading3"/>
-      </w:pPr>
-      <w:r>
-        <w:rPr>
-          <w:rStyle w:val="SectionNumber"/>
-        </w:rPr>
-        <w:t xml:space="preserve">9.1.3</w:t>
-      </w:r>
-      <w:r>
-        <w:tab/>
-      </w:r>
-      <w:r>
-        <w:t xml:space="preserve">Part 2 - Make an Academic Research Poster</w:t>
-      </w:r>
-    </w:p>
-    <w:p>
-      <w:pPr>
-        <w:numPr>
-          <w:ilvl w:val="0"/>
-          <w:numId w:val="1115"/>
-        </w:numPr>
-        <w:pStyle w:val="Compact"/>
-      </w:pPr>
-      <w:r>
-        <w:t xml:space="preserve">Complete the following components of your research poster with your group. You might not do them in this order, but these are the components you are being graded on. For more details on each of these sections and their role in a scientific paper, see the Scientific Literature Lab.</w:t>
-      </w:r>
-    </w:p>
-    <w:bookmarkStart w:id="381" w:name="title-authors-and-affiliations"/>
-    <w:p>
-      <w:pPr>
-        <w:pStyle w:val="Heading4"/>
-      </w:pPr>
-      <w:r>
-        <w:rPr>
-          <w:rStyle w:val="SectionNumber"/>
-        </w:rPr>
-        <w:t xml:space="preserve">9.1.3.1</w:t>
-      </w:r>
-      <w:r>
-        <w:tab/>
-      </w:r>
-      <w:r>
-        <w:t xml:space="preserve">Title, Authors and Affiliations</w:t>
-      </w:r>
-    </w:p>
-    <w:p>
-      <w:pPr>
-        <w:pStyle w:val="FirstParagraph"/>
-      </w:pPr>
-      <w:r>
-        <w:t xml:space="preserve">Your poster should include: (1) a title for your work, (2) authors who contributed to the work and (3) author affiliations. Since you completed this work as a team of scientists, all of your team members are considered authors. List your team members in alphabetical order. The author’s affiliation is the university, college, research institution or company that the work was conducted at. For us, the affiliation would be</w:t>
-      </w:r>
-      <w:r>
-        <w:t xml:space="preserve"> </w:t>
-      </w:r>
-      <w:r>
-        <w:t xml:space="preserve">“</w:t>
-      </w:r>
-      <w:r>
-        <w:t xml:space="preserve">Department of Biology, Clovis Community College, California, United States.</w:t>
-      </w:r>
-      <w:r>
-        <w:t xml:space="preserve">”</w:t>
-      </w:r>
-    </w:p>
-    <w:bookmarkEnd w:id="381"/>
-    <w:bookmarkStart w:id="382" w:name="abstract"/>
+    <w:bookmarkStart w:id="381" w:name="abstract"/>
     <w:p>
       <w:pPr>
         <w:pStyle w:val="Heading4"/>
@@ -19810,7 +20473,7 @@
       <w:pPr>
         <w:numPr>
           <w:ilvl w:val="0"/>
-          <w:numId w:val="1116"/>
+          <w:numId w:val="1120"/>
         </w:numPr>
         <w:pStyle w:val="Compact"/>
       </w:pPr>
@@ -19822,7 +20485,7 @@
       <w:pPr>
         <w:numPr>
           <w:ilvl w:val="0"/>
-          <w:numId w:val="1116"/>
+          <w:numId w:val="1120"/>
         </w:numPr>
         <w:pStyle w:val="Compact"/>
       </w:pPr>
@@ -19834,7 +20497,7 @@
       <w:pPr>
         <w:numPr>
           <w:ilvl w:val="0"/>
-          <w:numId w:val="1116"/>
+          <w:numId w:val="1120"/>
         </w:numPr>
         <w:pStyle w:val="Compact"/>
       </w:pPr>
@@ -19842,8 +20505,43 @@
         <w:t xml:space="preserve">Conclusions: In one sentence, concisely state what you learned from your research.</w:t>
       </w:r>
     </w:p>
+    <w:bookmarkEnd w:id="381"/>
+    <w:bookmarkStart w:id="382" w:name="introduction-12"/>
+    <w:p>
+      <w:pPr>
+        <w:pStyle w:val="Heading4"/>
+      </w:pPr>
+      <w:r>
+        <w:rPr>
+          <w:rStyle w:val="SectionNumber"/>
+        </w:rPr>
+        <w:t xml:space="preserve">9.1.3.3</w:t>
+      </w:r>
+      <w:r>
+        <w:tab/>
+      </w:r>
+      <w:r>
+        <w:t xml:space="preserve">Introduction</w:t>
+      </w:r>
+    </w:p>
+    <w:p>
+      <w:pPr>
+        <w:pStyle w:val="FirstParagraph"/>
+      </w:pPr>
+      <w:r>
+        <w:t xml:space="preserve">A good introduction section should do two things. First, it provides context for your work by describing what is already known in the field, as well as an unknown that your research is addressing. The latter is often called the gap in knowledge. Second, it should identify your scientific question and hypothesis. Usually, the introduction starts broadly, describing the work of other scientists. It is important to summarize this work (do not quote) and to properly cite the work.</w:t>
+      </w:r>
+    </w:p>
+    <w:p>
+      <w:pPr>
+        <w:pStyle w:val="BodyText"/>
+      </w:pPr>
+      <w:r>
+        <w:t xml:space="preserve">When writing your introduction, it is often helpful to start at the end. Identify your scientific question, your hypothesis and the gap of knowledge first. Then brainstorm what you will need to tell your readers in terms of context and background. For this project, be sure to include background information on Drosophila melanogaster and why it is a good model system for this research, because your audience might not know.</w:t>
+      </w:r>
+    </w:p>
     <w:bookmarkEnd w:id="382"/>
-    <w:bookmarkStart w:id="383" w:name="introduction-12"/>
+    <w:bookmarkStart w:id="383" w:name="materials-and-methods"/>
     <w:p>
       <w:pPr>
         <w:pStyle w:val="Heading4"/>
@@ -19852,13 +20550,13 @@
         <w:rPr>
           <w:rStyle w:val="SectionNumber"/>
         </w:rPr>
-        <w:t xml:space="preserve">9.1.3.3</w:t>
+        <w:t xml:space="preserve">9.1.3.4</w:t>
       </w:r>
       <w:r>
         <w:tab/>
       </w:r>
       <w:r>
-        <w:t xml:space="preserve">Introduction</w:t>
+        <w:t xml:space="preserve">Materials and Methods</w:t>
       </w:r>
     </w:p>
     <w:p>
@@ -19866,7 +20564,34 @@
         <w:pStyle w:val="FirstParagraph"/>
       </w:pPr>
       <w:r>
-        <w:t xml:space="preserve">A good introduction section should do two things. First, it provides context for your work by describing what is already known in the field, as well as an unknown that your research is addressing. The latter is often called the gap in knowledge. Second, it should identify your scientific question and hypothesis. Usually, the introduction starts broadly, describing the work of other scientists. It is important to summarize this work (do not quote) and to properly cite the work.</w:t>
+        <w:t xml:space="preserve">For your lab poster, your materials and methods section will detail your analysis of the data. Since this is a poster and not an article, you do not need to worry about including all the details and can keep it pretty brief. Don’t provide any of your results, just the methods. Because we did not make the RNA-seq libraries ourselves, you will simply cite the paper that made them instead of detailing their construction. Scientists usually write this section of their paper first, followed by the results section. Some other things you might include would be what type of analysis you decided to do (type of plot, which parts of the midgut you analyzed, sets of genes, what p-value you used, etc.).</w:t>
+      </w:r>
+    </w:p>
+    <w:bookmarkEnd w:id="383"/>
+    <w:bookmarkStart w:id="384" w:name="results"/>
+    <w:p>
+      <w:pPr>
+        <w:pStyle w:val="Heading4"/>
+      </w:pPr>
+      <w:r>
+        <w:rPr>
+          <w:rStyle w:val="SectionNumber"/>
+        </w:rPr>
+        <w:t xml:space="preserve">9.1.3.5</w:t>
+      </w:r>
+      <w:r>
+        <w:tab/>
+      </w:r>
+      <w:r>
+        <w:t xml:space="preserve">Results</w:t>
+      </w:r>
+    </w:p>
+    <w:p>
+      <w:pPr>
+        <w:pStyle w:val="FirstParagraph"/>
+      </w:pPr>
+      <w:r>
+        <w:t xml:space="preserve">The Results section is where you will detail your data in the form of figures, tables and written text. Begin by creating your tables and figures. Place the figures and tables in order of how you want to present them and name them Figure 1, Figure 2, Table 1, Table 2, etc.</w:t>
       </w:r>
     </w:p>
     <w:p>
@@ -19874,11 +20599,37 @@
         <w:pStyle w:val="BodyText"/>
       </w:pPr>
       <w:r>
-        <w:t xml:space="preserve">When writing your introduction, it is often helpful to start at the end. Identify your scientific question, your hypothesis and the gap of knowledge first. Then brainstorm what you will need to tell your readers in terms of context and background. For this project, be sure to include background information on Drosophila melanogaster and why it is a good model system for this research, because your audience might not know.</w:t>
-      </w:r>
-    </w:p>
-    <w:bookmarkEnd w:id="383"/>
-    <w:bookmarkStart w:id="384" w:name="materials-and-methods"/>
+        <w:t xml:space="preserve">In your written narrative of the results, you should go through each figure in order, emphasizing any important results from each one. As you discuss each figure, you will reference the figure or table in parentheses. For example:</w:t>
+      </w:r>
+      <w:r>
+        <w:t xml:space="preserve"> </w:t>
+      </w:r>
+      <w:r>
+        <w:t xml:space="preserve">“</w:t>
+      </w:r>
+      <w:r>
+        <w:t xml:space="preserve">RT-PCR analysis shows an increase in gene expression for gene X (Fig 2).</w:t>
+      </w:r>
+      <w:r>
+        <w:t xml:space="preserve">”</w:t>
+      </w:r>
+      <w:r>
+        <w:t xml:space="preserve"> </w:t>
+      </w:r>
+      <w:r>
+        <w:t xml:space="preserve">It is important that you present your data clearly and in a logical manner.</w:t>
+      </w:r>
+    </w:p>
+    <w:p>
+      <w:pPr>
+        <w:pStyle w:val="BodyText"/>
+      </w:pPr>
+      <w:r>
+        <w:t xml:space="preserve">Have fun playing around with how to organize your figures with the text to make the poster look professional. You need a minimum of 2 figures for your poster.</w:t>
+      </w:r>
+    </w:p>
+    <w:bookmarkEnd w:id="384"/>
+    <w:bookmarkStart w:id="385" w:name="discussion"/>
     <w:p>
       <w:pPr>
         <w:pStyle w:val="Heading4"/>
@@ -19887,13 +20638,13 @@
         <w:rPr>
           <w:rStyle w:val="SectionNumber"/>
         </w:rPr>
-        <w:t xml:space="preserve">9.1.3.4</w:t>
+        <w:t xml:space="preserve">9.1.3.6</w:t>
       </w:r>
       <w:r>
         <w:tab/>
       </w:r>
       <w:r>
-        <w:t xml:space="preserve">Materials and Methods</w:t>
+        <w:t xml:space="preserve">Discussion</w:t>
       </w:r>
     </w:p>
     <w:p>
@@ -19901,11 +20652,59 @@
         <w:pStyle w:val="FirstParagraph"/>
       </w:pPr>
       <w:r>
-        <w:t xml:space="preserve">For your lab poster, your materials and methods section will detail your analysis of the data. Since this is a poster and not an article, you do not need to worry about including all the details and can keep it pretty brief. Don’t provide any of your results, just the methods. Because we did not make the RNA-seq libraries ourselves, you will simply cite the paper that made them instead of detailing their construction. Scientists usually write this section of their paper first, followed by the results section. Some other things you might include would be what type of analysis you decided to do (type of plot, which parts of the midgut you analyzed, sets of genes, what p-value you used, etc.).</w:t>
-      </w:r>
-    </w:p>
-    <w:bookmarkEnd w:id="384"/>
-    <w:bookmarkStart w:id="385" w:name="results"/>
+        <w:t xml:space="preserve">The discussion section of the paper is your chance to analyze and interpret your results. For your lab report, make sure your discussion section includes all of the following:</w:t>
+      </w:r>
+    </w:p>
+    <w:p>
+      <w:pPr>
+        <w:numPr>
+          <w:ilvl w:val="0"/>
+          <w:numId w:val="1121"/>
+        </w:numPr>
+        <w:pStyle w:val="Compact"/>
+      </w:pPr>
+      <w:r>
+        <w:t xml:space="preserve">What do your results mean?</w:t>
+      </w:r>
+    </w:p>
+    <w:p>
+      <w:pPr>
+        <w:numPr>
+          <w:ilvl w:val="0"/>
+          <w:numId w:val="1121"/>
+        </w:numPr>
+        <w:pStyle w:val="Compact"/>
+      </w:pPr>
+      <w:r>
+        <w:t xml:space="preserve">How do they fit into the bigger picture?</w:t>
+      </w:r>
+    </w:p>
+    <w:p>
+      <w:pPr>
+        <w:numPr>
+          <w:ilvl w:val="0"/>
+          <w:numId w:val="1121"/>
+        </w:numPr>
+        <w:pStyle w:val="Compact"/>
+      </w:pPr>
+      <w:r>
+        <w:t xml:space="preserve">If any experiments did not give expected results, hypothesize why that might have been the case and propose alternate experiments that could confirm or clarify your results.</w:t>
+      </w:r>
+    </w:p>
+    <w:p>
+      <w:pPr>
+        <w:numPr>
+          <w:ilvl w:val="0"/>
+          <w:numId w:val="1121"/>
+        </w:numPr>
+        <w:pStyle w:val="Compact"/>
+      </w:pPr>
+      <w:r>
+        <w:t xml:space="preserve">Include at least one sentence of future work that you would do if you had more time or what students in upcoming semesters could do to continue to answer your questions.</w:t>
+      </w:r>
+    </w:p>
+    <w:bookmarkEnd w:id="385"/>
+    <w:bookmarkStart w:id="386" w:name="references"/>
     <w:p>
       <w:pPr>
         <w:pStyle w:val="Heading4"/>
@@ -19914,13 +20713,13 @@
         <w:rPr>
           <w:rStyle w:val="SectionNumber"/>
         </w:rPr>
-        <w:t xml:space="preserve">9.1.3.5</w:t>
+        <w:t xml:space="preserve">9.1.3.7</w:t>
       </w:r>
       <w:r>
         <w:tab/>
       </w:r>
       <w:r>
-        <w:t xml:space="preserve">Results</w:t>
+        <w:t xml:space="preserve">References</w:t>
       </w:r>
     </w:p>
     <w:p>
@@ -19928,45 +20727,60 @@
         <w:pStyle w:val="FirstParagraph"/>
       </w:pPr>
       <w:r>
-        <w:t xml:space="preserve">The Results section is where you will detail your data in the form of figures, tables and written text. Begin by creating your tables and figures. Place the figures and tables in order of how you want to present them and name them Figure 1, Figure 2, Table 1, Table 2, etc.</w:t>
-      </w:r>
-    </w:p>
-    <w:p>
-      <w:pPr>
-        <w:pStyle w:val="BodyText"/>
-      </w:pPr>
-      <w:r>
-        <w:t xml:space="preserve">In your written narrative of the results, you should go through each figure in order, emphasizing any important results from each one. As you discuss each figure, you will reference the figure or table in parentheses. For example:</w:t>
-      </w:r>
-      <w:r>
-        <w:t xml:space="preserve"> </w:t>
-      </w:r>
-      <w:r>
-        <w:t xml:space="preserve">“</w:t>
-      </w:r>
-      <w:r>
-        <w:t xml:space="preserve">RT-PCR analysis shows an increase in gene expression for gene X (Fig 2).</w:t>
-      </w:r>
-      <w:r>
-        <w:t xml:space="preserve">”</w:t>
-      </w:r>
-      <w:r>
-        <w:t xml:space="preserve"> </w:t>
-      </w:r>
-      <w:r>
-        <w:t xml:space="preserve">It is important that you present your data clearly and in a logical manner.</w:t>
-      </w:r>
-    </w:p>
-    <w:p>
-      <w:pPr>
-        <w:pStyle w:val="BodyText"/>
-      </w:pPr>
-      <w:r>
-        <w:t xml:space="preserve">Have fun playing around with how to organize your figures with the text to make the poster look professional. You need a minimum of 2 figures for your poster.</w:t>
-      </w:r>
-    </w:p>
-    <w:bookmarkEnd w:id="385"/>
-    <w:bookmarkStart w:id="386" w:name="discussion"/>
+        <w:t xml:space="preserve">All the references that you cite on your poster must be present in a References section. For your lab report, make your reference section in alphabetical order by the first author’s last name. For your lab report, all of your sources will be scientific journals and should use the following format:</w:t>
+      </w:r>
+    </w:p>
+    <w:p>
+      <w:pPr>
+        <w:pStyle w:val="SourceCode"/>
+      </w:pPr>
+      <w:r>
+        <w:rPr>
+          <w:rStyle w:val="VerbatimChar"/>
+        </w:rPr>
+        <w:t xml:space="preserve">Authors (year) “Title.” Journal Name, vol. #, page #s, DOI</w:t>
+      </w:r>
+    </w:p>
+    <w:p>
+      <w:pPr>
+        <w:pStyle w:val="FirstParagraph"/>
+      </w:pPr>
+      <w:r>
+        <w:t xml:space="preserve">Online article that is also in print:</w:t>
+      </w:r>
+    </w:p>
+    <w:p>
+      <w:pPr>
+        <w:pStyle w:val="SourceCode"/>
+      </w:pPr>
+      <w:r>
+        <w:rPr>
+          <w:rStyle w:val="VerbatimChar"/>
+        </w:rPr>
+        <w:t xml:space="preserve">Haussecker D., Huang Y., Lau A., Parameswaran P., Fire A. Z. and M. A. Kay (2010) “Human tRNA-derived small RNAs in the global regulation of RNA silencing.” RNA, Vol. 16, page 637-695,  doi:10.1261/rna.2000810</w:t>
+      </w:r>
+    </w:p>
+    <w:p>
+      <w:pPr>
+        <w:pStyle w:val="FirstParagraph"/>
+      </w:pPr>
+      <w:r>
+        <w:t xml:space="preserve">Online article only:</w:t>
+      </w:r>
+    </w:p>
+    <w:p>
+      <w:pPr>
+        <w:pStyle w:val="SourceCode"/>
+      </w:pPr>
+      <w:r>
+        <w:rPr>
+          <w:rStyle w:val="VerbatimChar"/>
+        </w:rPr>
+        <w:t xml:space="preserve">Marianes, A. and A. C. Spradling (2013) “Physiological and stem cell compartmentalization within the Drosophila midgut.” eLife, doi:10.7554/eLife.00886</w:t>
+      </w:r>
+    </w:p>
+    <w:bookmarkEnd w:id="386"/>
+    <w:bookmarkStart w:id="387" w:name="in-text-citations"/>
     <w:p>
       <w:pPr>
         <w:pStyle w:val="Heading4"/>
@@ -19975,13 +20789,13 @@
         <w:rPr>
           <w:rStyle w:val="SectionNumber"/>
         </w:rPr>
-        <w:t xml:space="preserve">9.1.3.6</w:t>
+        <w:t xml:space="preserve">9.1.3.8</w:t>
       </w:r>
       <w:r>
         <w:tab/>
       </w:r>
       <w:r>
-        <w:t xml:space="preserve">Discussion</w:t>
+        <w:t xml:space="preserve">In-text Citations</w:t>
       </w:r>
     </w:p>
     <w:p>
@@ -19989,163 +20803,12 @@
         <w:pStyle w:val="FirstParagraph"/>
       </w:pPr>
       <w:r>
-        <w:t xml:space="preserve">The discussion section of the paper is your chance to analyze and interpret your results. For your lab report, make sure your discussion section includes all of the following:</w:t>
-      </w:r>
-    </w:p>
-    <w:p>
-      <w:pPr>
-        <w:numPr>
-          <w:ilvl w:val="0"/>
-          <w:numId w:val="1117"/>
-        </w:numPr>
-        <w:pStyle w:val="Compact"/>
-      </w:pPr>
-      <w:r>
-        <w:t xml:space="preserve">What do your results mean?</w:t>
-      </w:r>
-    </w:p>
-    <w:p>
-      <w:pPr>
-        <w:numPr>
-          <w:ilvl w:val="0"/>
-          <w:numId w:val="1117"/>
-        </w:numPr>
-        <w:pStyle w:val="Compact"/>
-      </w:pPr>
-      <w:r>
-        <w:t xml:space="preserve">How do they fit into the bigger picture?</w:t>
-      </w:r>
-    </w:p>
-    <w:p>
-      <w:pPr>
-        <w:numPr>
-          <w:ilvl w:val="0"/>
-          <w:numId w:val="1117"/>
-        </w:numPr>
-        <w:pStyle w:val="Compact"/>
-      </w:pPr>
-      <w:r>
-        <w:t xml:space="preserve">If any experiments did not give expected results, hypothesize why that might have been the case and propose alternate experiments that could confirm or clarify your results.</w:t>
-      </w:r>
-    </w:p>
-    <w:p>
-      <w:pPr>
-        <w:numPr>
-          <w:ilvl w:val="0"/>
-          <w:numId w:val="1117"/>
-        </w:numPr>
-        <w:pStyle w:val="Compact"/>
-      </w:pPr>
-      <w:r>
-        <w:t xml:space="preserve">Include at least one sentence of future work that you would do if you had more time or what students in upcoming semesters could do to continue to answer your questions.</w:t>
-      </w:r>
-    </w:p>
-    <w:bookmarkEnd w:id="386"/>
-    <w:bookmarkStart w:id="387" w:name="references"/>
-    <w:p>
-      <w:pPr>
-        <w:pStyle w:val="Heading4"/>
-      </w:pPr>
-      <w:r>
-        <w:rPr>
-          <w:rStyle w:val="SectionNumber"/>
-        </w:rPr>
-        <w:t xml:space="preserve">9.1.3.7</w:t>
-      </w:r>
-      <w:r>
-        <w:tab/>
-      </w:r>
-      <w:r>
-        <w:t xml:space="preserve">References</w:t>
-      </w:r>
-    </w:p>
-    <w:p>
-      <w:pPr>
-        <w:pStyle w:val="FirstParagraph"/>
-      </w:pPr>
-      <w:r>
-        <w:t xml:space="preserve">All the references that you cite on your poster must be present in a References section. For your lab report, make your reference section in alphabetical order by the first author’s last name. For your lab report, all of your sources will be scientific journals and should use the following format:</w:t>
-      </w:r>
-    </w:p>
-    <w:p>
-      <w:pPr>
-        <w:pStyle w:val="SourceCode"/>
-      </w:pPr>
-      <w:r>
-        <w:rPr>
-          <w:rStyle w:val="VerbatimChar"/>
-        </w:rPr>
-        <w:t xml:space="preserve">Authors (year) “Title.” Journal Name, vol. #, page #s, DOI</w:t>
-      </w:r>
-    </w:p>
-    <w:p>
-      <w:pPr>
-        <w:pStyle w:val="FirstParagraph"/>
-      </w:pPr>
-      <w:r>
-        <w:t xml:space="preserve">Online article that is also in print:</w:t>
-      </w:r>
-    </w:p>
-    <w:p>
-      <w:pPr>
-        <w:pStyle w:val="SourceCode"/>
-      </w:pPr>
-      <w:r>
-        <w:rPr>
-          <w:rStyle w:val="VerbatimChar"/>
-        </w:rPr>
-        <w:t xml:space="preserve">Haussecker D., Huang Y., Lau A., Parameswaran P., Fire A. Z. and M. A. Kay (2010) “Human tRNA-derived small RNAs in the global regulation of RNA silencing.” RNA, Vol. 16, page 637-695,  doi:10.1261/rna.2000810</w:t>
-      </w:r>
-    </w:p>
-    <w:p>
-      <w:pPr>
-        <w:pStyle w:val="FirstParagraph"/>
-      </w:pPr>
-      <w:r>
-        <w:t xml:space="preserve">Online article only:</w:t>
-      </w:r>
-    </w:p>
-    <w:p>
-      <w:pPr>
-        <w:pStyle w:val="SourceCode"/>
-      </w:pPr>
-      <w:r>
-        <w:rPr>
-          <w:rStyle w:val="VerbatimChar"/>
-        </w:rPr>
-        <w:t xml:space="preserve">Marianes, A. and A. C. Spradling (2013) “Physiological and stem cell compartmentalization within the Drosophila midgut.” eLife, doi:10.7554/eLife.00886</w:t>
+        <w:t xml:space="preserve">To save space on our posters, we will number our references 1 through 5 and use the numbers as citations throughout the text of your poster.</w:t>
       </w:r>
     </w:p>
     <w:bookmarkEnd w:id="387"/>
-    <w:bookmarkStart w:id="388" w:name="in-text-citations"/>
-    <w:p>
-      <w:pPr>
-        <w:pStyle w:val="Heading4"/>
-      </w:pPr>
-      <w:r>
-        <w:rPr>
-          <w:rStyle w:val="SectionNumber"/>
-        </w:rPr>
-        <w:t xml:space="preserve">9.1.3.8</w:t>
-      </w:r>
-      <w:r>
-        <w:tab/>
-      </w:r>
-      <w:r>
-        <w:t xml:space="preserve">In-text Citations</w:t>
-      </w:r>
-    </w:p>
-    <w:p>
-      <w:pPr>
-        <w:pStyle w:val="FirstParagraph"/>
-      </w:pPr>
-      <w:r>
-        <w:t xml:space="preserve">To save space on our posters, we will number our references 1 through 5 and use the numbers as citations throughout the text of your poster.</w:t>
-      </w:r>
-    </w:p>
     <w:bookmarkEnd w:id="388"/>
-    <w:bookmarkEnd w:id="389"/>
-    <w:bookmarkStart w:id="390" w:name="part-3---proofread-and-add-final-touches"/>
+    <w:bookmarkStart w:id="389" w:name="part-3---proofread-and-add-final-touches"/>
     <w:p>
       <w:pPr>
         <w:pStyle w:val="Heading3"/>
@@ -20179,7 +20842,7 @@
       <w:pPr>
         <w:numPr>
           <w:ilvl w:val="0"/>
-          <w:numId w:val="1118"/>
+          <w:numId w:val="1122"/>
         </w:numPr>
         <w:pStyle w:val="Compact"/>
       </w:pPr>
@@ -20191,7 +20854,7 @@
       <w:pPr>
         <w:numPr>
           <w:ilvl w:val="0"/>
-          <w:numId w:val="1118"/>
+          <w:numId w:val="1122"/>
         </w:numPr>
         <w:pStyle w:val="Compact"/>
       </w:pPr>
@@ -20203,7 +20866,7 @@
       <w:pPr>
         <w:numPr>
           <w:ilvl w:val="0"/>
-          <w:numId w:val="1118"/>
+          <w:numId w:val="1122"/>
         </w:numPr>
         <w:pStyle w:val="Compact"/>
       </w:pPr>
@@ -20211,8 +20874,8 @@
         <w:t xml:space="preserve">Add some finishing touches. You can play with the color, the font, add additional images if it’s relevant.</w:t>
       </w:r>
     </w:p>
-    <w:bookmarkEnd w:id="390"/>
-    <w:bookmarkStart w:id="391" w:name="part-4---canvas-discussion"/>
+    <w:bookmarkEnd w:id="389"/>
+    <w:bookmarkStart w:id="391" w:name="part-4---poster-discussion"/>
     <w:p>
       <w:pPr>
         <w:pStyle w:val="Heading3"/>
@@ -20227,7 +20890,7 @@
         <w:tab/>
       </w:r>
       <w:r>
-        <w:t xml:space="preserve">Part 4 - Canvas Discussion</w:t>
+        <w:t xml:space="preserve">Part 4 - Poster Discussion</w:t>
       </w:r>
     </w:p>
     <w:p>
@@ -20247,14 +20910,14 @@
         <w:pStyle w:val="BodyText"/>
       </w:pPr>
       <w:r>
-        <w:t xml:space="preserve">You will turn in your poster to be graded as a group in a Canvas Assignment and post it to a Canvas Discussion to be viewed by the class.</w:t>
+        <w:t xml:space="preserve">You will turn in your poster to be graded as a group as an assignment and post it to your class discussion board (ex. Canvas, Blackboard, Google Classroom) as directed by your instructor to share your poster with the class.</w:t>
       </w:r>
     </w:p>
     <w:p>
       <w:pPr>
         <w:numPr>
           <w:ilvl w:val="0"/>
-          <w:numId w:val="1119"/>
+          <w:numId w:val="1123"/>
         </w:numPr>
         <w:pStyle w:val="Compact"/>
       </w:pPr>
@@ -20266,31 +20929,48 @@
       <w:pPr>
         <w:numPr>
           <w:ilvl w:val="0"/>
-          <w:numId w:val="1119"/>
+          <w:numId w:val="1123"/>
         </w:numPr>
         <w:pStyle w:val="Compact"/>
       </w:pPr>
       <w:r>
-        <w:t xml:space="preserve">Have one member of your group turn in the pdf of your poster to the Graded Canvas Assignment. This assignment is already set up so that if one group member turns it in, it will show as submitted for all students in the group. This is where your instructor will grade you poster as a group.</w:t>
+        <w:t xml:space="preserve">Have one member of your group turn in the pdf of your poster to the class discussion board/learning management system (ex. Canvas, Blackboard, Google Classroom). This assignment should be set up so that if one group member turns it in, it will show as submitted for all students in the group. This is where your instructor will grade you poster as a group.</w:t>
       </w:r>
     </w:p>
     <w:p>
       <w:pPr>
         <w:numPr>
           <w:ilvl w:val="0"/>
-          <w:numId w:val="1119"/>
+          <w:numId w:val="1123"/>
         </w:numPr>
         <w:pStyle w:val="Compact"/>
       </w:pPr>
       <w:r>
-        <w:t xml:space="preserve">Have one member of your group post a pdf of your poster in the Canvas C-MOOR Poster Discussion.</w:t>
+        <w:t xml:space="preserve">Have one member of your group post a pdf of your poster in the</w:t>
+      </w:r>
+      <w:r>
+        <w:t xml:space="preserve"> </w:t>
+      </w:r>
+      <w:hyperlink r:id="rId390">
+        <w:r>
+          <w:rPr>
+            <w:rStyle w:val="Hyperlink"/>
+          </w:rPr>
+          <w:t xml:space="preserve">C-MOOR Academy Discussion Forum’s Look at This!</w:t>
+        </w:r>
+      </w:hyperlink>
+      <w:r>
+        <w:t xml:space="preserve"> </w:t>
+      </w:r>
+      <w:r>
+        <w:t xml:space="preserve">category.</w:t>
       </w:r>
     </w:p>
     <w:p>
       <w:pPr>
         <w:numPr>
           <w:ilvl w:val="1"/>
-          <w:numId w:val="1120"/>
+          <w:numId w:val="1124"/>
         </w:numPr>
         <w:pStyle w:val="Compact"/>
       </w:pPr>
@@ -20302,7 +20982,7 @@
       <w:pPr>
         <w:numPr>
           <w:ilvl w:val="1"/>
-          <w:numId w:val="1120"/>
+          <w:numId w:val="1124"/>
         </w:numPr>
         <w:pStyle w:val="Compact"/>
       </w:pPr>
@@ -20314,7 +20994,7 @@
       <w:pPr>
         <w:numPr>
           <w:ilvl w:val="0"/>
-          <w:numId w:val="1119"/>
+          <w:numId w:val="1123"/>
         </w:numPr>
         <w:pStyle w:val="Compact"/>
       </w:pPr>
@@ -20326,12 +21006,12 @@
       <w:pPr>
         <w:numPr>
           <w:ilvl w:val="0"/>
-          <w:numId w:val="1119"/>
+          <w:numId w:val="1123"/>
         </w:numPr>
         <w:pStyle w:val="Compact"/>
       </w:pPr>
       <w:r>
-        <w:t xml:space="preserve">Post comments</w:t>
+        <w:t xml:space="preserve">Post a comment on at least one other poster or as many as your instructor chooses.</w:t>
       </w:r>
     </w:p>
     <w:bookmarkEnd w:id="391"/>
@@ -20669,7 +21349,7 @@
       <w:pPr>
         <w:numPr>
           <w:ilvl w:val="0"/>
-          <w:numId w:val="1121"/>
+          <w:numId w:val="1125"/>
         </w:numPr>
         <w:pStyle w:val="Compact"/>
       </w:pPr>
@@ -20705,7 +21385,7 @@
       <w:pPr>
         <w:numPr>
           <w:ilvl w:val="0"/>
-          <w:numId w:val="1122"/>
+          <w:numId w:val="1126"/>
         </w:numPr>
         <w:pStyle w:val="Compact"/>
       </w:pPr>
@@ -20814,7 +21494,7 @@
       </w:r>
     </w:p>
     <w:bookmarkEnd w:id="404"/>
-    <w:bookmarkStart w:id="410" w:name="example-minicure-projects"/>
+    <w:bookmarkStart w:id="409" w:name="example-minicure-projects"/>
     <w:p>
       <w:pPr>
         <w:pStyle w:val="Heading1"/>
@@ -20926,7 +21606,7 @@
       <w:r>
         <w:t xml:space="preserve"> </w:t>
       </w:r>
-      <w:hyperlink r:id="rId409">
+      <w:hyperlink r:id="rId390">
         <w:r>
           <w:rPr>
             <w:rStyle w:val="Hyperlink"/>
@@ -20941,8 +21621,8 @@
         <w:t xml:space="preserve">category</w:t>
       </w:r>
     </w:p>
-    <w:bookmarkEnd w:id="410"/>
-    <w:bookmarkStart w:id="416" w:name="troubleshooting"/>
+    <w:bookmarkEnd w:id="409"/>
+    <w:bookmarkStart w:id="415" w:name="troubleshooting"/>
     <w:p>
       <w:pPr>
         <w:pStyle w:val="Heading1"/>
@@ -20976,7 +21656,7 @@
       <w:r>
         <w:t xml:space="preserve"> </w:t>
       </w:r>
-      <w:hyperlink r:id="rId411">
+      <w:hyperlink r:id="rId410">
         <w:r>
           <w:rPr>
             <w:rStyle w:val="Hyperlink"/>
@@ -20996,7 +21676,7 @@
       <w:r>
         <w:t xml:space="preserve"> </w:t>
       </w:r>
-      <w:hyperlink r:id="rId412">
+      <w:hyperlink r:id="rId411">
         <w:r>
           <w:rPr>
             <w:rStyle w:val="Hyperlink"/>
@@ -21017,18 +21697,18 @@
           <wp:inline>
             <wp:extent cx="5334000" cy="3000375"/>
             <wp:effectExtent b="0" l="0" r="0" t="0"/>
-            <wp:docPr descr="" title="" id="414" name="Picture"/>
+            <wp:docPr descr="" title="" id="413" name="Picture"/>
             <a:graphic>
               <a:graphicData uri="http://schemas.openxmlformats.org/drawingml/2006/picture">
                 <pic:pic>
                   <pic:nvPicPr>
-                    <pic:cNvPr descr="troubleshooting_files/figure-docx//1rWH7VTcPV1juH0E9NI-X6evMIKzgn1MQKlf_CRzT73w_g3df5a479a76_0_11.png" id="415" name="Picture"/>
+                    <pic:cNvPr descr="troubleshooting_files/figure-docx//1rWH7VTcPV1juH0E9NI-X6evMIKzgn1MQKlf_CRzT73w_g3df5a479a76_0_11.png" id="414" name="Picture"/>
                     <pic:cNvPicPr>
                       <a:picLocks noChangeArrowheads="1" noChangeAspect="1"/>
                     </pic:cNvPicPr>
                   </pic:nvPicPr>
                   <pic:blipFill>
-                    <a:blip r:embed="rId413"/>
+                    <a:blip r:embed="rId412"/>
                     <a:stretch>
                       <a:fillRect/>
                     </a:stretch>
@@ -21055,8 +21735,8 @@
         </w:drawing>
       </w:r>
     </w:p>
-    <w:bookmarkEnd w:id="416"/>
-    <w:bookmarkStart w:id="444" w:name="additional-curricula"/>
+    <w:bookmarkEnd w:id="415"/>
+    <w:bookmarkStart w:id="443" w:name="additional-curricula"/>
     <w:p>
       <w:pPr>
         <w:pStyle w:val="Heading1"/>
@@ -21084,7 +21764,7 @@
       <w:r>
         <w:t xml:space="preserve"> </w:t>
       </w:r>
-      <w:hyperlink r:id="rId411">
+      <w:hyperlink r:id="rId410">
         <w:r>
           <w:rPr>
             <w:rStyle w:val="Hyperlink"/>
@@ -21106,7 +21786,7 @@
       <w:r>
         <w:t xml:space="preserve"> </w:t>
       </w:r>
-      <w:hyperlink r:id="rId417">
+      <w:hyperlink r:id="rId416">
         <w:r>
           <w:rPr>
             <w:rStyle w:val="Hyperlink"/>
@@ -21121,7 +21801,7 @@
         <w:t xml:space="preserve">for a large collection of biology curricula covering a wide range of topics, including many CUREs.</w:t>
       </w:r>
     </w:p>
-    <w:bookmarkStart w:id="420" w:name="additional-c-moor-curricula"/>
+    <w:bookmarkStart w:id="419" w:name="additional-c-moor-curricula"/>
     <w:p>
       <w:pPr>
         <w:pStyle w:val="Heading3"/>
@@ -21140,7 +21820,7 @@
       <w:r>
         <w:t xml:space="preserve"> </w:t>
       </w:r>
-      <w:hyperlink r:id="rId411">
+      <w:hyperlink r:id="rId410">
         <w:r>
           <w:rPr>
             <w:rStyle w:val="Hyperlink"/>
@@ -21229,7 +21909,7 @@
               <w:pStyle w:val="Compact"/>
               <w:jc w:val="left"/>
             </w:pPr>
-            <w:hyperlink r:id="rId418">
+            <w:hyperlink r:id="rId417">
               <w:r>
                 <w:rPr>
                   <w:rStyle w:val="Hyperlink"/>
@@ -21284,7 +21964,7 @@
               <w:pStyle w:val="Compact"/>
               <w:jc w:val="left"/>
             </w:pPr>
-            <w:hyperlink r:id="rId419">
+            <w:hyperlink r:id="rId418">
               <w:r>
                 <w:rPr>
                   <w:rStyle w:val="Hyperlink"/>
@@ -21382,8 +22062,8 @@
         </w:tc>
       </w:tr>
     </w:tbl>
-    <w:bookmarkEnd w:id="420"/>
-    <w:bookmarkStart w:id="425" w:name="expanding-on-the-rna-seq-process"/>
+    <w:bookmarkEnd w:id="419"/>
+    <w:bookmarkStart w:id="424" w:name="expanding-on-the-rna-seq-process"/>
     <w:p>
       <w:pPr>
         <w:pStyle w:val="Heading3"/>
@@ -21474,7 +22154,7 @@
               <w:pStyle w:val="Compact"/>
               <w:jc w:val="left"/>
             </w:pPr>
-            <w:hyperlink r:id="rId421">
+            <w:hyperlink r:id="rId420">
               <w:r>
                 <w:rPr>
                   <w:rStyle w:val="Hyperlink"/>
@@ -21543,7 +22223,7 @@
               <w:pStyle w:val="Compact"/>
               <w:jc w:val="left"/>
             </w:pPr>
-            <w:hyperlink r:id="rId422">
+            <w:hyperlink r:id="rId421">
               <w:r>
                 <w:rPr>
                   <w:rStyle w:val="Hyperlink"/>
@@ -21612,7 +22292,7 @@
               <w:pStyle w:val="Compact"/>
               <w:jc w:val="left"/>
             </w:pPr>
-            <w:hyperlink r:id="rId423">
+            <w:hyperlink r:id="rId422">
               <w:r>
                 <w:rPr>
                   <w:rStyle w:val="Hyperlink"/>
@@ -21681,7 +22361,7 @@
               <w:pStyle w:val="Compact"/>
               <w:jc w:val="left"/>
             </w:pPr>
-            <w:hyperlink r:id="rId424">
+            <w:hyperlink r:id="rId423">
               <w:r>
                 <w:rPr>
                   <w:rStyle w:val="Hyperlink"/>
@@ -21733,8 +22413,8 @@
         </w:tc>
       </w:tr>
     </w:tbl>
-    <w:bookmarkEnd w:id="425"/>
-    <w:bookmarkStart w:id="431" w:name="other-genomics-minicures"/>
+    <w:bookmarkEnd w:id="424"/>
+    <w:bookmarkStart w:id="430" w:name="other-genomics-minicures"/>
     <w:p>
       <w:pPr>
         <w:pStyle w:val="Heading3"/>
@@ -21825,7 +22505,7 @@
               <w:pStyle w:val="Compact"/>
               <w:jc w:val="left"/>
             </w:pPr>
-            <w:hyperlink r:id="rId426">
+            <w:hyperlink r:id="rId425">
               <w:r>
                 <w:rPr>
                   <w:rStyle w:val="Hyperlink"/>
@@ -21914,7 +22594,7 @@
               <w:pStyle w:val="Compact"/>
               <w:jc w:val="left"/>
             </w:pPr>
-            <w:hyperlink r:id="rId427">
+            <w:hyperlink r:id="rId426">
               <w:r>
                 <w:rPr>
                   <w:rStyle w:val="Hyperlink"/>
@@ -21983,7 +22663,7 @@
               <w:pStyle w:val="Compact"/>
               <w:jc w:val="left"/>
             </w:pPr>
-            <w:hyperlink r:id="rId428">
+            <w:hyperlink r:id="rId427">
               <w:r>
                 <w:rPr>
                   <w:rStyle w:val="Hyperlink"/>
@@ -22052,7 +22732,7 @@
               <w:pStyle w:val="Compact"/>
               <w:jc w:val="left"/>
             </w:pPr>
-            <w:hyperlink r:id="rId429">
+            <w:hyperlink r:id="rId428">
               <w:r>
                 <w:rPr>
                   <w:rStyle w:val="Hyperlink"/>
@@ -22121,7 +22801,7 @@
               <w:pStyle w:val="Compact"/>
               <w:jc w:val="left"/>
             </w:pPr>
-            <w:hyperlink r:id="rId430">
+            <w:hyperlink r:id="rId429">
               <w:r>
                 <w:rPr>
                   <w:rStyle w:val="Hyperlink"/>
@@ -22183,8 +22863,8 @@
         </w:tc>
       </w:tr>
     </w:tbl>
-    <w:bookmarkEnd w:id="431"/>
-    <w:bookmarkStart w:id="435" w:name="diving-deeper-into-r"/>
+    <w:bookmarkEnd w:id="430"/>
+    <w:bookmarkStart w:id="434" w:name="diving-deeper-into-r"/>
     <w:p>
       <w:pPr>
         <w:pStyle w:val="Heading3"/>
@@ -22293,7 +22973,7 @@
               <w:pStyle w:val="Compact"/>
               <w:jc w:val="left"/>
             </w:pPr>
-            <w:hyperlink r:id="rId432">
+            <w:hyperlink r:id="rId431">
               <w:r>
                 <w:rPr>
                   <w:rStyle w:val="Hyperlink"/>
@@ -22324,7 +23004,7 @@
               <w:pStyle w:val="Compact"/>
               <w:jc w:val="left"/>
             </w:pPr>
-            <w:hyperlink r:id="rId433">
+            <w:hyperlink r:id="rId432">
               <w:r>
                 <w:rPr>
                   <w:rStyle w:val="Hyperlink"/>
@@ -22355,7 +23035,7 @@
               <w:pStyle w:val="Compact"/>
               <w:jc w:val="left"/>
             </w:pPr>
-            <w:hyperlink r:id="rId434">
+            <w:hyperlink r:id="rId433">
               <w:r>
                 <w:rPr>
                   <w:rStyle w:val="Hyperlink"/>
@@ -22379,8 +23059,8 @@
         </w:tc>
       </w:tr>
     </w:tbl>
-    <w:bookmarkEnd w:id="435"/>
-    <w:bookmarkStart w:id="443" w:name="additional-resources"/>
+    <w:bookmarkEnd w:id="434"/>
+    <w:bookmarkStart w:id="442" w:name="additional-resources"/>
     <w:p>
       <w:pPr>
         <w:pStyle w:val="Heading3"/>
@@ -22437,7 +23117,7 @@
               <w:pStyle w:val="Compact"/>
               <w:jc w:val="left"/>
             </w:pPr>
-            <w:hyperlink r:id="rId436">
+            <w:hyperlink r:id="rId435">
               <w:r>
                 <w:rPr>
                   <w:rStyle w:val="Hyperlink"/>
@@ -22480,7 +23160,7 @@
               <w:pStyle w:val="Compact"/>
               <w:jc w:val="left"/>
             </w:pPr>
-            <w:hyperlink r:id="rId437">
+            <w:hyperlink r:id="rId436">
               <w:r>
                 <w:rPr>
                   <w:rStyle w:val="Hyperlink"/>
@@ -22511,7 +23191,7 @@
               <w:pStyle w:val="Compact"/>
               <w:jc w:val="left"/>
             </w:pPr>
-            <w:hyperlink r:id="rId438">
+            <w:hyperlink r:id="rId437">
               <w:r>
                 <w:rPr>
                   <w:rStyle w:val="Hyperlink"/>
@@ -22542,7 +23222,7 @@
               <w:pStyle w:val="Compact"/>
               <w:jc w:val="left"/>
             </w:pPr>
-            <w:hyperlink r:id="rId439">
+            <w:hyperlink r:id="rId438">
               <w:r>
                 <w:rPr>
                   <w:rStyle w:val="Hyperlink"/>
@@ -22573,7 +23253,7 @@
               <w:pStyle w:val="Compact"/>
               <w:jc w:val="left"/>
             </w:pPr>
-            <w:hyperlink r:id="rId440">
+            <w:hyperlink r:id="rId439">
               <w:r>
                 <w:rPr>
                   <w:rStyle w:val="Hyperlink"/>
@@ -22604,7 +23284,7 @@
               <w:pStyle w:val="Compact"/>
               <w:jc w:val="left"/>
             </w:pPr>
-            <w:hyperlink r:id="rId441">
+            <w:hyperlink r:id="rId440">
               <w:r>
                 <w:rPr>
                   <w:rStyle w:val="Hyperlink"/>
@@ -22635,7 +23315,7 @@
               <w:pStyle w:val="Compact"/>
               <w:jc w:val="left"/>
             </w:pPr>
-            <w:hyperlink r:id="rId442">
+            <w:hyperlink r:id="rId441">
               <w:r>
                 <w:rPr>
                   <w:rStyle w:val="Hyperlink"/>
@@ -22659,9 +23339,9 @@
         </w:tc>
       </w:tr>
     </w:tbl>
+    <w:bookmarkEnd w:id="442"/>
     <w:bookmarkEnd w:id="443"/>
-    <w:bookmarkEnd w:id="444"/>
-    <w:bookmarkStart w:id="445" w:name="competencies-table"/>
+    <w:bookmarkStart w:id="444" w:name="competencies-table"/>
     <w:p>
       <w:pPr>
         <w:pStyle w:val="Heading1"/>
@@ -22697,7 +23377,7 @@
       <w:pPr>
         <w:numPr>
           <w:ilvl w:val="0"/>
-          <w:numId w:val="1123"/>
+          <w:numId w:val="1127"/>
         </w:numPr>
         <w:pStyle w:val="Compact"/>
       </w:pPr>
@@ -22720,7 +23400,7 @@
       <w:pPr>
         <w:numPr>
           <w:ilvl w:val="0"/>
-          <w:numId w:val="1123"/>
+          <w:numId w:val="1127"/>
         </w:numPr>
         <w:pStyle w:val="Compact"/>
       </w:pPr>
@@ -22754,7 +23434,7 @@
       <w:pPr>
         <w:numPr>
           <w:ilvl w:val="0"/>
-          <w:numId w:val="1123"/>
+          <w:numId w:val="1127"/>
         </w:numPr>
         <w:pStyle w:val="Compact"/>
       </w:pPr>
@@ -23044,8 +23724,8 @@
         <w:t xml:space="preserve">: Explore and/or model biological interactions, networks and data integration using bioinformatics</w:t>
       </w:r>
     </w:p>
-    <w:bookmarkEnd w:id="445"/>
-    <w:bookmarkStart w:id="452" w:name="about-the-authors"/>
+    <w:bookmarkEnd w:id="444"/>
+    <w:bookmarkStart w:id="451" w:name="about-the-authors"/>
     <w:p>
       <w:pPr>
         <w:pStyle w:val="Heading1"/>
@@ -23064,7 +23744,7 @@
       <w:r>
         <w:t xml:space="preserve"> </w:t>
       </w:r>
-      <w:hyperlink r:id="rId446">
+      <w:hyperlink r:id="rId445">
         <w:r>
           <w:rPr>
             <w:rStyle w:val="Hyperlink"/>
@@ -23176,7 +23856,7 @@
               <w:pStyle w:val="Compact"/>
               <w:jc w:val="left"/>
             </w:pPr>
-            <w:hyperlink r:id="rId447">
+            <w:hyperlink r:id="rId446">
               <w:r>
                 <w:rPr>
                   <w:rStyle w:val="Hyperlink"/>
@@ -23534,7 +24214,7 @@
               <w:pStyle w:val="Compact"/>
               <w:jc w:val="left"/>
             </w:pPr>
-            <w:hyperlink r:id="rId448">
+            <w:hyperlink r:id="rId447">
               <w:r>
                 <w:rPr>
                   <w:rStyle w:val="Hyperlink"/>
@@ -23548,7 +24228,7 @@
             <w:r>
               <w:t xml:space="preserve"> </w:t>
             </w:r>
-            <w:hyperlink r:id="rId449">
+            <w:hyperlink r:id="rId448">
               <w:r>
                 <w:rPr>
                   <w:rStyle w:val="Hyperlink"/>
@@ -23579,7 +24259,7 @@
               <w:pStyle w:val="Compact"/>
               <w:jc w:val="left"/>
             </w:pPr>
-            <w:hyperlink r:id="rId448">
+            <w:hyperlink r:id="rId447">
               <w:r>
                 <w:rPr>
                   <w:rStyle w:val="Hyperlink"/>
@@ -23610,7 +24290,7 @@
               <w:pStyle w:val="Compact"/>
               <w:jc w:val="left"/>
             </w:pPr>
-            <w:hyperlink r:id="rId449">
+            <w:hyperlink r:id="rId448">
               <w:r>
                 <w:rPr>
                   <w:rStyle w:val="Hyperlink"/>
@@ -23624,7 +24304,7 @@
             <w:r>
               <w:t xml:space="preserve"> </w:t>
             </w:r>
-            <w:hyperlink r:id="rId448">
+            <w:hyperlink r:id="rId447">
               <w:r>
                 <w:rPr>
                   <w:rStyle w:val="Hyperlink"/>
@@ -23646,7 +24326,7 @@
             <w:r>
               <w:t xml:space="preserve">Package Developers (</w:t>
             </w:r>
-            <w:hyperlink r:id="rId450">
+            <w:hyperlink r:id="rId449">
               <w:r>
                 <w:rPr>
                   <w:rStyle w:val="Hyperlink"/>
@@ -23660,7 +24340,7 @@
             <w:r>
               <w:t xml:space="preserve"> </w:t>
             </w:r>
-            <w:hyperlink r:id="rId448">
+            <w:hyperlink r:id="rId447">
               <w:r>
                 <w:rPr>
                   <w:rStyle w:val="Hyperlink"/>
@@ -23674,7 +24354,7 @@
             <w:r>
               <w:t xml:space="preserve"> </w:t>
             </w:r>
-            <w:hyperlink r:id="rId451">
+            <w:hyperlink r:id="rId450">
               <w:r>
                 <w:rPr>
                   <w:rStyle w:val="Hyperlink"/>
@@ -23688,7 +24368,7 @@
             <w:r>
               <w:t xml:space="preserve"> </w:t>
             </w:r>
-            <w:hyperlink r:id="rId449">
+            <w:hyperlink r:id="rId448">
               <w:r>
                 <w:rPr>
                   <w:rStyle w:val="Hyperlink"/>
@@ -24074,7 +24754,7 @@
         <w:rPr>
           <w:rStyle w:val="VerbatimChar"/>
         </w:rPr>
-        <w:t xml:space="preserve">##  date     2026-05-13</w:t>
+        <w:t xml:space="preserve">##  date     2026-07-06</w:t>
       </w:r>
       <w:r>
         <w:br/>
@@ -24518,7 +25198,7 @@
         <w:t xml:space="preserve">## ──────────────────────────────────────────────────────────────────────────────</w:t>
       </w:r>
     </w:p>
-    <w:bookmarkEnd w:id="452"/>
+    <w:bookmarkEnd w:id="451"/>
     <w:sectPr/>
   </w:body>
 </w:document>
@@ -24956,11 +25636,11 @@
       </w:pPr>
     </w:lvl>
   </w:abstractNum>
-  <w:abstractNum w:abstractNumId="99419">
-    <w:nsid w:val="A99419"/>
+  <w:abstractNum w:abstractNumId="99413">
+    <w:nsid w:val="A99413"/>
     <w:multiLevelType w:val="multilevel"/>
     <w:lvl w:ilvl="0">
-      <w:start w:val="9"/>
+      <w:start w:val="3"/>
       <w:numFmt w:val="decimal"/>
       <w:lvlText w:val="%1."/>
       <w:lvlJc w:val="left"/>
@@ -24969,7 +25649,7 @@
       </w:pPr>
     </w:lvl>
     <w:lvl w:ilvl="1">
-      <w:start w:val="9"/>
+      <w:start w:val="3"/>
       <w:numFmt w:val="decimal"/>
       <w:lvlText w:val="%2."/>
       <w:lvlJc w:val="left"/>
@@ -24978,7 +25658,7 @@
       </w:pPr>
     </w:lvl>
     <w:lvl w:ilvl="2">
-      <w:start w:val="9"/>
+      <w:start w:val="3"/>
       <w:numFmt w:val="decimal"/>
       <w:lvlText w:val="%3."/>
       <w:lvlJc w:val="left"/>
@@ -24987,7 +25667,7 @@
       </w:pPr>
     </w:lvl>
     <w:lvl w:ilvl="3">
-      <w:start w:val="9"/>
+      <w:start w:val="3"/>
       <w:numFmt w:val="decimal"/>
       <w:lvlText w:val="%4."/>
       <w:lvlJc w:val="left"/>
@@ -24996,7 +25676,7 @@
       </w:pPr>
     </w:lvl>
     <w:lvl w:ilvl="4">
-      <w:start w:val="9"/>
+      <w:start w:val="3"/>
       <w:numFmt w:val="decimal"/>
       <w:lvlText w:val="%5."/>
       <w:lvlJc w:val="left"/>
@@ -25005,7 +25685,7 @@
       </w:pPr>
     </w:lvl>
     <w:lvl w:ilvl="5">
-      <w:start w:val="9"/>
+      <w:start w:val="3"/>
       <w:numFmt w:val="decimal"/>
       <w:lvlText w:val="%6."/>
       <w:lvlJc w:val="left"/>
@@ -25014,7 +25694,7 @@
       </w:pPr>
     </w:lvl>
     <w:lvl w:ilvl="6">
-      <w:start w:val="9"/>
+      <w:start w:val="3"/>
       <w:numFmt w:val="decimal"/>
       <w:lvlText w:val="%7."/>
       <w:lvlJc w:val="left"/>
@@ -25023,7 +25703,7 @@
       </w:pPr>
     </w:lvl>
     <w:lvl w:ilvl="7">
-      <w:start w:val="9"/>
+      <w:start w:val="3"/>
       <w:numFmt w:val="decimal"/>
       <w:lvlText w:val="%8."/>
       <w:lvlJc w:val="left"/>
@@ -25032,7 +25712,92 @@
       </w:pPr>
     </w:lvl>
     <w:lvl w:ilvl="8">
-      <w:start w:val="9"/>
+      <w:start w:val="3"/>
+      <w:numFmt w:val="decimal"/>
+      <w:lvlText w:val="%9."/>
+      <w:lvlJc w:val="left"/>
+      <w:pPr>
+        <w:ind w:left="6480" w:hanging="480"/>
+      </w:pPr>
+    </w:lvl>
+  </w:abstractNum>
+  <w:abstractNum w:abstractNumId="99418">
+    <w:nsid w:val="A99418"/>
+    <w:multiLevelType w:val="multilevel"/>
+    <w:lvl w:ilvl="0">
+      <w:start w:val="8"/>
+      <w:numFmt w:val="decimal"/>
+      <w:lvlText w:val="%1."/>
+      <w:lvlJc w:val="left"/>
+      <w:pPr>
+        <w:ind w:left="720" w:hanging="480"/>
+      </w:pPr>
+    </w:lvl>
+    <w:lvl w:ilvl="1">
+      <w:start w:val="8"/>
+      <w:numFmt w:val="decimal"/>
+      <w:lvlText w:val="%2."/>
+      <w:lvlJc w:val="left"/>
+      <w:pPr>
+        <w:ind w:left="1440" w:hanging="480"/>
+      </w:pPr>
+    </w:lvl>
+    <w:lvl w:ilvl="2">
+      <w:start w:val="8"/>
+      <w:numFmt w:val="decimal"/>
+      <w:lvlText w:val="%3."/>
+      <w:lvlJc w:val="left"/>
+      <w:pPr>
+        <w:ind w:left="2160" w:hanging="480"/>
+      </w:pPr>
+    </w:lvl>
+    <w:lvl w:ilvl="3">
+      <w:start w:val="8"/>
+      <w:numFmt w:val="decimal"/>
+      <w:lvlText w:val="%4."/>
+      <w:lvlJc w:val="left"/>
+      <w:pPr>
+        <w:ind w:left="2880" w:hanging="480"/>
+      </w:pPr>
+    </w:lvl>
+    <w:lvl w:ilvl="4">
+      <w:start w:val="8"/>
+      <w:numFmt w:val="decimal"/>
+      <w:lvlText w:val="%5."/>
+      <w:lvlJc w:val="left"/>
+      <w:pPr>
+        <w:ind w:left="3600" w:hanging="480"/>
+      </w:pPr>
+    </w:lvl>
+    <w:lvl w:ilvl="5">
+      <w:start w:val="8"/>
+      <w:numFmt w:val="decimal"/>
+      <w:lvlText w:val="%6."/>
+      <w:lvlJc w:val="left"/>
+      <w:pPr>
+        <w:ind w:left="4320" w:hanging="480"/>
+      </w:pPr>
+    </w:lvl>
+    <w:lvl w:ilvl="6">
+      <w:start w:val="8"/>
+      <w:numFmt w:val="decimal"/>
+      <w:lvlText w:val="%7."/>
+      <w:lvlJc w:val="left"/>
+      <w:pPr>
+        <w:ind w:left="5040" w:hanging="480"/>
+      </w:pPr>
+    </w:lvl>
+    <w:lvl w:ilvl="7">
+      <w:start w:val="8"/>
+      <w:numFmt w:val="decimal"/>
+      <w:lvlText w:val="%8."/>
+      <w:lvlJc w:val="left"/>
+      <w:pPr>
+        <w:ind w:left="5760" w:hanging="480"/>
+      </w:pPr>
+    </w:lvl>
+    <w:lvl w:ilvl="8">
+      <w:start w:val="8"/>
       <w:numFmt w:val="decimal"/>
       <w:lvlText w:val="%9."/>
       <w:lvlJc w:val="left"/>
@@ -26118,63 +26883,63 @@
     </w:lvlOverride>
   </w:num>
   <w:num w:numId="1041">
-    <w:abstractNumId w:val="99414"/>
+    <w:abstractNumId w:val="99413"/>
     <w:lvlOverride w:ilvl="0">
-      <w:startOverride w:val="4"/>
+      <w:startOverride w:val="3"/>
     </w:lvlOverride>
     <w:lvlOverride w:ilvl="1">
-      <w:startOverride w:val="4"/>
+      <w:startOverride w:val="3"/>
     </w:lvlOverride>
     <w:lvlOverride w:ilvl="2">
-      <w:startOverride w:val="4"/>
+      <w:startOverride w:val="3"/>
     </w:lvlOverride>
     <w:lvlOverride w:ilvl="3">
-      <w:startOverride w:val="4"/>
+      <w:startOverride w:val="3"/>
     </w:lvlOverride>
     <w:lvlOverride w:ilvl="4">
-      <w:startOverride w:val="4"/>
+      <w:startOverride w:val="3"/>
     </w:lvlOverride>
     <w:lvlOverride w:ilvl="5">
-      <w:startOverride w:val="4"/>
+      <w:startOverride w:val="3"/>
     </w:lvlOverride>
     <w:lvlOverride w:ilvl="6">
-      <w:startOverride w:val="4"/>
+      <w:startOverride w:val="3"/>
     </w:lvlOverride>
     <w:lvlOverride w:ilvl="7">
-      <w:startOverride w:val="4"/>
+      <w:startOverride w:val="3"/>
     </w:lvlOverride>
     <w:lvlOverride w:ilvl="8">
-      <w:startOverride w:val="4"/>
+      <w:startOverride w:val="3"/>
     </w:lvlOverride>
   </w:num>
   <w:num w:numId="1042">
-    <w:abstractNumId w:val="99419"/>
+    <w:abstractNumId w:val="99418"/>
     <w:lvlOverride w:ilvl="0">
-      <w:startOverride w:val="9"/>
+      <w:startOverride w:val="8"/>
     </w:lvlOverride>
     <w:lvlOverride w:ilvl="1">
-      <w:startOverride w:val="9"/>
+      <w:startOverride w:val="8"/>
     </w:lvlOverride>
     <w:lvlOverride w:ilvl="2">
-      <w:startOverride w:val="9"/>
+      <w:startOverride w:val="8"/>
     </w:lvlOverride>
     <w:lvlOverride w:ilvl="3">
-      <w:startOverride w:val="9"/>
+      <w:startOverride w:val="8"/>
     </w:lvlOverride>
     <w:lvlOverride w:ilvl="4">
-      <w:startOverride w:val="9"/>
+      <w:startOverride w:val="8"/>
     </w:lvlOverride>
     <w:lvlOverride w:ilvl="5">
-      <w:startOverride w:val="9"/>
+      <w:startOverride w:val="8"/>
     </w:lvlOverride>
     <w:lvlOverride w:ilvl="6">
-      <w:startOverride w:val="9"/>
+      <w:startOverride w:val="8"/>
     </w:lvlOverride>
     <w:lvlOverride w:ilvl="7">
-      <w:startOverride w:val="9"/>
+      <w:startOverride w:val="8"/>
     </w:lvlOverride>
     <w:lvlOverride w:ilvl="8">
-      <w:startOverride w:val="9"/>
+      <w:startOverride w:val="8"/>
     </w:lvlOverride>
   </w:num>
   <w:num w:numId="1043">
@@ -26319,6 +27084,9 @@
     </w:lvlOverride>
   </w:num>
   <w:num w:numId="1054">
+    <w:abstractNumId w:val="991"/>
+  </w:num>
+  <w:num w:numId="1055">
     <w:abstractNumId w:val="99411"/>
     <w:lvlOverride w:ilvl="0">
       <w:startOverride w:val="1"/>
@@ -26347,42 +27115,12 @@
     <w:lvlOverride w:ilvl="8">
       <w:startOverride w:val="1"/>
     </w:lvlOverride>
-  </w:num>
-  <w:num w:numId="1055">
-    <w:abstractNumId w:val="991"/>
   </w:num>
   <w:num w:numId="1056">
     <w:abstractNumId w:val="991"/>
   </w:num>
   <w:num w:numId="1057">
-    <w:abstractNumId w:val="99411"/>
-    <w:lvlOverride w:ilvl="0">
-      <w:startOverride w:val="1"/>
-    </w:lvlOverride>
-    <w:lvlOverride w:ilvl="1">
-      <w:startOverride w:val="1"/>
-    </w:lvlOverride>
-    <w:lvlOverride w:ilvl="2">
-      <w:startOverride w:val="1"/>
-    </w:lvlOverride>
-    <w:lvlOverride w:ilvl="3">
-      <w:startOverride w:val="1"/>
-    </w:lvlOverride>
-    <w:lvlOverride w:ilvl="4">
-      <w:startOverride w:val="1"/>
-    </w:lvlOverride>
-    <w:lvlOverride w:ilvl="5">
-      <w:startOverride w:val="1"/>
-    </w:lvlOverride>
-    <w:lvlOverride w:ilvl="6">
-      <w:startOverride w:val="1"/>
-    </w:lvlOverride>
-    <w:lvlOverride w:ilvl="7">
-      <w:startOverride w:val="1"/>
-    </w:lvlOverride>
-    <w:lvlOverride w:ilvl="8">
-      <w:startOverride w:val="1"/>
-    </w:lvlOverride>
+    <w:abstractNumId w:val="991"/>
   </w:num>
   <w:num w:numId="1058">
     <w:abstractNumId w:val="99411"/>
@@ -26445,34 +27183,7 @@
     </w:lvlOverride>
   </w:num>
   <w:num w:numId="1060">
-    <w:abstractNumId w:val="99411"/>
-    <w:lvlOverride w:ilvl="0">
-      <w:startOverride w:val="1"/>
-    </w:lvlOverride>
-    <w:lvlOverride w:ilvl="1">
-      <w:startOverride w:val="1"/>
-    </w:lvlOverride>
-    <w:lvlOverride w:ilvl="2">
-      <w:startOverride w:val="1"/>
-    </w:lvlOverride>
-    <w:lvlOverride w:ilvl="3">
-      <w:startOverride w:val="1"/>
-    </w:lvlOverride>
-    <w:lvlOverride w:ilvl="4">
-      <w:startOverride w:val="1"/>
-    </w:lvlOverride>
-    <w:lvlOverride w:ilvl="5">
-      <w:startOverride w:val="1"/>
-    </w:lvlOverride>
-    <w:lvlOverride w:ilvl="6">
-      <w:startOverride w:val="1"/>
-    </w:lvlOverride>
-    <w:lvlOverride w:ilvl="7">
-      <w:startOverride w:val="1"/>
-    </w:lvlOverride>
-    <w:lvlOverride w:ilvl="8">
-      <w:startOverride w:val="1"/>
-    </w:lvlOverride>
+    <w:abstractNumId w:val="991"/>
   </w:num>
   <w:num w:numId="1061">
     <w:abstractNumId w:val="99411"/>
@@ -26505,6 +27216,66 @@
     </w:lvlOverride>
   </w:num>
   <w:num w:numId="1062">
+    <w:abstractNumId w:val="99411"/>
+    <w:lvlOverride w:ilvl="0">
+      <w:startOverride w:val="1"/>
+    </w:lvlOverride>
+    <w:lvlOverride w:ilvl="1">
+      <w:startOverride w:val="1"/>
+    </w:lvlOverride>
+    <w:lvlOverride w:ilvl="2">
+      <w:startOverride w:val="1"/>
+    </w:lvlOverride>
+    <w:lvlOverride w:ilvl="3">
+      <w:startOverride w:val="1"/>
+    </w:lvlOverride>
+    <w:lvlOverride w:ilvl="4">
+      <w:startOverride w:val="1"/>
+    </w:lvlOverride>
+    <w:lvlOverride w:ilvl="5">
+      <w:startOverride w:val="1"/>
+    </w:lvlOverride>
+    <w:lvlOverride w:ilvl="6">
+      <w:startOverride w:val="1"/>
+    </w:lvlOverride>
+    <w:lvlOverride w:ilvl="7">
+      <w:startOverride w:val="1"/>
+    </w:lvlOverride>
+    <w:lvlOverride w:ilvl="8">
+      <w:startOverride w:val="1"/>
+    </w:lvlOverride>
+  </w:num>
+  <w:num w:numId="1063">
+    <w:abstractNumId w:val="99411"/>
+    <w:lvlOverride w:ilvl="0">
+      <w:startOverride w:val="1"/>
+    </w:lvlOverride>
+    <w:lvlOverride w:ilvl="1">
+      <w:startOverride w:val="1"/>
+    </w:lvlOverride>
+    <w:lvlOverride w:ilvl="2">
+      <w:startOverride w:val="1"/>
+    </w:lvlOverride>
+    <w:lvlOverride w:ilvl="3">
+      <w:startOverride w:val="1"/>
+    </w:lvlOverride>
+    <w:lvlOverride w:ilvl="4">
+      <w:startOverride w:val="1"/>
+    </w:lvlOverride>
+    <w:lvlOverride w:ilvl="5">
+      <w:startOverride w:val="1"/>
+    </w:lvlOverride>
+    <w:lvlOverride w:ilvl="6">
+      <w:startOverride w:val="1"/>
+    </w:lvlOverride>
+    <w:lvlOverride w:ilvl="7">
+      <w:startOverride w:val="1"/>
+    </w:lvlOverride>
+    <w:lvlOverride w:ilvl="8">
+      <w:startOverride w:val="1"/>
+    </w:lvlOverride>
+  </w:num>
+  <w:num w:numId="1064">
     <w:abstractNumId w:val="99412"/>
     <w:lvlOverride w:ilvl="0">
       <w:startOverride w:val="2"/>
@@ -26534,7 +27305,7 @@
       <w:startOverride w:val="2"/>
     </w:lvlOverride>
   </w:num>
-  <w:num w:numId="1063">
+  <w:num w:numId="1065">
     <w:abstractNumId w:val="99414"/>
     <w:lvlOverride w:ilvl="0">
       <w:startOverride w:val="4"/>
@@ -26562,66 +27333,6 @@
     </w:lvlOverride>
     <w:lvlOverride w:ilvl="8">
       <w:startOverride w:val="4"/>
-    </w:lvlOverride>
-  </w:num>
-  <w:num w:numId="1064">
-    <w:abstractNumId w:val="99411"/>
-    <w:lvlOverride w:ilvl="0">
-      <w:startOverride w:val="1"/>
-    </w:lvlOverride>
-    <w:lvlOverride w:ilvl="1">
-      <w:startOverride w:val="1"/>
-    </w:lvlOverride>
-    <w:lvlOverride w:ilvl="2">
-      <w:startOverride w:val="1"/>
-    </w:lvlOverride>
-    <w:lvlOverride w:ilvl="3">
-      <w:startOverride w:val="1"/>
-    </w:lvlOverride>
-    <w:lvlOverride w:ilvl="4">
-      <w:startOverride w:val="1"/>
-    </w:lvlOverride>
-    <w:lvlOverride w:ilvl="5">
-      <w:startOverride w:val="1"/>
-    </w:lvlOverride>
-    <w:lvlOverride w:ilvl="6">
-      <w:startOverride w:val="1"/>
-    </w:lvlOverride>
-    <w:lvlOverride w:ilvl="7">
-      <w:startOverride w:val="1"/>
-    </w:lvlOverride>
-    <w:lvlOverride w:ilvl="8">
-      <w:startOverride w:val="1"/>
-    </w:lvlOverride>
-  </w:num>
-  <w:num w:numId="1065">
-    <w:abstractNumId w:val="99411"/>
-    <w:lvlOverride w:ilvl="0">
-      <w:startOverride w:val="1"/>
-    </w:lvlOverride>
-    <w:lvlOverride w:ilvl="1">
-      <w:startOverride w:val="1"/>
-    </w:lvlOverride>
-    <w:lvlOverride w:ilvl="2">
-      <w:startOverride w:val="1"/>
-    </w:lvlOverride>
-    <w:lvlOverride w:ilvl="3">
-      <w:startOverride w:val="1"/>
-    </w:lvlOverride>
-    <w:lvlOverride w:ilvl="4">
-      <w:startOverride w:val="1"/>
-    </w:lvlOverride>
-    <w:lvlOverride w:ilvl="5">
-      <w:startOverride w:val="1"/>
-    </w:lvlOverride>
-    <w:lvlOverride w:ilvl="6">
-      <w:startOverride w:val="1"/>
-    </w:lvlOverride>
-    <w:lvlOverride w:ilvl="7">
-      <w:startOverride w:val="1"/>
-    </w:lvlOverride>
-    <w:lvlOverride w:ilvl="8">
-      <w:startOverride w:val="1"/>
     </w:lvlOverride>
   </w:num>
   <w:num w:numId="1066">
@@ -26655,12 +27366,72 @@
     </w:lvlOverride>
   </w:num>
   <w:num w:numId="1067">
+    <w:abstractNumId w:val="99411"/>
+    <w:lvlOverride w:ilvl="0">
+      <w:startOverride w:val="1"/>
+    </w:lvlOverride>
+    <w:lvlOverride w:ilvl="1">
+      <w:startOverride w:val="1"/>
+    </w:lvlOverride>
+    <w:lvlOverride w:ilvl="2">
+      <w:startOverride w:val="1"/>
+    </w:lvlOverride>
+    <w:lvlOverride w:ilvl="3">
+      <w:startOverride w:val="1"/>
+    </w:lvlOverride>
+    <w:lvlOverride w:ilvl="4">
+      <w:startOverride w:val="1"/>
+    </w:lvlOverride>
+    <w:lvlOverride w:ilvl="5">
+      <w:startOverride w:val="1"/>
+    </w:lvlOverride>
+    <w:lvlOverride w:ilvl="6">
+      <w:startOverride w:val="1"/>
+    </w:lvlOverride>
+    <w:lvlOverride w:ilvl="7">
+      <w:startOverride w:val="1"/>
+    </w:lvlOverride>
+    <w:lvlOverride w:ilvl="8">
+      <w:startOverride w:val="1"/>
+    </w:lvlOverride>
+  </w:num>
+  <w:num w:numId="1068">
+    <w:abstractNumId w:val="99411"/>
+    <w:lvlOverride w:ilvl="0">
+      <w:startOverride w:val="1"/>
+    </w:lvlOverride>
+    <w:lvlOverride w:ilvl="1">
+      <w:startOverride w:val="1"/>
+    </w:lvlOverride>
+    <w:lvlOverride w:ilvl="2">
+      <w:startOverride w:val="1"/>
+    </w:lvlOverride>
+    <w:lvlOverride w:ilvl="3">
+      <w:startOverride w:val="1"/>
+    </w:lvlOverride>
+    <w:lvlOverride w:ilvl="4">
+      <w:startOverride w:val="1"/>
+    </w:lvlOverride>
+    <w:lvlOverride w:ilvl="5">
+      <w:startOverride w:val="1"/>
+    </w:lvlOverride>
+    <w:lvlOverride w:ilvl="6">
+      <w:startOverride w:val="1"/>
+    </w:lvlOverride>
+    <w:lvlOverride w:ilvl="7">
+      <w:startOverride w:val="1"/>
+    </w:lvlOverride>
+    <w:lvlOverride w:ilvl="8">
+      <w:startOverride w:val="1"/>
+    </w:lvlOverride>
+  </w:num>
+  <w:num w:numId="1069">
     <w:abstractNumId w:val="991"/>
   </w:num>
-  <w:num w:numId="1068">
+  <w:num w:numId="1070">
     <w:abstractNumId w:val="991"/>
   </w:num>
-  <w:num w:numId="1069">
+  <w:num w:numId="1071">
     <w:abstractNumId w:val="99411"/>
     <w:lvlOverride w:ilvl="0">
       <w:startOverride w:val="1"/>
@@ -26689,39 +27460,6 @@
     <w:lvlOverride w:ilvl="8">
       <w:startOverride w:val="1"/>
     </w:lvlOverride>
-  </w:num>
-  <w:num w:numId="1070">
-    <w:abstractNumId w:val="99411"/>
-    <w:lvlOverride w:ilvl="0">
-      <w:startOverride w:val="1"/>
-    </w:lvlOverride>
-    <w:lvlOverride w:ilvl="1">
-      <w:startOverride w:val="1"/>
-    </w:lvlOverride>
-    <w:lvlOverride w:ilvl="2">
-      <w:startOverride w:val="1"/>
-    </w:lvlOverride>
-    <w:lvlOverride w:ilvl="3">
-      <w:startOverride w:val="1"/>
-    </w:lvlOverride>
-    <w:lvlOverride w:ilvl="4">
-      <w:startOverride w:val="1"/>
-    </w:lvlOverride>
-    <w:lvlOverride w:ilvl="5">
-      <w:startOverride w:val="1"/>
-    </w:lvlOverride>
-    <w:lvlOverride w:ilvl="6">
-      <w:startOverride w:val="1"/>
-    </w:lvlOverride>
-    <w:lvlOverride w:ilvl="7">
-      <w:startOverride w:val="1"/>
-    </w:lvlOverride>
-    <w:lvlOverride w:ilvl="8">
-      <w:startOverride w:val="1"/>
-    </w:lvlOverride>
-  </w:num>
-  <w:num w:numId="1071">
-    <w:abstractNumId w:val="991"/>
   </w:num>
   <w:num w:numId="1072">
     <w:abstractNumId w:val="99411"/>
@@ -26757,9 +27495,42 @@
     <w:abstractNumId w:val="991"/>
   </w:num>
   <w:num w:numId="1074">
+    <w:abstractNumId w:val="99411"/>
+    <w:lvlOverride w:ilvl="0">
+      <w:startOverride w:val="1"/>
+    </w:lvlOverride>
+    <w:lvlOverride w:ilvl="1">
+      <w:startOverride w:val="1"/>
+    </w:lvlOverride>
+    <w:lvlOverride w:ilvl="2">
+      <w:startOverride w:val="1"/>
+    </w:lvlOverride>
+    <w:lvlOverride w:ilvl="3">
+      <w:startOverride w:val="1"/>
+    </w:lvlOverride>
+    <w:lvlOverride w:ilvl="4">
+      <w:startOverride w:val="1"/>
+    </w:lvlOverride>
+    <w:lvlOverride w:ilvl="5">
+      <w:startOverride w:val="1"/>
+    </w:lvlOverride>
+    <w:lvlOverride w:ilvl="6">
+      <w:startOverride w:val="1"/>
+    </w:lvlOverride>
+    <w:lvlOverride w:ilvl="7">
+      <w:startOverride w:val="1"/>
+    </w:lvlOverride>
+    <w:lvlOverride w:ilvl="8">
+      <w:startOverride w:val="1"/>
+    </w:lvlOverride>
+  </w:num>
+  <w:num w:numId="1075">
     <w:abstractNumId w:val="991"/>
   </w:num>
-  <w:num w:numId="1075">
+  <w:num w:numId="1076">
+    <w:abstractNumId w:val="991"/>
+  </w:num>
+  <w:num w:numId="1077">
     <w:abstractNumId w:val="99411"/>
     <w:lvlOverride w:ilvl="0">
       <w:startOverride w:val="1"/>
@@ -26788,39 +27559,6 @@
     <w:lvlOverride w:ilvl="8">
       <w:startOverride w:val="1"/>
     </w:lvlOverride>
-  </w:num>
-  <w:num w:numId="1076">
-    <w:abstractNumId w:val="99411"/>
-    <w:lvlOverride w:ilvl="0">
-      <w:startOverride w:val="1"/>
-    </w:lvlOverride>
-    <w:lvlOverride w:ilvl="1">
-      <w:startOverride w:val="1"/>
-    </w:lvlOverride>
-    <w:lvlOverride w:ilvl="2">
-      <w:startOverride w:val="1"/>
-    </w:lvlOverride>
-    <w:lvlOverride w:ilvl="3">
-      <w:startOverride w:val="1"/>
-    </w:lvlOverride>
-    <w:lvlOverride w:ilvl="4">
-      <w:startOverride w:val="1"/>
-    </w:lvlOverride>
-    <w:lvlOverride w:ilvl="5">
-      <w:startOverride w:val="1"/>
-    </w:lvlOverride>
-    <w:lvlOverride w:ilvl="6">
-      <w:startOverride w:val="1"/>
-    </w:lvlOverride>
-    <w:lvlOverride w:ilvl="7">
-      <w:startOverride w:val="1"/>
-    </w:lvlOverride>
-    <w:lvlOverride w:ilvl="8">
-      <w:startOverride w:val="1"/>
-    </w:lvlOverride>
-  </w:num>
-  <w:num w:numId="1077">
-    <w:abstractNumId w:val="991"/>
   </w:num>
   <w:num w:numId="1078">
     <w:abstractNumId w:val="99411"/>
@@ -26853,6 +27591,39 @@
     </w:lvlOverride>
   </w:num>
   <w:num w:numId="1079">
+    <w:abstractNumId w:val="991"/>
+  </w:num>
+  <w:num w:numId="1080">
+    <w:abstractNumId w:val="99411"/>
+    <w:lvlOverride w:ilvl="0">
+      <w:startOverride w:val="1"/>
+    </w:lvlOverride>
+    <w:lvlOverride w:ilvl="1">
+      <w:startOverride w:val="1"/>
+    </w:lvlOverride>
+    <w:lvlOverride w:ilvl="2">
+      <w:startOverride w:val="1"/>
+    </w:lvlOverride>
+    <w:lvlOverride w:ilvl="3">
+      <w:startOverride w:val="1"/>
+    </w:lvlOverride>
+    <w:lvlOverride w:ilvl="4">
+      <w:startOverride w:val="1"/>
+    </w:lvlOverride>
+    <w:lvlOverride w:ilvl="5">
+      <w:startOverride w:val="1"/>
+    </w:lvlOverride>
+    <w:lvlOverride w:ilvl="6">
+      <w:startOverride w:val="1"/>
+    </w:lvlOverride>
+    <w:lvlOverride w:ilvl="7">
+      <w:startOverride w:val="1"/>
+    </w:lvlOverride>
+    <w:lvlOverride w:ilvl="8">
+      <w:startOverride w:val="1"/>
+    </w:lvlOverride>
+  </w:num>
+  <w:num w:numId="1081">
     <w:abstractNumId w:val="99412"/>
     <w:lvlOverride w:ilvl="0">
       <w:startOverride w:val="2"/>
@@ -26882,7 +27653,7 @@
       <w:startOverride w:val="2"/>
     </w:lvlOverride>
   </w:num>
-  <w:num w:numId="1080">
+  <w:num w:numId="1082">
     <w:abstractNumId w:val="99711"/>
     <w:lvlOverride w:ilvl="0">
       <w:startOverride w:val="1"/>
@@ -26912,7 +27683,7 @@
       <w:startOverride w:val="1"/>
     </w:lvlOverride>
   </w:num>
-  <w:num w:numId="1081">
+  <w:num w:numId="1083">
     <w:abstractNumId w:val="99511"/>
     <w:lvlOverride w:ilvl="0">
       <w:startOverride w:val="1"/>
@@ -26942,7 +27713,7 @@
       <w:startOverride w:val="1"/>
     </w:lvlOverride>
   </w:num>
-  <w:num w:numId="1082">
+  <w:num w:numId="1084">
     <w:abstractNumId w:val="99511"/>
     <w:lvlOverride w:ilvl="0">
       <w:startOverride w:val="1"/>
@@ -26972,71 +27743,11 @@
       <w:startOverride w:val="1"/>
     </w:lvlOverride>
   </w:num>
-  <w:num w:numId="1083">
+  <w:num w:numId="1085">
     <w:abstractNumId w:val="991"/>
   </w:num>
-  <w:num w:numId="1084">
+  <w:num w:numId="1086">
     <w:abstractNumId w:val="991"/>
-  </w:num>
-  <w:num w:numId="1085">
-    <w:abstractNumId w:val="99411"/>
-    <w:lvlOverride w:ilvl="0">
-      <w:startOverride w:val="1"/>
-    </w:lvlOverride>
-    <w:lvlOverride w:ilvl="1">
-      <w:startOverride w:val="1"/>
-    </w:lvlOverride>
-    <w:lvlOverride w:ilvl="2">
-      <w:startOverride w:val="1"/>
-    </w:lvlOverride>
-    <w:lvlOverride w:ilvl="3">
-      <w:startOverride w:val="1"/>
-    </w:lvlOverride>
-    <w:lvlOverride w:ilvl="4">
-      <w:startOverride w:val="1"/>
-    </w:lvlOverride>
-    <w:lvlOverride w:ilvl="5">
-      <w:startOverride w:val="1"/>
-    </w:lvlOverride>
-    <w:lvlOverride w:ilvl="6">
-      <w:startOverride w:val="1"/>
-    </w:lvlOverride>
-    <w:lvlOverride w:ilvl="7">
-      <w:startOverride w:val="1"/>
-    </w:lvlOverride>
-    <w:lvlOverride w:ilvl="8">
-      <w:startOverride w:val="1"/>
-    </w:lvlOverride>
-  </w:num>
-  <w:num w:numId="1086">
-    <w:abstractNumId w:val="99411"/>
-    <w:lvlOverride w:ilvl="0">
-      <w:startOverride w:val="1"/>
-    </w:lvlOverride>
-    <w:lvlOverride w:ilvl="1">
-      <w:startOverride w:val="1"/>
-    </w:lvlOverride>
-    <w:lvlOverride w:ilvl="2">
-      <w:startOverride w:val="1"/>
-    </w:lvlOverride>
-    <w:lvlOverride w:ilvl="3">
-      <w:startOverride w:val="1"/>
-    </w:lvlOverride>
-    <w:lvlOverride w:ilvl="4">
-      <w:startOverride w:val="1"/>
-    </w:lvlOverride>
-    <w:lvlOverride w:ilvl="5">
-      <w:startOverride w:val="1"/>
-    </w:lvlOverride>
-    <w:lvlOverride w:ilvl="6">
-      <w:startOverride w:val="1"/>
-    </w:lvlOverride>
-    <w:lvlOverride w:ilvl="7">
-      <w:startOverride w:val="1"/>
-    </w:lvlOverride>
-    <w:lvlOverride w:ilvl="8">
-      <w:startOverride w:val="1"/>
-    </w:lvlOverride>
   </w:num>
   <w:num w:numId="1087">
     <w:abstractNumId w:val="99411"/>
@@ -27069,7 +27780,7 @@
     </w:lvlOverride>
   </w:num>
   <w:num w:numId="1088">
-    <w:abstractNumId w:val="99711"/>
+    <w:abstractNumId w:val="99411"/>
     <w:lvlOverride w:ilvl="0">
       <w:startOverride w:val="1"/>
     </w:lvlOverride>
@@ -27102,10 +27813,37 @@
     <w:abstractNumId w:val="991"/>
   </w:num>
   <w:num w:numId="1090">
-    <w:abstractNumId w:val="991"/>
+    <w:abstractNumId w:val="99411"/>
+    <w:lvlOverride w:ilvl="0">
+      <w:startOverride w:val="1"/>
+    </w:lvlOverride>
+    <w:lvlOverride w:ilvl="1">
+      <w:startOverride w:val="1"/>
+    </w:lvlOverride>
+    <w:lvlOverride w:ilvl="2">
+      <w:startOverride w:val="1"/>
+    </w:lvlOverride>
+    <w:lvlOverride w:ilvl="3">
+      <w:startOverride w:val="1"/>
+    </w:lvlOverride>
+    <w:lvlOverride w:ilvl="4">
+      <w:startOverride w:val="1"/>
+    </w:lvlOverride>
+    <w:lvlOverride w:ilvl="5">
+      <w:startOverride w:val="1"/>
+    </w:lvlOverride>
+    <w:lvlOverride w:ilvl="6">
+      <w:startOverride w:val="1"/>
+    </w:lvlOverride>
+    <w:lvlOverride w:ilvl="7">
+      <w:startOverride w:val="1"/>
+    </w:lvlOverride>
+    <w:lvlOverride w:ilvl="8">
+      <w:startOverride w:val="1"/>
+    </w:lvlOverride>
   </w:num>
   <w:num w:numId="1091">
-    <w:abstractNumId w:val="99411"/>
+    <w:abstractNumId w:val="99711"/>
     <w:lvlOverride w:ilvl="0">
       <w:startOverride w:val="1"/>
     </w:lvlOverride>
@@ -27138,34 +27876,7 @@
     <w:abstractNumId w:val="991"/>
   </w:num>
   <w:num w:numId="1093">
-    <w:abstractNumId w:val="99411"/>
-    <w:lvlOverride w:ilvl="0">
-      <w:startOverride w:val="1"/>
-    </w:lvlOverride>
-    <w:lvlOverride w:ilvl="1">
-      <w:startOverride w:val="1"/>
-    </w:lvlOverride>
-    <w:lvlOverride w:ilvl="2">
-      <w:startOverride w:val="1"/>
-    </w:lvlOverride>
-    <w:lvlOverride w:ilvl="3">
-      <w:startOverride w:val="1"/>
-    </w:lvlOverride>
-    <w:lvlOverride w:ilvl="4">
-      <w:startOverride w:val="1"/>
-    </w:lvlOverride>
-    <w:lvlOverride w:ilvl="5">
-      <w:startOverride w:val="1"/>
-    </w:lvlOverride>
-    <w:lvlOverride w:ilvl="6">
-      <w:startOverride w:val="1"/>
-    </w:lvlOverride>
-    <w:lvlOverride w:ilvl="7">
-      <w:startOverride w:val="1"/>
-    </w:lvlOverride>
-    <w:lvlOverride w:ilvl="8">
-      <w:startOverride w:val="1"/>
-    </w:lvlOverride>
+    <w:abstractNumId w:val="991"/>
   </w:num>
   <w:num w:numId="1094">
     <w:abstractNumId w:val="99411"/>
@@ -27198,6 +27909,9 @@
     </w:lvlOverride>
   </w:num>
   <w:num w:numId="1095">
+    <w:abstractNumId w:val="991"/>
+  </w:num>
+  <w:num w:numId="1096">
     <w:abstractNumId w:val="99411"/>
     <w:lvlOverride w:ilvl="0">
       <w:startOverride w:val="1"/>
@@ -27226,15 +27940,39 @@
     <w:lvlOverride w:ilvl="8">
       <w:startOverride w:val="1"/>
     </w:lvlOverride>
-  </w:num>
-  <w:num w:numId="1096">
-    <w:abstractNumId w:val="991"/>
   </w:num>
   <w:num w:numId="1097">
     <w:abstractNumId w:val="991"/>
   </w:num>
   <w:num w:numId="1098">
-    <w:abstractNumId w:val="991"/>
+    <w:abstractNumId w:val="99411"/>
+    <w:lvlOverride w:ilvl="0">
+      <w:startOverride w:val="1"/>
+    </w:lvlOverride>
+    <w:lvlOverride w:ilvl="1">
+      <w:startOverride w:val="1"/>
+    </w:lvlOverride>
+    <w:lvlOverride w:ilvl="2">
+      <w:startOverride w:val="1"/>
+    </w:lvlOverride>
+    <w:lvlOverride w:ilvl="3">
+      <w:startOverride w:val="1"/>
+    </w:lvlOverride>
+    <w:lvlOverride w:ilvl="4">
+      <w:startOverride w:val="1"/>
+    </w:lvlOverride>
+    <w:lvlOverride w:ilvl="5">
+      <w:startOverride w:val="1"/>
+    </w:lvlOverride>
+    <w:lvlOverride w:ilvl="6">
+      <w:startOverride w:val="1"/>
+    </w:lvlOverride>
+    <w:lvlOverride w:ilvl="7">
+      <w:startOverride w:val="1"/>
+    </w:lvlOverride>
+    <w:lvlOverride w:ilvl="8">
+      <w:startOverride w:val="1"/>
+    </w:lvlOverride>
   </w:num>
   <w:num w:numId="1099">
     <w:abstractNumId w:val="99411"/>
@@ -27267,34 +28005,7 @@
     </w:lvlOverride>
   </w:num>
   <w:num w:numId="1100">
-    <w:abstractNumId w:val="99411"/>
-    <w:lvlOverride w:ilvl="0">
-      <w:startOverride w:val="1"/>
-    </w:lvlOverride>
-    <w:lvlOverride w:ilvl="1">
-      <w:startOverride w:val="1"/>
-    </w:lvlOverride>
-    <w:lvlOverride w:ilvl="2">
-      <w:startOverride w:val="1"/>
-    </w:lvlOverride>
-    <w:lvlOverride w:ilvl="3">
-      <w:startOverride w:val="1"/>
-    </w:lvlOverride>
-    <w:lvlOverride w:ilvl="4">
-      <w:startOverride w:val="1"/>
-    </w:lvlOverride>
-    <w:lvlOverride w:ilvl="5">
-      <w:startOverride w:val="1"/>
-    </w:lvlOverride>
-    <w:lvlOverride w:ilvl="6">
-      <w:startOverride w:val="1"/>
-    </w:lvlOverride>
-    <w:lvlOverride w:ilvl="7">
-      <w:startOverride w:val="1"/>
-    </w:lvlOverride>
-    <w:lvlOverride w:ilvl="8">
-      <w:startOverride w:val="1"/>
-    </w:lvlOverride>
+    <w:abstractNumId w:val="991"/>
   </w:num>
   <w:num w:numId="1101">
     <w:abstractNumId w:val="991"/>
@@ -27333,40 +28044,40 @@
     </w:lvlOverride>
   </w:num>
   <w:num w:numId="1104">
-    <w:abstractNumId w:val="991"/>
+    <w:abstractNumId w:val="99411"/>
+    <w:lvlOverride w:ilvl="0">
+      <w:startOverride w:val="1"/>
+    </w:lvlOverride>
+    <w:lvlOverride w:ilvl="1">
+      <w:startOverride w:val="1"/>
+    </w:lvlOverride>
+    <w:lvlOverride w:ilvl="2">
+      <w:startOverride w:val="1"/>
+    </w:lvlOverride>
+    <w:lvlOverride w:ilvl="3">
+      <w:startOverride w:val="1"/>
+    </w:lvlOverride>
+    <w:lvlOverride w:ilvl="4">
+      <w:startOverride w:val="1"/>
+    </w:lvlOverride>
+    <w:lvlOverride w:ilvl="5">
+      <w:startOverride w:val="1"/>
+    </w:lvlOverride>
+    <w:lvlOverride w:ilvl="6">
+      <w:startOverride w:val="1"/>
+    </w:lvlOverride>
+    <w:lvlOverride w:ilvl="7">
+      <w:startOverride w:val="1"/>
+    </w:lvlOverride>
+    <w:lvlOverride w:ilvl="8">
+      <w:startOverride w:val="1"/>
+    </w:lvlOverride>
   </w:num>
   <w:num w:numId="1105">
     <w:abstractNumId w:val="991"/>
   </w:num>
   <w:num w:numId="1106">
-    <w:abstractNumId w:val="99411"/>
-    <w:lvlOverride w:ilvl="0">
-      <w:startOverride w:val="1"/>
-    </w:lvlOverride>
-    <w:lvlOverride w:ilvl="1">
-      <w:startOverride w:val="1"/>
-    </w:lvlOverride>
-    <w:lvlOverride w:ilvl="2">
-      <w:startOverride w:val="1"/>
-    </w:lvlOverride>
-    <w:lvlOverride w:ilvl="3">
-      <w:startOverride w:val="1"/>
-    </w:lvlOverride>
-    <w:lvlOverride w:ilvl="4">
-      <w:startOverride w:val="1"/>
-    </w:lvlOverride>
-    <w:lvlOverride w:ilvl="5">
-      <w:startOverride w:val="1"/>
-    </w:lvlOverride>
-    <w:lvlOverride w:ilvl="6">
-      <w:startOverride w:val="1"/>
-    </w:lvlOverride>
-    <w:lvlOverride w:ilvl="7">
-      <w:startOverride w:val="1"/>
-    </w:lvlOverride>
-    <w:lvlOverride w:ilvl="8">
-      <w:startOverride w:val="1"/>
-    </w:lvlOverride>
+    <w:abstractNumId w:val="991"/>
   </w:num>
   <w:num w:numId="1107">
     <w:abstractNumId w:val="99411"/>
@@ -27399,34 +28110,7 @@
     </w:lvlOverride>
   </w:num>
   <w:num w:numId="1108">
-    <w:abstractNumId w:val="99411"/>
-    <w:lvlOverride w:ilvl="0">
-      <w:startOverride w:val="1"/>
-    </w:lvlOverride>
-    <w:lvlOverride w:ilvl="1">
-      <w:startOverride w:val="1"/>
-    </w:lvlOverride>
-    <w:lvlOverride w:ilvl="2">
-      <w:startOverride w:val="1"/>
-    </w:lvlOverride>
-    <w:lvlOverride w:ilvl="3">
-      <w:startOverride w:val="1"/>
-    </w:lvlOverride>
-    <w:lvlOverride w:ilvl="4">
-      <w:startOverride w:val="1"/>
-    </w:lvlOverride>
-    <w:lvlOverride w:ilvl="5">
-      <w:startOverride w:val="1"/>
-    </w:lvlOverride>
-    <w:lvlOverride w:ilvl="6">
-      <w:startOverride w:val="1"/>
-    </w:lvlOverride>
-    <w:lvlOverride w:ilvl="7">
-      <w:startOverride w:val="1"/>
-    </w:lvlOverride>
-    <w:lvlOverride w:ilvl="8">
-      <w:startOverride w:val="1"/>
-    </w:lvlOverride>
+    <w:abstractNumId w:val="991"/>
   </w:num>
   <w:num w:numId="1109">
     <w:abstractNumId w:val="991"/>
@@ -27462,10 +28146,64 @@
     </w:lvlOverride>
   </w:num>
   <w:num w:numId="1111">
-    <w:abstractNumId w:val="991"/>
+    <w:abstractNumId w:val="99411"/>
+    <w:lvlOverride w:ilvl="0">
+      <w:startOverride w:val="1"/>
+    </w:lvlOverride>
+    <w:lvlOverride w:ilvl="1">
+      <w:startOverride w:val="1"/>
+    </w:lvlOverride>
+    <w:lvlOverride w:ilvl="2">
+      <w:startOverride w:val="1"/>
+    </w:lvlOverride>
+    <w:lvlOverride w:ilvl="3">
+      <w:startOverride w:val="1"/>
+    </w:lvlOverride>
+    <w:lvlOverride w:ilvl="4">
+      <w:startOverride w:val="1"/>
+    </w:lvlOverride>
+    <w:lvlOverride w:ilvl="5">
+      <w:startOverride w:val="1"/>
+    </w:lvlOverride>
+    <w:lvlOverride w:ilvl="6">
+      <w:startOverride w:val="1"/>
+    </w:lvlOverride>
+    <w:lvlOverride w:ilvl="7">
+      <w:startOverride w:val="1"/>
+    </w:lvlOverride>
+    <w:lvlOverride w:ilvl="8">
+      <w:startOverride w:val="1"/>
+    </w:lvlOverride>
   </w:num>
   <w:num w:numId="1112">
-    <w:abstractNumId w:val="991"/>
+    <w:abstractNumId w:val="99411"/>
+    <w:lvlOverride w:ilvl="0">
+      <w:startOverride w:val="1"/>
+    </w:lvlOverride>
+    <w:lvlOverride w:ilvl="1">
+      <w:startOverride w:val="1"/>
+    </w:lvlOverride>
+    <w:lvlOverride w:ilvl="2">
+      <w:startOverride w:val="1"/>
+    </w:lvlOverride>
+    <w:lvlOverride w:ilvl="3">
+      <w:startOverride w:val="1"/>
+    </w:lvlOverride>
+    <w:lvlOverride w:ilvl="4">
+      <w:startOverride w:val="1"/>
+    </w:lvlOverride>
+    <w:lvlOverride w:ilvl="5">
+      <w:startOverride w:val="1"/>
+    </w:lvlOverride>
+    <w:lvlOverride w:ilvl="6">
+      <w:startOverride w:val="1"/>
+    </w:lvlOverride>
+    <w:lvlOverride w:ilvl="7">
+      <w:startOverride w:val="1"/>
+    </w:lvlOverride>
+    <w:lvlOverride w:ilvl="8">
+      <w:startOverride w:val="1"/>
+    </w:lvlOverride>
   </w:num>
   <w:num w:numId="1113">
     <w:abstractNumId w:val="991"/>
@@ -27501,67 +28239,13 @@
     </w:lvlOverride>
   </w:num>
   <w:num w:numId="1115">
-    <w:abstractNumId w:val="99411"/>
-    <w:lvlOverride w:ilvl="0">
-      <w:startOverride w:val="1"/>
-    </w:lvlOverride>
-    <w:lvlOverride w:ilvl="1">
-      <w:startOverride w:val="1"/>
-    </w:lvlOverride>
-    <w:lvlOverride w:ilvl="2">
-      <w:startOverride w:val="1"/>
-    </w:lvlOverride>
-    <w:lvlOverride w:ilvl="3">
-      <w:startOverride w:val="1"/>
-    </w:lvlOverride>
-    <w:lvlOverride w:ilvl="4">
-      <w:startOverride w:val="1"/>
-    </w:lvlOverride>
-    <w:lvlOverride w:ilvl="5">
-      <w:startOverride w:val="1"/>
-    </w:lvlOverride>
-    <w:lvlOverride w:ilvl="6">
-      <w:startOverride w:val="1"/>
-    </w:lvlOverride>
-    <w:lvlOverride w:ilvl="7">
-      <w:startOverride w:val="1"/>
-    </w:lvlOverride>
-    <w:lvlOverride w:ilvl="8">
-      <w:startOverride w:val="1"/>
-    </w:lvlOverride>
+    <w:abstractNumId w:val="991"/>
   </w:num>
   <w:num w:numId="1116">
     <w:abstractNumId w:val="991"/>
   </w:num>
   <w:num w:numId="1117">
-    <w:abstractNumId w:val="99411"/>
-    <w:lvlOverride w:ilvl="0">
-      <w:startOverride w:val="1"/>
-    </w:lvlOverride>
-    <w:lvlOverride w:ilvl="1">
-      <w:startOverride w:val="1"/>
-    </w:lvlOverride>
-    <w:lvlOverride w:ilvl="2">
-      <w:startOverride w:val="1"/>
-    </w:lvlOverride>
-    <w:lvlOverride w:ilvl="3">
-      <w:startOverride w:val="1"/>
-    </w:lvlOverride>
-    <w:lvlOverride w:ilvl="4">
-      <w:startOverride w:val="1"/>
-    </w:lvlOverride>
-    <w:lvlOverride w:ilvl="5">
-      <w:startOverride w:val="1"/>
-    </w:lvlOverride>
-    <w:lvlOverride w:ilvl="6">
-      <w:startOverride w:val="1"/>
-    </w:lvlOverride>
-    <w:lvlOverride w:ilvl="7">
-      <w:startOverride w:val="1"/>
-    </w:lvlOverride>
-    <w:lvlOverride w:ilvl="8">
-      <w:startOverride w:val="1"/>
-    </w:lvlOverride>
+    <w:abstractNumId w:val="991"/>
   </w:num>
   <w:num w:numId="1118">
     <w:abstractNumId w:val="99411"/>
@@ -27624,6 +28308,99 @@
     </w:lvlOverride>
   </w:num>
   <w:num w:numId="1120">
+    <w:abstractNumId w:val="991"/>
+  </w:num>
+  <w:num w:numId="1121">
+    <w:abstractNumId w:val="99411"/>
+    <w:lvlOverride w:ilvl="0">
+      <w:startOverride w:val="1"/>
+    </w:lvlOverride>
+    <w:lvlOverride w:ilvl="1">
+      <w:startOverride w:val="1"/>
+    </w:lvlOverride>
+    <w:lvlOverride w:ilvl="2">
+      <w:startOverride w:val="1"/>
+    </w:lvlOverride>
+    <w:lvlOverride w:ilvl="3">
+      <w:startOverride w:val="1"/>
+    </w:lvlOverride>
+    <w:lvlOverride w:ilvl="4">
+      <w:startOverride w:val="1"/>
+    </w:lvlOverride>
+    <w:lvlOverride w:ilvl="5">
+      <w:startOverride w:val="1"/>
+    </w:lvlOverride>
+    <w:lvlOverride w:ilvl="6">
+      <w:startOverride w:val="1"/>
+    </w:lvlOverride>
+    <w:lvlOverride w:ilvl="7">
+      <w:startOverride w:val="1"/>
+    </w:lvlOverride>
+    <w:lvlOverride w:ilvl="8">
+      <w:startOverride w:val="1"/>
+    </w:lvlOverride>
+  </w:num>
+  <w:num w:numId="1122">
+    <w:abstractNumId w:val="99411"/>
+    <w:lvlOverride w:ilvl="0">
+      <w:startOverride w:val="1"/>
+    </w:lvlOverride>
+    <w:lvlOverride w:ilvl="1">
+      <w:startOverride w:val="1"/>
+    </w:lvlOverride>
+    <w:lvlOverride w:ilvl="2">
+      <w:startOverride w:val="1"/>
+    </w:lvlOverride>
+    <w:lvlOverride w:ilvl="3">
+      <w:startOverride w:val="1"/>
+    </w:lvlOverride>
+    <w:lvlOverride w:ilvl="4">
+      <w:startOverride w:val="1"/>
+    </w:lvlOverride>
+    <w:lvlOverride w:ilvl="5">
+      <w:startOverride w:val="1"/>
+    </w:lvlOverride>
+    <w:lvlOverride w:ilvl="6">
+      <w:startOverride w:val="1"/>
+    </w:lvlOverride>
+    <w:lvlOverride w:ilvl="7">
+      <w:startOverride w:val="1"/>
+    </w:lvlOverride>
+    <w:lvlOverride w:ilvl="8">
+      <w:startOverride w:val="1"/>
+    </w:lvlOverride>
+  </w:num>
+  <w:num w:numId="1123">
+    <w:abstractNumId w:val="99411"/>
+    <w:lvlOverride w:ilvl="0">
+      <w:startOverride w:val="1"/>
+    </w:lvlOverride>
+    <w:lvlOverride w:ilvl="1">
+      <w:startOverride w:val="1"/>
+    </w:lvlOverride>
+    <w:lvlOverride w:ilvl="2">
+      <w:startOverride w:val="1"/>
+    </w:lvlOverride>
+    <w:lvlOverride w:ilvl="3">
+      <w:startOverride w:val="1"/>
+    </w:lvlOverride>
+    <w:lvlOverride w:ilvl="4">
+      <w:startOverride w:val="1"/>
+    </w:lvlOverride>
+    <w:lvlOverride w:ilvl="5">
+      <w:startOverride w:val="1"/>
+    </w:lvlOverride>
+    <w:lvlOverride w:ilvl="6">
+      <w:startOverride w:val="1"/>
+    </w:lvlOverride>
+    <w:lvlOverride w:ilvl="7">
+      <w:startOverride w:val="1"/>
+    </w:lvlOverride>
+    <w:lvlOverride w:ilvl="8">
+      <w:startOverride w:val="1"/>
+    </w:lvlOverride>
+  </w:num>
+  <w:num w:numId="1124">
     <w:abstractNumId w:val="99711"/>
     <w:lvlOverride w:ilvl="0">
       <w:startOverride w:val="1"/>
@@ -27653,13 +28430,13 @@
       <w:startOverride w:val="1"/>
     </w:lvlOverride>
   </w:num>
-  <w:num w:numId="1121">
+  <w:num w:numId="1125">
     <w:abstractNumId w:val="991"/>
   </w:num>
-  <w:num w:numId="1122">
+  <w:num w:numId="1126">
     <w:abstractNumId w:val="991"/>
   </w:num>
-  <w:num w:numId="1123">
+  <w:num w:numId="1127">
     <w:abstractNumId w:val="991"/>
   </w:num>
 </w:numbering>
